--- a/Report/Task 04_KnightSwap.docx
+++ b/Report/Task 04_KnightSwap.docx
@@ -1,107 +1,71 @@
 
 <file path=word/document.xml><?xml version="1.0" encoding="utf-8"?>
-<w:document xmlns:wpc="http://schemas.microsoft.com/office/word/2010/wordprocessingCanvas" xmlns:cx="http://schemas.microsoft.com/office/drawing/2014/chartex" xmlns:cx1="http://schemas.microsoft.com/office/drawing/2015/9/8/chartex" xmlns:cx2="http://schemas.microsoft.com/office/drawing/2015/10/21/chartex" xmlns:cx3="http://schemas.microsoft.com/office/drawing/2016/5/9/chartex" xmlns:cx4="http://schemas.microsoft.com/office/drawing/2016/5/10/chartex" xmlns:cx5="http://schemas.microsoft.com/office/drawing/2016/5/11/chartex" xmlns:cx6="http://schemas.microsoft.com/office/drawing/2016/5/12/chartex" xmlns:cx7="http://schemas.microsoft.com/office/drawing/2016/5/13/chartex" xmlns:cx8="http://schemas.microsoft.com/office/drawing/2016/5/14/chartex" xmlns:mc="http://schemas.openxmlformats.org/markup-compatibility/2006" xmlns:aink="http://schemas.microsoft.com/office/drawing/2016/ink" xmlns:am3d="http://schemas.microsoft.com/office/drawing/2017/model3d" xmlns:o="urn:schemas-microsoft-com:office:office" xmlns:oel="http://schemas.microsoft.com/office/2019/extlst" xmlns:r="http://schemas.openxmlformats.org/officeDocument/2006/relationships" xmlns:m="http://schemas.openxmlformats.org/officeDocument/2006/math" xmlns:v="urn:schemas-microsoft-com:vml" xmlns:wp14="http://schemas.microsoft.com/office/word/2010/wordprocessingDrawing" xmlns:wp="http://schemas.openxmlformats.org/drawingml/2006/wordprocessingDrawing" xmlns:w10="urn:schemas-microsoft-com:office:word" xmlns:w="http://schemas.openxmlformats.org/wordprocessingml/2006/main" xmlns:w14="http://schemas.microsoft.com/office/word/2010/wordml" xmlns:w15="http://schemas.microsoft.com/office/word/2012/wordml" xmlns:w16cex="http://schemas.microsoft.com/office/word/2018/wordml/cex" xmlns:w16cid="http://schemas.microsoft.com/office/word/2016/wordml/cid" xmlns:w16="http://schemas.microsoft.com/office/word/2018/wordml" xmlns:w16du="http://schemas.microsoft.com/office/word/2023/wordml/word16du" xmlns:w16sdtdh="http://schemas.microsoft.com/office/word/2020/wordml/sdtdatahash" xmlns:w16sdtfl="http://schemas.microsoft.com/office/word/2024/wordml/sdtformatlock" xmlns:w16se="http://schemas.microsoft.com/office/word/2015/wordml/symex" xmlns:wpg="http://schemas.microsoft.com/office/word/2010/wordprocessingGroup" xmlns:wpi="http://schemas.microsoft.com/office/word/2010/wordprocessingInk" xmlns:wne="http://schemas.microsoft.com/office/word/2006/wordml" xmlns:wps="http://schemas.microsoft.com/office/word/2010/wordprocessingShape" mc:Ignorable="w14 w15 w16se w16cid w16 w16cex w16sdtdh w16sdtfl w16du wp14">
+<w:document xmlns:wpc="http://schemas.microsoft.com/office/word/2010/wordprocessingCanvas" xmlns:cx="http://schemas.microsoft.com/office/drawing/2014/chartex" xmlns:cx1="http://schemas.microsoft.com/office/drawing/2015/9/8/chartex" xmlns:cx2="http://schemas.microsoft.com/office/drawing/2015/10/21/chartex" xmlns:cx3="http://schemas.microsoft.com/office/drawing/2016/5/9/chartex" xmlns:cx4="http://schemas.microsoft.com/office/drawing/2016/5/10/chartex" xmlns:cx5="http://schemas.microsoft.com/office/drawing/2016/5/11/chartex" xmlns:cx6="http://schemas.microsoft.com/office/drawing/2016/5/12/chartex" xmlns:cx7="http://schemas.microsoft.com/office/drawing/2016/5/13/chartex" xmlns:cx8="http://schemas.microsoft.com/office/drawing/2016/5/14/chartex" xmlns:mc="http://schemas.openxmlformats.org/markup-compatibility/2006" xmlns:aink="http://schemas.microsoft.com/office/drawing/2016/ink" xmlns:am3d="http://schemas.microsoft.com/office/drawing/2017/model3d" xmlns:o="urn:schemas-microsoft-com:office:office" xmlns:oel="http://schemas.microsoft.com/office/2019/extlst" xmlns:r="http://schemas.openxmlformats.org/officeDocument/2006/relationships" xmlns:m="http://schemas.openxmlformats.org/officeDocument/2006/math" xmlns:v="urn:schemas-microsoft-com:vml" xmlns:wp14="http://schemas.microsoft.com/office/word/2010/wordprocessingDrawing" xmlns:wp="http://schemas.openxmlformats.org/drawingml/2006/wordprocessingDrawing" xmlns:w10="urn:schemas-microsoft-com:office:word" xmlns:w="http://schemas.openxmlformats.org/wordprocessingml/2006/main" xmlns:w14="http://schemas.microsoft.com/office/word/2010/wordml" xmlns:w15="http://schemas.microsoft.com/office/word/2012/wordml" xmlns:w16cex="http://schemas.microsoft.com/office/word/2018/wordml/cex" xmlns:w16cid="http://schemas.microsoft.com/office/word/2016/wordml/cid" xmlns:w16="http://schemas.microsoft.com/office/word/2018/wordml" xmlns:w16du="http://schemas.microsoft.com/office/word/2023/wordml/word16du" xmlns:w16sdtdh="http://schemas.microsoft.com/office/word/2020/wordml/sdtdatahash" xmlns:w16se="http://schemas.microsoft.com/office/word/2015/wordml/symex" xmlns:wpg="http://schemas.microsoft.com/office/word/2010/wordprocessingGroup" xmlns:wpi="http://schemas.microsoft.com/office/word/2010/wordprocessingInk" xmlns:wne="http://schemas.microsoft.com/office/word/2006/wordml" xmlns:wps="http://schemas.microsoft.com/office/word/2010/wordprocessingShape" mc:Ignorable="w14 w15 w16se w16cid w16 w16cex w16sdtdh wp14">
   <w:body>
     <w:p>
       <w:pPr>
-        <w:spacing w:after="600"/>
-      </w:pPr>
-    </w:p>
-    <w:p>
-      <w:pPr>
-        <w:spacing w:after="200"/>
-      </w:pPr>
-    </w:p>
-    <w:p>
-      <w:pPr>
-        <w:spacing w:after="60"/>
-        <w:jc w:val="center"/>
-      </w:pPr>
+        <w:pStyle w:val="Heading1"/>
+      </w:pPr>
+      <w:r>
+        <w:t>4</w:t>
+      </w:r>
+      <w:r>
+        <w:t>.</w:t>
+      </w:r>
+      <w:r>
+        <w:t xml:space="preserve"> </w:t>
+      </w:r>
+      <w:r>
+        <w:t>Knight Swap</w:t>
+      </w:r>
+    </w:p>
+    <w:p>
+      <w:pPr>
+        <w:pStyle w:val="Heading2"/>
+      </w:pPr>
+      <w:r>
+        <w:t>4.1 Problem description</w:t>
+      </w:r>
+    </w:p>
+    <w:p>
+      <w:pPr>
+        <w:pStyle w:val="Heading3"/>
+      </w:pPr>
+      <w:r>
+        <w:t>4</w:t>
+      </w:r>
+      <w:r>
+        <w:t>.1</w:t>
+      </w:r>
+      <w:r>
+        <w:t xml:space="preserve">.1 </w:t>
+      </w:r>
+      <w:r>
+        <w:t>What is the Knight Swap Puzzle?</w:t>
+      </w:r>
+    </w:p>
+    <w:p>
+      <w:pPr>
+        <w:spacing w:before="60" w:after="120"/>
+        <w:ind w:firstLine="720"/>
+      </w:pPr>
+      <w:r>
+        <w:t xml:space="preserve">The </w:t>
+      </w:r>
       <w:r>
         <w:rPr>
           <w:b/>
           <w:bCs/>
-          <w:color w:val="1F4E79"/>
-          <w:sz w:val="60"/>
-          <w:szCs w:val="60"/>
         </w:rPr>
         <w:t>Knight Swap Puzzle</w:t>
       </w:r>
-    </w:p>
-    <w:p>
-      <w:pPr>
-        <w:spacing w:after="60"/>
-        <w:jc w:val="center"/>
-      </w:pPr>
-      <w:r>
-        <w:rPr>
-          <w:i/>
-          <w:iCs/>
-          <w:color w:val="2E75B6"/>
-          <w:sz w:val="28"/>
-          <w:szCs w:val="28"/>
-        </w:rPr>
-        <w:t>Solving a Classic Chess Puzzle Using Breadth-First Search</w:t>
-      </w:r>
-    </w:p>
-    <w:p>
-      <w:pPr>
-        <w:spacing w:after="300"/>
-      </w:pPr>
-    </w:p>
-    <w:p>
-      <w:r>
-        <w:br w:type="page"/>
+      <w:r>
+        <w:t xml:space="preserve"> is a well-known combinatorial puzzle played on a </w:t>
       </w:r>
       <w:r>
         <w:rPr>
           <w:b/>
           <w:bCs/>
-          <w:color w:val="1F4E79"/>
-          <w:sz w:val="32"/>
-          <w:szCs w:val="32"/>
-        </w:rPr>
-        <w:lastRenderedPageBreak/>
-        <w:t>1. Problem Description</w:t>
-      </w:r>
-    </w:p>
-    <w:p>
-      <w:pPr>
-        <w:pStyle w:val="Heading2"/>
-        <w:pBdr>
-          <w:bottom w:val="single" w:sz="6" w:space="1" w:color="2E75B6"/>
-        </w:pBdr>
-      </w:pPr>
-      <w:proofErr w:type="gramStart"/>
-      <w:r>
-        <w:t>1.1  What</w:t>
-      </w:r>
-      <w:proofErr w:type="gramEnd"/>
-      <w:r>
-        <w:t xml:space="preserve"> is the Knight Swap Puzzle?</w:t>
-      </w:r>
-    </w:p>
-    <w:p>
-      <w:pPr>
-        <w:spacing w:before="60" w:after="120"/>
-      </w:pPr>
-      <w:r>
-        <w:t xml:space="preserve">The </w:t>
-      </w:r>
-      <w:r>
-        <w:rPr>
-          <w:b/>
-          <w:bCs/>
-        </w:rPr>
-        <w:t>Knight Swap Puzzle</w:t>
-      </w:r>
-      <w:r>
-        <w:t xml:space="preserve"> is a well-known combinatorial puzzle played on a </w:t>
-      </w:r>
-      <w:r>
-        <w:rPr>
-          <w:b/>
-          <w:bCs/>
         </w:rPr>
         <w:t>4 × 3 chessboard</w:t>
       </w:r>
@@ -111,23 +75,37 @@
     </w:p>
     <w:p>
       <w:pPr>
-        <w:spacing w:after="80"/>
-      </w:pPr>
-    </w:p>
-    <w:p>
-      <w:pPr>
-        <w:pStyle w:val="Heading2"/>
-        <w:pBdr>
-          <w:bottom w:val="single" w:sz="6" w:space="1" w:color="2E75B6"/>
-        </w:pBdr>
-      </w:pPr>
-      <w:proofErr w:type="gramStart"/>
-      <w:r>
-        <w:t>1.2  Initial</w:t>
-      </w:r>
-      <w:proofErr w:type="gramEnd"/>
-      <w:r>
-        <w:t xml:space="preserve"> and Goal States</w:t>
+        <w:pStyle w:val="Heading3"/>
+      </w:pPr>
+      <w:r>
+        <w:t>4</w:t>
+      </w:r>
+      <w:r>
+        <w:t>.</w:t>
+      </w:r>
+      <w:r>
+        <w:t>1.2</w:t>
+      </w:r>
+      <w:r>
+        <w:t xml:space="preserve"> </w:t>
+      </w:r>
+      <w:r>
+        <w:t>I</w:t>
+      </w:r>
+      <w:r>
+        <w:t xml:space="preserve">nitial and </w:t>
+      </w:r>
+      <w:r>
+        <w:t>g</w:t>
+      </w:r>
+      <w:r>
+        <w:t xml:space="preserve">oal </w:t>
+      </w:r>
+      <w:r>
+        <w:t>s</w:t>
+      </w:r>
+      <w:r>
+        <w:t>tates</w:t>
       </w:r>
     </w:p>
     <w:p>
@@ -167,12 +145,6 @@
         <w:gridCol w:w="2720"/>
       </w:tblGrid>
       <w:tr>
-        <w:tblPrEx>
-          <w:tblCellMar>
-            <w:top w:w="0" w:type="dxa"/>
-            <w:bottom w:w="0" w:type="dxa"/>
-          </w:tblCellMar>
-        </w:tblPrEx>
         <w:trPr>
           <w:tblHeader/>
         </w:trPr>
@@ -304,12 +276,6 @@
         </w:tc>
       </w:tr>
       <w:tr>
-        <w:tblPrEx>
-          <w:tblCellMar>
-            <w:top w:w="0" w:type="dxa"/>
-            <w:bottom w:w="0" w:type="dxa"/>
-          </w:tblCellMar>
-        </w:tblPrEx>
         <w:tc>
           <w:tcPr>
             <w:tcW w:w="1600" w:type="dxa"/>
@@ -420,12 +386,6 @@
         </w:tc>
       </w:tr>
       <w:tr>
-        <w:tblPrEx>
-          <w:tblCellMar>
-            <w:top w:w="0" w:type="dxa"/>
-            <w:bottom w:w="0" w:type="dxa"/>
-          </w:tblCellMar>
-        </w:tblPrEx>
         <w:tc>
           <w:tcPr>
             <w:tcW w:w="1600" w:type="dxa"/>
@@ -536,12 +496,6 @@
         </w:tc>
       </w:tr>
       <w:tr>
-        <w:tblPrEx>
-          <w:tblCellMar>
-            <w:top w:w="0" w:type="dxa"/>
-            <w:bottom w:w="0" w:type="dxa"/>
-          </w:tblCellMar>
-        </w:tblPrEx>
         <w:tc>
           <w:tcPr>
             <w:tcW w:w="1600" w:type="dxa"/>
@@ -652,12 +606,6 @@
         </w:tc>
       </w:tr>
       <w:tr>
-        <w:tblPrEx>
-          <w:tblCellMar>
-            <w:top w:w="0" w:type="dxa"/>
-            <w:bottom w:w="0" w:type="dxa"/>
-          </w:tblCellMar>
-        </w:tblPrEx>
         <w:tc>
           <w:tcPr>
             <w:tcW w:w="1600" w:type="dxa"/>
@@ -797,12 +745,6 @@
         <w:gridCol w:w="2720"/>
       </w:tblGrid>
       <w:tr>
-        <w:tblPrEx>
-          <w:tblCellMar>
-            <w:top w:w="0" w:type="dxa"/>
-            <w:bottom w:w="0" w:type="dxa"/>
-          </w:tblCellMar>
-        </w:tblPrEx>
         <w:trPr>
           <w:tblHeader/>
         </w:trPr>
@@ -934,12 +876,6 @@
         </w:tc>
       </w:tr>
       <w:tr>
-        <w:tblPrEx>
-          <w:tblCellMar>
-            <w:top w:w="0" w:type="dxa"/>
-            <w:bottom w:w="0" w:type="dxa"/>
-          </w:tblCellMar>
-        </w:tblPrEx>
         <w:tc>
           <w:tcPr>
             <w:tcW w:w="1600" w:type="dxa"/>
@@ -1050,12 +986,6 @@
         </w:tc>
       </w:tr>
       <w:tr>
-        <w:tblPrEx>
-          <w:tblCellMar>
-            <w:top w:w="0" w:type="dxa"/>
-            <w:bottom w:w="0" w:type="dxa"/>
-          </w:tblCellMar>
-        </w:tblPrEx>
         <w:tc>
           <w:tcPr>
             <w:tcW w:w="1600" w:type="dxa"/>
@@ -1166,12 +1096,6 @@
         </w:tc>
       </w:tr>
       <w:tr>
-        <w:tblPrEx>
-          <w:tblCellMar>
-            <w:top w:w="0" w:type="dxa"/>
-            <w:bottom w:w="0" w:type="dxa"/>
-          </w:tblCellMar>
-        </w:tblPrEx>
         <w:tc>
           <w:tcPr>
             <w:tcW w:w="1600" w:type="dxa"/>
@@ -1282,12 +1206,6 @@
         </w:tc>
       </w:tr>
       <w:tr>
-        <w:tblPrEx>
-          <w:tblCellMar>
-            <w:top w:w="0" w:type="dxa"/>
-            <w:bottom w:w="0" w:type="dxa"/>
-          </w:tblCellMar>
-        </w:tblPrEx>
         <w:tc>
           <w:tcPr>
             <w:tcW w:w="1600" w:type="dxa"/>
@@ -1405,23 +1323,28 @@
     </w:p>
     <w:p>
       <w:pPr>
-        <w:pStyle w:val="Heading2"/>
-        <w:pBdr>
-          <w:bottom w:val="single" w:sz="6" w:space="1" w:color="2E75B6"/>
-        </w:pBdr>
-      </w:pPr>
-      <w:proofErr w:type="gramStart"/>
-      <w:r>
-        <w:t>1.3  Movement</w:t>
-      </w:r>
-      <w:proofErr w:type="gramEnd"/>
-      <w:r>
-        <w:t xml:space="preserve"> Rules</w:t>
+        <w:pStyle w:val="Heading3"/>
+      </w:pPr>
+      <w:r>
+        <w:t>4</w:t>
+      </w:r>
+      <w:r>
+        <w:t>.1</w:t>
+      </w:r>
+      <w:r>
+        <w:t xml:space="preserve">.3 Movement </w:t>
+      </w:r>
+      <w:r>
+        <w:t>ru</w:t>
+      </w:r>
+      <w:r>
+        <w:t>les</w:t>
       </w:r>
     </w:p>
     <w:p>
       <w:pPr>
         <w:spacing w:before="60" w:after="120"/>
+        <w:ind w:firstLine="360"/>
       </w:pPr>
       <w:r>
         <w:t>Each knight moves exactly as in standard chess: an L-shaped hop of two squares in one direction followed by one square perpendicular. From any cell, up to eight destinations are possible. In this puzzle:</w:t>
@@ -1462,28 +1385,28 @@
     </w:p>
     <w:p>
       <w:pPr>
-        <w:spacing w:after="80"/>
-      </w:pPr>
-    </w:p>
-    <w:p>
-      <w:pPr>
-        <w:pStyle w:val="Heading2"/>
-        <w:pBdr>
-          <w:bottom w:val="single" w:sz="6" w:space="1" w:color="2E75B6"/>
-        </w:pBdr>
-      </w:pPr>
-      <w:proofErr w:type="gramStart"/>
-      <w:r>
-        <w:t>1.4  Why</w:t>
-      </w:r>
-      <w:proofErr w:type="gramEnd"/>
-      <w:r>
-        <w:t xml:space="preserve"> is this Challenging?</w:t>
+        <w:pStyle w:val="Heading3"/>
+      </w:pPr>
+      <w:r>
+        <w:t>4</w:t>
+      </w:r>
+      <w:r>
+        <w:t>.</w:t>
+      </w:r>
+      <w:r>
+        <w:t>1.</w:t>
+      </w:r>
+      <w:r>
+        <w:t xml:space="preserve">4 </w:t>
+      </w:r>
+      <w:r>
+        <w:t>Challenges</w:t>
       </w:r>
     </w:p>
     <w:p>
       <w:pPr>
         <w:spacing w:before="60" w:after="120"/>
+        <w:ind w:firstLine="720"/>
       </w:pPr>
       <w:r>
         <w:t xml:space="preserve">A 4×3 board has 12 cells. With 6 knights placed, the remaining 6 are empty. The number of possible board configurations is the number of ways to distribute 3 white knights, 3 black knights, and 6 empty cells across 12 positions — a large space to search through manually. The </w:t>
@@ -1501,15 +1424,19 @@
     </w:p>
     <w:p>
       <w:r>
-        <w:rPr>
-          <w:b/>
-          <w:bCs/>
-          <w:color w:val="1F4E79"/>
-          <w:sz w:val="32"/>
-          <w:szCs w:val="32"/>
-        </w:rPr>
+        <w:br w:type="page"/>
+      </w:r>
+    </w:p>
+    <w:p>
+      <w:pPr>
+        <w:pStyle w:val="Heading2"/>
+      </w:pPr>
+      <w:r>
         <w:lastRenderedPageBreak/>
-        <w:t>2. Underlying Assumptions</w:t>
+        <w:t>4.</w:t>
+      </w:r>
+      <w:r>
+        <w:t>2 Assumptions</w:t>
       </w:r>
     </w:p>
     <w:p>
@@ -1519,11 +1446,6 @@
       <w:r>
         <w:t>The following assumptions were made before designing the solution:</w:t>
       </w:r>
-    </w:p>
-    <w:p>
-      <w:pPr>
-        <w:spacing w:after="80"/>
-      </w:pPr>
     </w:p>
     <w:p>
       <w:pPr>
@@ -1542,15 +1464,7 @@
         <w:t xml:space="preserve">Fixed board dimensions: </w:t>
       </w:r>
       <w:r>
-        <w:t xml:space="preserve">The board is always 4 rows by 3 columns. The algorithm is not designed to </w:t>
-      </w:r>
-      <w:proofErr w:type="spellStart"/>
-      <w:r>
-        <w:t>generalise</w:t>
-      </w:r>
-      <w:proofErr w:type="spellEnd"/>
-      <w:r>
-        <w:t xml:space="preserve"> to arbitrary sizes without code modification.</w:t>
+        <w:t>The board is always 4 rows by 3 columns. The algorithm is not designed to generalise to arbitrary sizes without code modification.</w:t>
       </w:r>
     </w:p>
     <w:p>
@@ -1600,15 +1514,7 @@
         <w:t xml:space="preserve">No captures: </w:t>
       </w:r>
       <w:r>
-        <w:t xml:space="preserve">Knights of either </w:t>
-      </w:r>
-      <w:proofErr w:type="spellStart"/>
-      <w:r>
-        <w:t>colour</w:t>
-      </w:r>
-      <w:proofErr w:type="spellEnd"/>
-      <w:r>
-        <w:t xml:space="preserve"> cannot move to a cell already occupied. They may only land on empty cells.</w:t>
+        <w:t>Knights of either colour cannot move to a cell already occupied. They may only land on empty cells.</w:t>
       </w:r>
     </w:p>
     <w:p>
@@ -1776,12 +1682,6 @@
         <w:gridCol w:w="9360"/>
       </w:tblGrid>
       <w:tr>
-        <w:tblPrEx>
-          <w:tblCellMar>
-            <w:top w:w="0" w:type="dxa"/>
-            <w:bottom w:w="0" w:type="dxa"/>
-          </w:tblCellMar>
-        </w:tblPrEx>
         <w:tc>
           <w:tcPr>
             <w:tcW w:w="0" w:type="auto"/>
@@ -1824,32 +1724,43 @@
     </w:p>
     <w:p>
       <w:pPr>
-        <w:pStyle w:val="Heading1"/>
+        <w:pStyle w:val="Heading2"/>
       </w:pPr>
       <w:r>
         <w:lastRenderedPageBreak/>
-        <w:t>3. Solution Methodology</w:t>
-      </w:r>
-    </w:p>
-    <w:p>
-      <w:pPr>
-        <w:pStyle w:val="Heading2"/>
-        <w:pBdr>
-          <w:bottom w:val="single" w:sz="6" w:space="1" w:color="2E75B6"/>
-        </w:pBdr>
-      </w:pPr>
-      <w:proofErr w:type="gramStart"/>
-      <w:r>
-        <w:t>3.1  Algorithm</w:t>
-      </w:r>
-      <w:proofErr w:type="gramEnd"/>
-      <w:r>
-        <w:t xml:space="preserve"> Choice: BFS</w:t>
+        <w:t>4.</w:t>
+      </w:r>
+      <w:r>
+        <w:t xml:space="preserve">3 Solution </w:t>
+      </w:r>
+      <w:r>
+        <w:t>m</w:t>
+      </w:r>
+      <w:r>
+        <w:t>ethodology</w:t>
+      </w:r>
+    </w:p>
+    <w:p>
+      <w:pPr>
+        <w:pStyle w:val="Heading3"/>
+      </w:pPr>
+      <w:r>
+        <w:t>4.</w:t>
+      </w:r>
+      <w:r>
+        <w:t xml:space="preserve">3.1 Algorithm </w:t>
+      </w:r>
+      <w:r>
+        <w:t>c</w:t>
+      </w:r>
+      <w:r>
+        <w:t>hoice: BFS</w:t>
       </w:r>
     </w:p>
     <w:p>
       <w:pPr>
         <w:spacing w:before="60" w:after="120"/>
+        <w:ind w:firstLine="720"/>
       </w:pPr>
       <w:r>
         <w:t xml:space="preserve">The problem is modelled as a </w:t>
@@ -1898,6 +1809,7 @@
     <w:p>
       <w:pPr>
         <w:spacing w:before="60" w:after="120"/>
+        <w:ind w:firstLine="720"/>
       </w:pPr>
       <w:r>
         <w:t xml:space="preserve">Breadth-First Search (BFS) is the natural choice for this type of problem. It explores all states reachable in </w:t>
@@ -1925,33 +1837,29 @@
     </w:p>
     <w:p>
       <w:pPr>
-        <w:spacing w:after="80"/>
-      </w:pPr>
-    </w:p>
-    <w:p>
-      <w:pPr>
-        <w:pStyle w:val="Heading2"/>
-        <w:pBdr>
-          <w:bottom w:val="single" w:sz="6" w:space="1" w:color="2E75B6"/>
-        </w:pBdr>
-      </w:pPr>
-      <w:proofErr w:type="gramStart"/>
-      <w:r>
-        <w:t>3.2  State</w:t>
-      </w:r>
-      <w:proofErr w:type="gramEnd"/>
-      <w:r>
-        <w:t xml:space="preserve"> Representation</w:t>
+        <w:pStyle w:val="Heading3"/>
+      </w:pPr>
+      <w:r>
+        <w:t>4.</w:t>
+      </w:r>
+      <w:r>
+        <w:t>3.2 State</w:t>
+      </w:r>
+      <w:r>
+        <w:t xml:space="preserve"> r</w:t>
+      </w:r>
+      <w:r>
+        <w:t>epresentation</w:t>
       </w:r>
     </w:p>
     <w:p>
       <w:pPr>
         <w:spacing w:before="60" w:after="120"/>
+        <w:ind w:firstLine="720"/>
       </w:pPr>
       <w:r>
         <w:t xml:space="preserve">A board state is stored as a </w:t>
       </w:r>
-      <w:proofErr w:type="spellStart"/>
       <w:r>
         <w:rPr>
           <w:rFonts w:ascii="Courier New" w:eastAsia="Courier New" w:hAnsi="Courier New" w:cs="Courier New"/>
@@ -1961,11 +1869,9 @@
         </w:rPr>
         <w:t>BoardState</w:t>
       </w:r>
-      <w:proofErr w:type="spellEnd"/>
       <w:r>
         <w:t xml:space="preserve"> struct containing a 4×3 integer array. Each cell holds 0, 1, or 2. The struct also provides an </w:t>
       </w:r>
-      <w:proofErr w:type="gramStart"/>
       <w:r>
         <w:rPr>
           <w:rFonts w:ascii="Courier New" w:eastAsia="Courier New" w:hAnsi="Courier New" w:cs="Courier New"/>
@@ -1973,9 +1879,11 @@
           <w:sz w:val="20"/>
           <w:szCs w:val="20"/>
         </w:rPr>
-        <w:t>encode(</w:t>
-      </w:r>
-      <w:proofErr w:type="gramEnd"/>
+        <w:t>encode()</w:t>
+      </w:r>
+      <w:r>
+        <w:t xml:space="preserve"> method that converts the array into a single </w:t>
+      </w:r>
       <w:r>
         <w:rPr>
           <w:rFonts w:ascii="Courier New" w:eastAsia="Courier New" w:hAnsi="Courier New" w:cs="Courier New"/>
@@ -1983,54 +1891,21 @@
           <w:sz w:val="20"/>
           <w:szCs w:val="20"/>
         </w:rPr>
-        <w:t>)</w:t>
-      </w:r>
-      <w:r>
-        <w:t xml:space="preserve"> method that converts the array into a single </w:t>
-      </w:r>
-      <w:r>
-        <w:rPr>
-          <w:rFonts w:ascii="Courier New" w:eastAsia="Courier New" w:hAnsi="Courier New" w:cs="Courier New"/>
-          <w:color w:val="C0392B"/>
-          <w:sz w:val="20"/>
-          <w:szCs w:val="20"/>
-        </w:rPr>
-        <w:t xml:space="preserve">long </w:t>
-      </w:r>
-      <w:proofErr w:type="spellStart"/>
-      <w:r>
-        <w:rPr>
-          <w:rFonts w:ascii="Courier New" w:eastAsia="Courier New" w:hAnsi="Courier New" w:cs="Courier New"/>
-          <w:color w:val="C0392B"/>
-          <w:sz w:val="20"/>
-          <w:szCs w:val="20"/>
-        </w:rPr>
-        <w:t>long</w:t>
-      </w:r>
-      <w:proofErr w:type="spellEnd"/>
+        <w:t>long long</w:t>
+      </w:r>
       <w:r>
         <w:t xml:space="preserve"> using base-3 arithmetic, producing a unique fingerprint for fast hashing.</w:t>
       </w:r>
     </w:p>
     <w:p>
       <w:pPr>
-        <w:spacing w:after="80"/>
-      </w:pPr>
-    </w:p>
-    <w:p>
-      <w:pPr>
-        <w:pStyle w:val="Heading2"/>
-        <w:pBdr>
-          <w:bottom w:val="single" w:sz="6" w:space="1" w:color="2E75B6"/>
-        </w:pBdr>
-      </w:pPr>
-      <w:proofErr w:type="gramStart"/>
-      <w:r>
-        <w:t>3.3  Step</w:t>
-      </w:r>
-      <w:proofErr w:type="gramEnd"/>
-      <w:r>
-        <w:t>-by-Step Methodology</w:t>
+        <w:pStyle w:val="Heading3"/>
+      </w:pPr>
+      <w:r>
+        <w:t>4.</w:t>
+      </w:r>
+      <w:r>
+        <w:t>3.3 Methodology</w:t>
       </w:r>
     </w:p>
     <w:p>
@@ -2069,12 +1944,6 @@
         <w:gridCol w:w="6660"/>
       </w:tblGrid>
       <w:tr>
-        <w:tblPrEx>
-          <w:tblCellMar>
-            <w:top w:w="0" w:type="dxa"/>
-            <w:bottom w:w="0" w:type="dxa"/>
-          </w:tblCellMar>
-        </w:tblPrEx>
         <w:trPr>
           <w:tblHeader/>
         </w:trPr>
@@ -2182,12 +2051,6 @@
         </w:tc>
       </w:tr>
       <w:tr>
-        <w:tblPrEx>
-          <w:tblCellMar>
-            <w:top w:w="0" w:type="dxa"/>
-            <w:bottom w:w="0" w:type="dxa"/>
-          </w:tblCellMar>
-        </w:tblPrEx>
         <w:tc>
           <w:tcPr>
             <w:tcW w:w="700" w:type="dxa"/>
@@ -2265,34 +2128,12 @@
                 <w:sz w:val="20"/>
                 <w:szCs w:val="20"/>
               </w:rPr>
-              <w:t xml:space="preserve">Construct the fixed start and goal </w:t>
-            </w:r>
-            <w:proofErr w:type="spellStart"/>
-            <w:r>
-              <w:rPr>
-                <w:sz w:val="20"/>
-                <w:szCs w:val="20"/>
-              </w:rPr>
-              <w:t>BoardState</w:t>
-            </w:r>
-            <w:proofErr w:type="spellEnd"/>
-            <w:r>
-              <w:rPr>
-                <w:sz w:val="20"/>
-                <w:szCs w:val="20"/>
-              </w:rPr>
-              <w:t xml:space="preserve"> objects</w:t>
+              <w:t>Construct the fixed start and goal BoardState objects</w:t>
             </w:r>
           </w:p>
         </w:tc>
       </w:tr>
       <w:tr>
-        <w:tblPrEx>
-          <w:tblCellMar>
-            <w:top w:w="0" w:type="dxa"/>
-            <w:bottom w:w="0" w:type="dxa"/>
-          </w:tblCellMar>
-        </w:tblPrEx>
         <w:tc>
           <w:tcPr>
             <w:tcW w:w="700" w:type="dxa"/>
@@ -2338,21 +2179,12 @@
             </w:tcMar>
           </w:tcPr>
           <w:p>
-            <w:proofErr w:type="spellStart"/>
-            <w:r>
-              <w:rPr>
-                <w:sz w:val="20"/>
-                <w:szCs w:val="20"/>
-              </w:rPr>
-              <w:t>Initialise</w:t>
-            </w:r>
-            <w:proofErr w:type="spellEnd"/>
-            <w:r>
-              <w:rPr>
-                <w:sz w:val="20"/>
-                <w:szCs w:val="20"/>
-              </w:rPr>
-              <w:t xml:space="preserve"> BFS</w:t>
+            <w:r>
+              <w:rPr>
+                <w:sz w:val="20"/>
+                <w:szCs w:val="20"/>
+              </w:rPr>
+              <w:t>Initialise BFS</w:t>
             </w:r>
           </w:p>
         </w:tc>
@@ -2385,12 +2217,6 @@
         </w:tc>
       </w:tr>
       <w:tr>
-        <w:tblPrEx>
-          <w:tblCellMar>
-            <w:top w:w="0" w:type="dxa"/>
-            <w:bottom w:w="0" w:type="dxa"/>
-          </w:tblCellMar>
-        </w:tblPrEx>
         <w:tc>
           <w:tcPr>
             <w:tcW w:w="700" w:type="dxa"/>
@@ -2474,12 +2300,6 @@
         </w:tc>
       </w:tr>
       <w:tr>
-        <w:tblPrEx>
-          <w:tblCellMar>
-            <w:top w:w="0" w:type="dxa"/>
-            <w:bottom w:w="0" w:type="dxa"/>
-          </w:tblCellMar>
-        </w:tblPrEx>
         <w:tc>
           <w:tcPr>
             <w:tcW w:w="700" w:type="dxa"/>
@@ -2563,12 +2383,6 @@
         </w:tc>
       </w:tr>
       <w:tr>
-        <w:tblPrEx>
-          <w:tblCellMar>
-            <w:top w:w="0" w:type="dxa"/>
-            <w:bottom w:w="0" w:type="dxa"/>
-          </w:tblCellMar>
-        </w:tblPrEx>
         <w:tc>
           <w:tcPr>
             <w:tcW w:w="700" w:type="dxa"/>
@@ -2646,34 +2460,12 @@
                 <w:sz w:val="20"/>
                 <w:szCs w:val="20"/>
               </w:rPr>
-              <w:t xml:space="preserve">For each successor not in </w:t>
-            </w:r>
-            <w:proofErr w:type="spellStart"/>
-            <w:r>
-              <w:rPr>
-                <w:sz w:val="20"/>
-                <w:szCs w:val="20"/>
-              </w:rPr>
-              <w:t>parentOf</w:t>
-            </w:r>
-            <w:proofErr w:type="spellEnd"/>
-            <w:r>
-              <w:rPr>
-                <w:sz w:val="20"/>
-                <w:szCs w:val="20"/>
-              </w:rPr>
-              <w:t xml:space="preserve"> map, record parent and enqueue</w:t>
+              <w:t>For each successor not in parentOf map, record parent and enqueue</w:t>
             </w:r>
           </w:p>
         </w:tc>
       </w:tr>
       <w:tr>
-        <w:tblPrEx>
-          <w:tblCellMar>
-            <w:top w:w="0" w:type="dxa"/>
-            <w:bottom w:w="0" w:type="dxa"/>
-          </w:tblCellMar>
-        </w:tblPrEx>
         <w:tc>
           <w:tcPr>
             <w:tcW w:w="700" w:type="dxa"/>
@@ -2751,34 +2543,12 @@
                 <w:sz w:val="20"/>
                 <w:szCs w:val="20"/>
               </w:rPr>
-              <w:t xml:space="preserve">Walk </w:t>
-            </w:r>
-            <w:proofErr w:type="spellStart"/>
-            <w:r>
-              <w:rPr>
-                <w:sz w:val="20"/>
-                <w:szCs w:val="20"/>
-              </w:rPr>
-              <w:t>parentOf</w:t>
-            </w:r>
-            <w:proofErr w:type="spellEnd"/>
-            <w:r>
-              <w:rPr>
-                <w:sz w:val="20"/>
-                <w:szCs w:val="20"/>
-              </w:rPr>
-              <w:t xml:space="preserve"> backwards from goal to start, then reverse</w:t>
+              <w:t>Walk parentOf backwards from goal to start, then reverse</w:t>
             </w:r>
           </w:p>
         </w:tc>
       </w:tr>
       <w:tr>
-        <w:tblPrEx>
-          <w:tblCellMar>
-            <w:top w:w="0" w:type="dxa"/>
-            <w:bottom w:w="0" w:type="dxa"/>
-          </w:tblCellMar>
-        </w:tblPrEx>
         <w:tc>
           <w:tcPr>
             <w:tcW w:w="700" w:type="dxa"/>
@@ -2869,18 +2639,25 @@
     </w:p>
     <w:p>
       <w:pPr>
-        <w:pStyle w:val="Heading2"/>
-        <w:pBdr>
-          <w:bottom w:val="single" w:sz="6" w:space="1" w:color="2E75B6"/>
-        </w:pBdr>
-      </w:pPr>
-      <w:proofErr w:type="gramStart"/>
-      <w:r>
-        <w:t>3.4  Data</w:t>
-      </w:r>
-      <w:proofErr w:type="gramEnd"/>
-      <w:r>
-        <w:t xml:space="preserve"> Structures Used</w:t>
+        <w:pStyle w:val="Heading3"/>
+      </w:pPr>
+      <w:r>
+        <w:t>4.</w:t>
+      </w:r>
+      <w:r>
+        <w:t xml:space="preserve">3.4 Data </w:t>
+      </w:r>
+      <w:r>
+        <w:t>s</w:t>
+      </w:r>
+      <w:r>
+        <w:t xml:space="preserve">tructures </w:t>
+      </w:r>
+      <w:r>
+        <w:t>u</w:t>
+      </w:r>
+      <w:r>
+        <w:t>sed</w:t>
       </w:r>
     </w:p>
     <w:tbl>
@@ -2906,12 +2683,6 @@
         <w:gridCol w:w="5000"/>
       </w:tblGrid>
       <w:tr>
-        <w:tblPrEx>
-          <w:tblCellMar>
-            <w:top w:w="0" w:type="dxa"/>
-            <w:bottom w:w="0" w:type="dxa"/>
-          </w:tblCellMar>
-        </w:tblPrEx>
         <w:trPr>
           <w:tblHeader/>
         </w:trPr>
@@ -3019,12 +2790,6 @@
         </w:tc>
       </w:tr>
       <w:tr>
-        <w:tblPrEx>
-          <w:tblCellMar>
-            <w:top w:w="0" w:type="dxa"/>
-            <w:bottom w:w="0" w:type="dxa"/>
-          </w:tblCellMar>
-        </w:tblPrEx>
         <w:tc>
           <w:tcPr>
             <w:tcW w:w="2200" w:type="dxa"/>
@@ -3043,7 +2808,6 @@
             </w:tcMar>
           </w:tcPr>
           <w:p>
-            <w:proofErr w:type="spellStart"/>
             <w:r>
               <w:rPr>
                 <w:sz w:val="20"/>
@@ -3051,7 +2815,6 @@
               </w:rPr>
               <w:t>statesToExplore</w:t>
             </w:r>
-            <w:proofErr w:type="spellEnd"/>
           </w:p>
         </w:tc>
         <w:tc>
@@ -3072,21 +2835,12 @@
             </w:tcMar>
           </w:tcPr>
           <w:p>
-            <w:proofErr w:type="gramStart"/>
-            <w:r>
-              <w:rPr>
-                <w:sz w:val="20"/>
-                <w:szCs w:val="20"/>
-              </w:rPr>
-              <w:t>std::</w:t>
-            </w:r>
-            <w:proofErr w:type="gramEnd"/>
-            <w:r>
-              <w:rPr>
-                <w:sz w:val="20"/>
-                <w:szCs w:val="20"/>
-              </w:rPr>
-              <w:t>queue</w:t>
+            <w:r>
+              <w:rPr>
+                <w:sz w:val="20"/>
+                <w:szCs w:val="20"/>
+              </w:rPr>
+              <w:t>std::queue</w:t>
             </w:r>
           </w:p>
         </w:tc>
@@ -3119,12 +2873,6 @@
         </w:tc>
       </w:tr>
       <w:tr>
-        <w:tblPrEx>
-          <w:tblCellMar>
-            <w:top w:w="0" w:type="dxa"/>
-            <w:bottom w:w="0" w:type="dxa"/>
-          </w:tblCellMar>
-        </w:tblPrEx>
         <w:tc>
           <w:tcPr>
             <w:tcW w:w="2200" w:type="dxa"/>
@@ -3143,7 +2891,6 @@
             </w:tcMar>
           </w:tcPr>
           <w:p>
-            <w:proofErr w:type="spellStart"/>
             <w:r>
               <w:rPr>
                 <w:sz w:val="20"/>
@@ -3151,7 +2898,6 @@
               </w:rPr>
               <w:t>parentOf</w:t>
             </w:r>
-            <w:proofErr w:type="spellEnd"/>
           </w:p>
         </w:tc>
         <w:tc>
@@ -3172,24 +2918,13 @@
             </w:tcMar>
           </w:tcPr>
           <w:p>
-            <w:proofErr w:type="gramStart"/>
-            <w:r>
-              <w:rPr>
-                <w:sz w:val="20"/>
-                <w:szCs w:val="20"/>
-              </w:rPr>
-              <w:t>std::</w:t>
-            </w:r>
-            <w:proofErr w:type="spellStart"/>
-            <w:proofErr w:type="gramEnd"/>
-            <w:r>
-              <w:rPr>
-                <w:sz w:val="20"/>
-                <w:szCs w:val="20"/>
-              </w:rPr>
-              <w:t>unordered_map</w:t>
-            </w:r>
-            <w:proofErr w:type="spellEnd"/>
+            <w:r>
+              <w:rPr>
+                <w:sz w:val="20"/>
+                <w:szCs w:val="20"/>
+              </w:rPr>
+              <w:t>std::unordered_map</w:t>
+            </w:r>
           </w:p>
         </w:tc>
         <w:tc>
@@ -3221,12 +2956,6 @@
         </w:tc>
       </w:tr>
       <w:tr>
-        <w:tblPrEx>
-          <w:tblCellMar>
-            <w:top w:w="0" w:type="dxa"/>
-            <w:bottom w:w="0" w:type="dxa"/>
-          </w:tblCellMar>
-        </w:tblPrEx>
         <w:tc>
           <w:tcPr>
             <w:tcW w:w="2200" w:type="dxa"/>
@@ -3245,7 +2974,6 @@
             </w:tcMar>
           </w:tcPr>
           <w:p>
-            <w:proofErr w:type="spellStart"/>
             <w:r>
               <w:rPr>
                 <w:sz w:val="20"/>
@@ -3253,7 +2981,6 @@
               </w:rPr>
               <w:t>boardOf</w:t>
             </w:r>
-            <w:proofErr w:type="spellEnd"/>
           </w:p>
         </w:tc>
         <w:tc>
@@ -3274,24 +3001,13 @@
             </w:tcMar>
           </w:tcPr>
           <w:p>
-            <w:proofErr w:type="gramStart"/>
-            <w:r>
-              <w:rPr>
-                <w:sz w:val="20"/>
-                <w:szCs w:val="20"/>
-              </w:rPr>
-              <w:t>std::</w:t>
-            </w:r>
-            <w:proofErr w:type="spellStart"/>
-            <w:proofErr w:type="gramEnd"/>
-            <w:r>
-              <w:rPr>
-                <w:sz w:val="20"/>
-                <w:szCs w:val="20"/>
-              </w:rPr>
-              <w:t>unordered_map</w:t>
-            </w:r>
-            <w:proofErr w:type="spellEnd"/>
+            <w:r>
+              <w:rPr>
+                <w:sz w:val="20"/>
+                <w:szCs w:val="20"/>
+              </w:rPr>
+              <w:t>std::unordered_map</w:t>
+            </w:r>
           </w:p>
         </w:tc>
         <w:tc>
@@ -3317,34 +3033,12 @@
                 <w:sz w:val="20"/>
                 <w:szCs w:val="20"/>
               </w:rPr>
-              <w:t xml:space="preserve">Maps encoded ID back to full </w:t>
-            </w:r>
-            <w:proofErr w:type="spellStart"/>
-            <w:r>
-              <w:rPr>
-                <w:sz w:val="20"/>
-                <w:szCs w:val="20"/>
-              </w:rPr>
-              <w:t>BoardState</w:t>
-            </w:r>
-            <w:proofErr w:type="spellEnd"/>
-            <w:r>
-              <w:rPr>
-                <w:sz w:val="20"/>
-                <w:szCs w:val="20"/>
-              </w:rPr>
-              <w:t xml:space="preserve"> for reconstruction</w:t>
+              <w:t>Maps encoded ID back to full BoardState for reconstruction</w:t>
             </w:r>
           </w:p>
         </w:tc>
       </w:tr>
       <w:tr>
-        <w:tblPrEx>
-          <w:tblCellMar>
-            <w:top w:w="0" w:type="dxa"/>
-            <w:bottom w:w="0" w:type="dxa"/>
-          </w:tblCellMar>
-        </w:tblPrEx>
         <w:tc>
           <w:tcPr>
             <w:tcW w:w="2200" w:type="dxa"/>
@@ -3363,7 +3057,6 @@
             </w:tcMar>
           </w:tcPr>
           <w:p>
-            <w:proofErr w:type="spellStart"/>
             <w:r>
               <w:rPr>
                 <w:sz w:val="20"/>
@@ -3371,7 +3064,6 @@
               </w:rPr>
               <w:t>solutionPath</w:t>
             </w:r>
-            <w:proofErr w:type="spellEnd"/>
           </w:p>
         </w:tc>
         <w:tc>
@@ -3392,21 +3084,12 @@
             </w:tcMar>
           </w:tcPr>
           <w:p>
-            <w:proofErr w:type="gramStart"/>
-            <w:r>
-              <w:rPr>
-                <w:sz w:val="20"/>
-                <w:szCs w:val="20"/>
-              </w:rPr>
-              <w:t>std::</w:t>
-            </w:r>
-            <w:proofErr w:type="gramEnd"/>
-            <w:r>
-              <w:rPr>
-                <w:sz w:val="20"/>
-                <w:szCs w:val="20"/>
-              </w:rPr>
-              <w:t>vector</w:t>
+            <w:r>
+              <w:rPr>
+                <w:sz w:val="20"/>
+                <w:szCs w:val="20"/>
+              </w:rPr>
+              <w:t>std::vector</w:t>
             </w:r>
           </w:p>
         </w:tc>
@@ -3440,7 +3123,7 @@
       </w:tr>
     </w:tbl>
     <w:p>
-      <w:r>
+      <w:pPr>
         <w:rPr>
           <w:b/>
           <w:bCs/>
@@ -3448,14 +3131,40 @@
           <w:sz w:val="32"/>
           <w:szCs w:val="32"/>
         </w:rPr>
+      </w:pPr>
+    </w:p>
+    <w:p>
+      <w:pPr>
+        <w:rPr>
+          <w:b/>
+          <w:bCs/>
+          <w:color w:val="1F4E79"/>
+          <w:sz w:val="32"/>
+          <w:szCs w:val="32"/>
+        </w:rPr>
+      </w:pPr>
+      <w:r>
+        <w:rPr>
+          <w:b/>
+          <w:bCs/>
+          <w:color w:val="1F4E79"/>
+          <w:sz w:val="32"/>
+          <w:szCs w:val="32"/>
+        </w:rPr>
+        <w:br w:type="page"/>
+      </w:r>
+    </w:p>
+    <w:p>
+      <w:pPr>
+        <w:pStyle w:val="Heading2"/>
+      </w:pPr>
+      <w:r>
         <w:lastRenderedPageBreak/>
-        <w:t>4. Pseudocode</w:t>
-      </w:r>
-    </w:p>
-    <w:p>
-      <w:pPr>
-        <w:spacing w:after="60"/>
-      </w:pPr>
+        <w:t>4.</w:t>
+      </w:r>
+      <w:r>
+        <w:t>4 Pseudocode</w:t>
+      </w:r>
     </w:p>
     <w:p>
       <w:pPr>
@@ -3469,188 +3178,35 @@
           <w:sz w:val="19"/>
           <w:szCs w:val="19"/>
         </w:rPr>
-        <w:t xml:space="preserve">FUNCTION </w:t>
-      </w:r>
-      <w:proofErr w:type="spellStart"/>
-      <w:proofErr w:type="gramStart"/>
-      <w:r>
-        <w:rPr>
-          <w:rFonts w:ascii="Courier New" w:eastAsia="Courier New" w:hAnsi="Courier New" w:cs="Courier New"/>
-          <w:color w:val="1A1A1A"/>
-          <w:sz w:val="19"/>
-          <w:szCs w:val="19"/>
-        </w:rPr>
-        <w:t>solveWithBFS</w:t>
-      </w:r>
-      <w:proofErr w:type="spellEnd"/>
-      <w:r>
-        <w:rPr>
-          <w:rFonts w:ascii="Courier New" w:eastAsia="Courier New" w:hAnsi="Courier New" w:cs="Courier New"/>
-          <w:color w:val="1A1A1A"/>
-          <w:sz w:val="19"/>
-          <w:szCs w:val="19"/>
-        </w:rPr>
-        <w:t>(</w:t>
-      </w:r>
-      <w:proofErr w:type="spellStart"/>
-      <w:proofErr w:type="gramEnd"/>
-      <w:r>
-        <w:rPr>
-          <w:rFonts w:ascii="Courier New" w:eastAsia="Courier New" w:hAnsi="Courier New" w:cs="Courier New"/>
-          <w:color w:val="1A1A1A"/>
-          <w:sz w:val="19"/>
-          <w:szCs w:val="19"/>
-        </w:rPr>
-        <w:t>startBoard</w:t>
-      </w:r>
-      <w:proofErr w:type="spellEnd"/>
-      <w:r>
-        <w:rPr>
-          <w:rFonts w:ascii="Courier New" w:eastAsia="Courier New" w:hAnsi="Courier New" w:cs="Courier New"/>
-          <w:color w:val="1A1A1A"/>
-          <w:sz w:val="19"/>
-          <w:szCs w:val="19"/>
-        </w:rPr>
-        <w:t xml:space="preserve">, </w:t>
-      </w:r>
-      <w:proofErr w:type="spellStart"/>
-      <w:r>
-        <w:rPr>
-          <w:rFonts w:ascii="Courier New" w:eastAsia="Courier New" w:hAnsi="Courier New" w:cs="Courier New"/>
-          <w:color w:val="1A1A1A"/>
-          <w:sz w:val="19"/>
-          <w:szCs w:val="19"/>
-        </w:rPr>
-        <w:t>goalBoard</w:t>
-      </w:r>
-      <w:proofErr w:type="spellEnd"/>
-      <w:r>
-        <w:rPr>
-          <w:rFonts w:ascii="Courier New" w:eastAsia="Courier New" w:hAnsi="Courier New" w:cs="Courier New"/>
-          <w:color w:val="1A1A1A"/>
-          <w:sz w:val="19"/>
-          <w:szCs w:val="19"/>
-        </w:rPr>
-        <w:t>):</w:t>
-      </w:r>
-    </w:p>
-    <w:p>
-      <w:pPr>
-        <w:shd w:val="clear" w:color="auto" w:fill="F2F2F2"/>
-      </w:pPr>
-      <w:r>
-        <w:rPr>
-          <w:rFonts w:ascii="Courier New" w:eastAsia="Courier New" w:hAnsi="Courier New" w:cs="Courier New"/>
-          <w:color w:val="1A1A1A"/>
-          <w:sz w:val="19"/>
-          <w:szCs w:val="19"/>
-        </w:rPr>
-        <w:t xml:space="preserve">    </w:t>
-      </w:r>
-      <w:proofErr w:type="spellStart"/>
-      <w:proofErr w:type="gramStart"/>
-      <w:r>
-        <w:rPr>
-          <w:rFonts w:ascii="Courier New" w:eastAsia="Courier New" w:hAnsi="Courier New" w:cs="Courier New"/>
-          <w:color w:val="1A1A1A"/>
-          <w:sz w:val="19"/>
-          <w:szCs w:val="19"/>
-        </w:rPr>
-        <w:t>goalCode</w:t>
-      </w:r>
-      <w:proofErr w:type="spellEnd"/>
-      <w:r>
-        <w:rPr>
-          <w:rFonts w:ascii="Courier New" w:eastAsia="Courier New" w:hAnsi="Courier New" w:cs="Courier New"/>
-          <w:color w:val="1A1A1A"/>
-          <w:sz w:val="19"/>
-          <w:szCs w:val="19"/>
-        </w:rPr>
-        <w:t xml:space="preserve">  &lt;</w:t>
-      </w:r>
-      <w:proofErr w:type="gramEnd"/>
-      <w:r>
-        <w:rPr>
-          <w:rFonts w:ascii="Courier New" w:eastAsia="Courier New" w:hAnsi="Courier New" w:cs="Courier New"/>
-          <w:color w:val="1A1A1A"/>
-          <w:sz w:val="19"/>
-          <w:szCs w:val="19"/>
-        </w:rPr>
-        <w:t>- encode(</w:t>
-      </w:r>
-      <w:proofErr w:type="spellStart"/>
-      <w:r>
-        <w:rPr>
-          <w:rFonts w:ascii="Courier New" w:eastAsia="Courier New" w:hAnsi="Courier New" w:cs="Courier New"/>
-          <w:color w:val="1A1A1A"/>
-          <w:sz w:val="19"/>
-          <w:szCs w:val="19"/>
-        </w:rPr>
-        <w:t>goalBoard</w:t>
-      </w:r>
-      <w:proofErr w:type="spellEnd"/>
-      <w:r>
-        <w:rPr>
-          <w:rFonts w:ascii="Courier New" w:eastAsia="Courier New" w:hAnsi="Courier New" w:cs="Courier New"/>
-          <w:color w:val="1A1A1A"/>
-          <w:sz w:val="19"/>
-          <w:szCs w:val="19"/>
-        </w:rPr>
-        <w:t>)</w:t>
-      </w:r>
-    </w:p>
-    <w:p>
-      <w:pPr>
-        <w:shd w:val="clear" w:color="auto" w:fill="F2F2F2"/>
-      </w:pPr>
-      <w:r>
-        <w:rPr>
-          <w:rFonts w:ascii="Courier New" w:eastAsia="Courier New" w:hAnsi="Courier New" w:cs="Courier New"/>
-          <w:color w:val="1A1A1A"/>
-          <w:sz w:val="19"/>
-          <w:szCs w:val="19"/>
-        </w:rPr>
-        <w:t xml:space="preserve">    </w:t>
-      </w:r>
-      <w:proofErr w:type="spellStart"/>
-      <w:r>
-        <w:rPr>
-          <w:rFonts w:ascii="Courier New" w:eastAsia="Courier New" w:hAnsi="Courier New" w:cs="Courier New"/>
-          <w:color w:val="1A1A1A"/>
-          <w:sz w:val="19"/>
-          <w:szCs w:val="19"/>
-        </w:rPr>
-        <w:t>startCode</w:t>
-      </w:r>
-      <w:proofErr w:type="spellEnd"/>
-      <w:r>
-        <w:rPr>
-          <w:rFonts w:ascii="Courier New" w:eastAsia="Courier New" w:hAnsi="Courier New" w:cs="Courier New"/>
-          <w:color w:val="1A1A1A"/>
-          <w:sz w:val="19"/>
-          <w:szCs w:val="19"/>
-        </w:rPr>
-        <w:t xml:space="preserve"> &lt;- encode(</w:t>
-      </w:r>
-      <w:proofErr w:type="spellStart"/>
-      <w:r>
-        <w:rPr>
-          <w:rFonts w:ascii="Courier New" w:eastAsia="Courier New" w:hAnsi="Courier New" w:cs="Courier New"/>
-          <w:color w:val="1A1A1A"/>
-          <w:sz w:val="19"/>
-          <w:szCs w:val="19"/>
-        </w:rPr>
-        <w:t>startBoard</w:t>
-      </w:r>
-      <w:proofErr w:type="spellEnd"/>
-      <w:r>
-        <w:rPr>
-          <w:rFonts w:ascii="Courier New" w:eastAsia="Courier New" w:hAnsi="Courier New" w:cs="Courier New"/>
-          <w:color w:val="1A1A1A"/>
-          <w:sz w:val="19"/>
-          <w:szCs w:val="19"/>
-        </w:rPr>
-        <w:t>)</w:t>
+        <w:t>FUNCTION solveWithBFS(startBoard, goalBoard):</w:t>
+      </w:r>
+    </w:p>
+    <w:p>
+      <w:pPr>
+        <w:shd w:val="clear" w:color="auto" w:fill="F2F2F2"/>
+      </w:pPr>
+      <w:r>
+        <w:rPr>
+          <w:rFonts w:ascii="Courier New" w:eastAsia="Courier New" w:hAnsi="Courier New" w:cs="Courier New"/>
+          <w:color w:val="1A1A1A"/>
+          <w:sz w:val="19"/>
+          <w:szCs w:val="19"/>
+        </w:rPr>
+        <w:t xml:space="preserve">    goalCode  &lt;- encode(goalBoard)</w:t>
+      </w:r>
+    </w:p>
+    <w:p>
+      <w:pPr>
+        <w:shd w:val="clear" w:color="auto" w:fill="F2F2F2"/>
+      </w:pPr>
+      <w:r>
+        <w:rPr>
+          <w:rFonts w:ascii="Courier New" w:eastAsia="Courier New" w:hAnsi="Courier New" w:cs="Courier New"/>
+          <w:color w:val="1A1A1A"/>
+          <w:sz w:val="19"/>
+          <w:szCs w:val="19"/>
+        </w:rPr>
+        <w:t xml:space="preserve">    startCode &lt;- encode(startBoard)</w:t>
       </w:r>
     </w:p>
     <w:p>
@@ -3678,179 +3234,35 @@
           <w:sz w:val="19"/>
           <w:szCs w:val="19"/>
         </w:rPr>
-        <w:t xml:space="preserve">    </w:t>
-      </w:r>
-      <w:proofErr w:type="spellStart"/>
-      <w:r>
-        <w:rPr>
-          <w:rFonts w:ascii="Courier New" w:eastAsia="Courier New" w:hAnsi="Courier New" w:cs="Courier New"/>
-          <w:color w:val="1A1A1A"/>
-          <w:sz w:val="19"/>
-          <w:szCs w:val="19"/>
-        </w:rPr>
-        <w:t>parentOf</w:t>
-      </w:r>
-      <w:proofErr w:type="spellEnd"/>
-      <w:r>
-        <w:rPr>
-          <w:rFonts w:ascii="Courier New" w:eastAsia="Courier New" w:hAnsi="Courier New" w:cs="Courier New"/>
-          <w:color w:val="1A1A1A"/>
-          <w:sz w:val="19"/>
-          <w:szCs w:val="19"/>
-        </w:rPr>
-        <w:t>[</w:t>
-      </w:r>
-      <w:proofErr w:type="spellStart"/>
-      <w:r>
-        <w:rPr>
-          <w:rFonts w:ascii="Courier New" w:eastAsia="Courier New" w:hAnsi="Courier New" w:cs="Courier New"/>
-          <w:color w:val="1A1A1A"/>
-          <w:sz w:val="19"/>
-          <w:szCs w:val="19"/>
-        </w:rPr>
-        <w:t>startCode</w:t>
-      </w:r>
-      <w:proofErr w:type="spellEnd"/>
-      <w:r>
-        <w:rPr>
-          <w:rFonts w:ascii="Courier New" w:eastAsia="Courier New" w:hAnsi="Courier New" w:cs="Courier New"/>
-          <w:color w:val="1A1A1A"/>
-          <w:sz w:val="19"/>
-          <w:szCs w:val="19"/>
-        </w:rPr>
-        <w:t>] &lt;- -1          // -1 means 'no parent'</w:t>
-      </w:r>
-    </w:p>
-    <w:p>
-      <w:pPr>
-        <w:shd w:val="clear" w:color="auto" w:fill="F2F2F2"/>
-      </w:pPr>
-      <w:r>
-        <w:rPr>
-          <w:rFonts w:ascii="Courier New" w:eastAsia="Courier New" w:hAnsi="Courier New" w:cs="Courier New"/>
-          <w:color w:val="1A1A1A"/>
-          <w:sz w:val="19"/>
-          <w:szCs w:val="19"/>
-        </w:rPr>
-        <w:t xml:space="preserve">    </w:t>
-      </w:r>
-      <w:proofErr w:type="spellStart"/>
-      <w:r>
-        <w:rPr>
-          <w:rFonts w:ascii="Courier New" w:eastAsia="Courier New" w:hAnsi="Courier New" w:cs="Courier New"/>
-          <w:color w:val="1A1A1A"/>
-          <w:sz w:val="19"/>
-          <w:szCs w:val="19"/>
-        </w:rPr>
-        <w:t>boardOf</w:t>
-      </w:r>
-      <w:proofErr w:type="spellEnd"/>
-      <w:r>
-        <w:rPr>
-          <w:rFonts w:ascii="Courier New" w:eastAsia="Courier New" w:hAnsi="Courier New" w:cs="Courier New"/>
-          <w:color w:val="1A1A1A"/>
-          <w:sz w:val="19"/>
-          <w:szCs w:val="19"/>
-        </w:rPr>
-        <w:t>[</w:t>
-      </w:r>
-      <w:proofErr w:type="spellStart"/>
-      <w:proofErr w:type="gramStart"/>
-      <w:r>
-        <w:rPr>
-          <w:rFonts w:ascii="Courier New" w:eastAsia="Courier New" w:hAnsi="Courier New" w:cs="Courier New"/>
-          <w:color w:val="1A1A1A"/>
-          <w:sz w:val="19"/>
-          <w:szCs w:val="19"/>
-        </w:rPr>
-        <w:t>startCode</w:t>
-      </w:r>
-      <w:proofErr w:type="spellEnd"/>
-      <w:r>
-        <w:rPr>
-          <w:rFonts w:ascii="Courier New" w:eastAsia="Courier New" w:hAnsi="Courier New" w:cs="Courier New"/>
-          <w:color w:val="1A1A1A"/>
-          <w:sz w:val="19"/>
-          <w:szCs w:val="19"/>
-        </w:rPr>
-        <w:t>]  &lt;</w:t>
-      </w:r>
-      <w:proofErr w:type="gramEnd"/>
-      <w:r>
-        <w:rPr>
-          <w:rFonts w:ascii="Courier New" w:eastAsia="Courier New" w:hAnsi="Courier New" w:cs="Courier New"/>
-          <w:color w:val="1A1A1A"/>
-          <w:sz w:val="19"/>
-          <w:szCs w:val="19"/>
-        </w:rPr>
-        <w:t xml:space="preserve">- </w:t>
-      </w:r>
-      <w:proofErr w:type="spellStart"/>
-      <w:r>
-        <w:rPr>
-          <w:rFonts w:ascii="Courier New" w:eastAsia="Courier New" w:hAnsi="Courier New" w:cs="Courier New"/>
-          <w:color w:val="1A1A1A"/>
-          <w:sz w:val="19"/>
-          <w:szCs w:val="19"/>
-        </w:rPr>
-        <w:t>startBoard</w:t>
-      </w:r>
-      <w:proofErr w:type="spellEnd"/>
-    </w:p>
-    <w:p>
-      <w:pPr>
-        <w:shd w:val="clear" w:color="auto" w:fill="F2F2F2"/>
-      </w:pPr>
-      <w:r>
-        <w:rPr>
-          <w:rFonts w:ascii="Courier New" w:eastAsia="Courier New" w:hAnsi="Courier New" w:cs="Courier New"/>
-          <w:color w:val="1A1A1A"/>
-          <w:sz w:val="19"/>
-          <w:szCs w:val="19"/>
-        </w:rPr>
-        <w:t xml:space="preserve">    </w:t>
-      </w:r>
-      <w:proofErr w:type="spellStart"/>
-      <w:proofErr w:type="gramStart"/>
-      <w:r>
-        <w:rPr>
-          <w:rFonts w:ascii="Courier New" w:eastAsia="Courier New" w:hAnsi="Courier New" w:cs="Courier New"/>
-          <w:color w:val="1A1A1A"/>
-          <w:sz w:val="19"/>
-          <w:szCs w:val="19"/>
-        </w:rPr>
-        <w:t>queue.push</w:t>
-      </w:r>
-      <w:proofErr w:type="spellEnd"/>
-      <w:proofErr w:type="gramEnd"/>
-      <w:r>
-        <w:rPr>
-          <w:rFonts w:ascii="Courier New" w:eastAsia="Courier New" w:hAnsi="Courier New" w:cs="Courier New"/>
-          <w:color w:val="1A1A1A"/>
-          <w:sz w:val="19"/>
-          <w:szCs w:val="19"/>
-        </w:rPr>
-        <w:t>(</w:t>
-      </w:r>
-      <w:proofErr w:type="spellStart"/>
-      <w:r>
-        <w:rPr>
-          <w:rFonts w:ascii="Courier New" w:eastAsia="Courier New" w:hAnsi="Courier New" w:cs="Courier New"/>
-          <w:color w:val="1A1A1A"/>
-          <w:sz w:val="19"/>
-          <w:szCs w:val="19"/>
-        </w:rPr>
-        <w:t>startBoard</w:t>
-      </w:r>
-      <w:proofErr w:type="spellEnd"/>
-      <w:r>
-        <w:rPr>
-          <w:rFonts w:ascii="Courier New" w:eastAsia="Courier New" w:hAnsi="Courier New" w:cs="Courier New"/>
-          <w:color w:val="1A1A1A"/>
-          <w:sz w:val="19"/>
-          <w:szCs w:val="19"/>
-        </w:rPr>
-        <w:t>)</w:t>
+        <w:t xml:space="preserve">    parentOf[startCode] &lt;- -1          // -1 means 'no parent'</w:t>
+      </w:r>
+    </w:p>
+    <w:p>
+      <w:pPr>
+        <w:shd w:val="clear" w:color="auto" w:fill="F2F2F2"/>
+      </w:pPr>
+      <w:r>
+        <w:rPr>
+          <w:rFonts w:ascii="Courier New" w:eastAsia="Courier New" w:hAnsi="Courier New" w:cs="Courier New"/>
+          <w:color w:val="1A1A1A"/>
+          <w:sz w:val="19"/>
+          <w:szCs w:val="19"/>
+        </w:rPr>
+        <w:t xml:space="preserve">    boardOf[startCode]  &lt;- startBoard</w:t>
+      </w:r>
+    </w:p>
+    <w:p>
+      <w:pPr>
+        <w:shd w:val="clear" w:color="auto" w:fill="F2F2F2"/>
+      </w:pPr>
+      <w:r>
+        <w:rPr>
+          <w:rFonts w:ascii="Courier New" w:eastAsia="Courier New" w:hAnsi="Courier New" w:cs="Courier New"/>
+          <w:color w:val="1A1A1A"/>
+          <w:sz w:val="19"/>
+          <w:szCs w:val="19"/>
+        </w:rPr>
+        <w:t xml:space="preserve">    queue.push(startBoard)</w:t>
       </w:r>
     </w:p>
     <w:p>
@@ -3892,81 +3304,21 @@
           <w:sz w:val="19"/>
           <w:szCs w:val="19"/>
         </w:rPr>
-        <w:t xml:space="preserve">        current &lt;- </w:t>
-      </w:r>
-      <w:proofErr w:type="spellStart"/>
-      <w:r>
-        <w:rPr>
-          <w:rFonts w:ascii="Courier New" w:eastAsia="Courier New" w:hAnsi="Courier New" w:cs="Courier New"/>
-          <w:color w:val="1A1A1A"/>
-          <w:sz w:val="19"/>
-          <w:szCs w:val="19"/>
-        </w:rPr>
-        <w:t>queue.pop_</w:t>
-      </w:r>
-      <w:proofErr w:type="gramStart"/>
-      <w:r>
-        <w:rPr>
-          <w:rFonts w:ascii="Courier New" w:eastAsia="Courier New" w:hAnsi="Courier New" w:cs="Courier New"/>
-          <w:color w:val="1A1A1A"/>
-          <w:sz w:val="19"/>
-          <w:szCs w:val="19"/>
-        </w:rPr>
-        <w:t>front</w:t>
-      </w:r>
-      <w:proofErr w:type="spellEnd"/>
-      <w:r>
-        <w:rPr>
-          <w:rFonts w:ascii="Courier New" w:eastAsia="Courier New" w:hAnsi="Courier New" w:cs="Courier New"/>
-          <w:color w:val="1A1A1A"/>
-          <w:sz w:val="19"/>
-          <w:szCs w:val="19"/>
-        </w:rPr>
-        <w:t>(</w:t>
-      </w:r>
-      <w:proofErr w:type="gramEnd"/>
-      <w:r>
-        <w:rPr>
-          <w:rFonts w:ascii="Courier New" w:eastAsia="Courier New" w:hAnsi="Courier New" w:cs="Courier New"/>
-          <w:color w:val="1A1A1A"/>
-          <w:sz w:val="19"/>
-          <w:szCs w:val="19"/>
-        </w:rPr>
-        <w:t>)</w:t>
-      </w:r>
-    </w:p>
-    <w:p>
-      <w:pPr>
-        <w:shd w:val="clear" w:color="auto" w:fill="F2F2F2"/>
-      </w:pPr>
-      <w:r>
-        <w:rPr>
-          <w:rFonts w:ascii="Courier New" w:eastAsia="Courier New" w:hAnsi="Courier New" w:cs="Courier New"/>
-          <w:color w:val="1A1A1A"/>
-          <w:sz w:val="19"/>
-          <w:szCs w:val="19"/>
-        </w:rPr>
-        <w:t xml:space="preserve">        </w:t>
-      </w:r>
-      <w:proofErr w:type="spellStart"/>
-      <w:r>
-        <w:rPr>
-          <w:rFonts w:ascii="Courier New" w:eastAsia="Courier New" w:hAnsi="Courier New" w:cs="Courier New"/>
-          <w:color w:val="1A1A1A"/>
-          <w:sz w:val="19"/>
-          <w:szCs w:val="19"/>
-        </w:rPr>
-        <w:t>currentCode</w:t>
-      </w:r>
-      <w:proofErr w:type="spellEnd"/>
-      <w:r>
-        <w:rPr>
-          <w:rFonts w:ascii="Courier New" w:eastAsia="Courier New" w:hAnsi="Courier New" w:cs="Courier New"/>
-          <w:color w:val="1A1A1A"/>
-          <w:sz w:val="19"/>
-          <w:szCs w:val="19"/>
-        </w:rPr>
-        <w:t xml:space="preserve"> &lt;- encode(current)</w:t>
+        <w:t xml:space="preserve">        current &lt;- queue.pop_front()</w:t>
+      </w:r>
+    </w:p>
+    <w:p>
+      <w:pPr>
+        <w:shd w:val="clear" w:color="auto" w:fill="F2F2F2"/>
+      </w:pPr>
+      <w:r>
+        <w:rPr>
+          <w:rFonts w:ascii="Courier New" w:eastAsia="Courier New" w:hAnsi="Courier New" w:cs="Courier New"/>
+          <w:color w:val="1A1A1A"/>
+          <w:sz w:val="19"/>
+          <w:szCs w:val="19"/>
+        </w:rPr>
+        <w:t xml:space="preserve">        currentCode &lt;- encode(current)</w:t>
       </w:r>
     </w:p>
     <w:p>
@@ -3994,47 +3346,7 @@
           <w:sz w:val="19"/>
           <w:szCs w:val="19"/>
         </w:rPr>
-        <w:t xml:space="preserve">        IF </w:t>
-      </w:r>
-      <w:proofErr w:type="spellStart"/>
-      <w:r>
-        <w:rPr>
-          <w:rFonts w:ascii="Courier New" w:eastAsia="Courier New" w:hAnsi="Courier New" w:cs="Courier New"/>
-          <w:color w:val="1A1A1A"/>
-          <w:sz w:val="19"/>
-          <w:szCs w:val="19"/>
-        </w:rPr>
-        <w:t>currentCode</w:t>
-      </w:r>
-      <w:proofErr w:type="spellEnd"/>
-      <w:r>
-        <w:rPr>
-          <w:rFonts w:ascii="Courier New" w:eastAsia="Courier New" w:hAnsi="Courier New" w:cs="Courier New"/>
-          <w:color w:val="1A1A1A"/>
-          <w:sz w:val="19"/>
-          <w:szCs w:val="19"/>
-        </w:rPr>
-        <w:t xml:space="preserve"> == </w:t>
-      </w:r>
-      <w:proofErr w:type="spellStart"/>
-      <w:r>
-        <w:rPr>
-          <w:rFonts w:ascii="Courier New" w:eastAsia="Courier New" w:hAnsi="Courier New" w:cs="Courier New"/>
-          <w:color w:val="1A1A1A"/>
-          <w:sz w:val="19"/>
-          <w:szCs w:val="19"/>
-        </w:rPr>
-        <w:t>goalCode</w:t>
-      </w:r>
-      <w:proofErr w:type="spellEnd"/>
-      <w:r>
-        <w:rPr>
-          <w:rFonts w:ascii="Courier New" w:eastAsia="Courier New" w:hAnsi="Courier New" w:cs="Courier New"/>
-          <w:color w:val="1A1A1A"/>
-          <w:sz w:val="19"/>
-          <w:szCs w:val="19"/>
-        </w:rPr>
-        <w:t xml:space="preserve"> THEN</w:t>
+        <w:t xml:space="preserve">        IF currentCode == goalCode THEN</w:t>
       </w:r>
     </w:p>
     <w:p>
@@ -4076,142 +3388,49 @@
           <w:sz w:val="19"/>
           <w:szCs w:val="19"/>
         </w:rPr>
-        <w:t xml:space="preserve">            code &lt;- </w:t>
-      </w:r>
-      <w:proofErr w:type="spellStart"/>
-      <w:r>
-        <w:rPr>
-          <w:rFonts w:ascii="Courier New" w:eastAsia="Courier New" w:hAnsi="Courier New" w:cs="Courier New"/>
-          <w:color w:val="1A1A1A"/>
-          <w:sz w:val="19"/>
-          <w:szCs w:val="19"/>
-        </w:rPr>
-        <w:t>goalCode</w:t>
-      </w:r>
-      <w:proofErr w:type="spellEnd"/>
-    </w:p>
-    <w:p>
-      <w:pPr>
-        <w:shd w:val="clear" w:color="auto" w:fill="F2F2F2"/>
-      </w:pPr>
-      <w:r>
-        <w:rPr>
-          <w:rFonts w:ascii="Courier New" w:eastAsia="Courier New" w:hAnsi="Courier New" w:cs="Courier New"/>
-          <w:color w:val="1A1A1A"/>
-          <w:sz w:val="19"/>
-          <w:szCs w:val="19"/>
-        </w:rPr>
-        <w:t xml:space="preserve">            WHILE </w:t>
-      </w:r>
-      <w:proofErr w:type="gramStart"/>
-      <w:r>
-        <w:rPr>
-          <w:rFonts w:ascii="Courier New" w:eastAsia="Courier New" w:hAnsi="Courier New" w:cs="Courier New"/>
-          <w:color w:val="1A1A1A"/>
-          <w:sz w:val="19"/>
-          <w:szCs w:val="19"/>
-        </w:rPr>
-        <w:t>code !</w:t>
-      </w:r>
-      <w:proofErr w:type="gramEnd"/>
-      <w:r>
-        <w:rPr>
-          <w:rFonts w:ascii="Courier New" w:eastAsia="Courier New" w:hAnsi="Courier New" w:cs="Courier New"/>
-          <w:color w:val="1A1A1A"/>
-          <w:sz w:val="19"/>
-          <w:szCs w:val="19"/>
-        </w:rPr>
-        <w:t>= -1:</w:t>
-      </w:r>
-    </w:p>
-    <w:p>
-      <w:pPr>
-        <w:shd w:val="clear" w:color="auto" w:fill="F2F2F2"/>
-      </w:pPr>
-      <w:r>
-        <w:rPr>
-          <w:rFonts w:ascii="Courier New" w:eastAsia="Courier New" w:hAnsi="Courier New" w:cs="Courier New"/>
-          <w:color w:val="1A1A1A"/>
-          <w:sz w:val="19"/>
-          <w:szCs w:val="19"/>
-        </w:rPr>
-        <w:t xml:space="preserve">                </w:t>
-      </w:r>
-      <w:proofErr w:type="spellStart"/>
-      <w:proofErr w:type="gramStart"/>
-      <w:r>
-        <w:rPr>
-          <w:rFonts w:ascii="Courier New" w:eastAsia="Courier New" w:hAnsi="Courier New" w:cs="Courier New"/>
-          <w:color w:val="1A1A1A"/>
-          <w:sz w:val="19"/>
-          <w:szCs w:val="19"/>
-        </w:rPr>
-        <w:t>path.prepend</w:t>
-      </w:r>
-      <w:proofErr w:type="spellEnd"/>
-      <w:proofErr w:type="gramEnd"/>
-      <w:r>
-        <w:rPr>
-          <w:rFonts w:ascii="Courier New" w:eastAsia="Courier New" w:hAnsi="Courier New" w:cs="Courier New"/>
-          <w:color w:val="1A1A1A"/>
-          <w:sz w:val="19"/>
-          <w:szCs w:val="19"/>
-        </w:rPr>
-        <w:t>(</w:t>
-      </w:r>
-      <w:proofErr w:type="spellStart"/>
-      <w:r>
-        <w:rPr>
-          <w:rFonts w:ascii="Courier New" w:eastAsia="Courier New" w:hAnsi="Courier New" w:cs="Courier New"/>
-          <w:color w:val="1A1A1A"/>
-          <w:sz w:val="19"/>
-          <w:szCs w:val="19"/>
-        </w:rPr>
-        <w:t>boardOf</w:t>
-      </w:r>
-      <w:proofErr w:type="spellEnd"/>
-      <w:r>
-        <w:rPr>
-          <w:rFonts w:ascii="Courier New" w:eastAsia="Courier New" w:hAnsi="Courier New" w:cs="Courier New"/>
-          <w:color w:val="1A1A1A"/>
-          <w:sz w:val="19"/>
-          <w:szCs w:val="19"/>
-        </w:rPr>
-        <w:t>[code])</w:t>
-      </w:r>
-    </w:p>
-    <w:p>
-      <w:pPr>
-        <w:shd w:val="clear" w:color="auto" w:fill="F2F2F2"/>
-      </w:pPr>
-      <w:r>
-        <w:rPr>
-          <w:rFonts w:ascii="Courier New" w:eastAsia="Courier New" w:hAnsi="Courier New" w:cs="Courier New"/>
-          <w:color w:val="1A1A1A"/>
-          <w:sz w:val="19"/>
-          <w:szCs w:val="19"/>
-        </w:rPr>
-        <w:t xml:space="preserve">                code &lt;- </w:t>
-      </w:r>
-      <w:proofErr w:type="spellStart"/>
-      <w:r>
-        <w:rPr>
-          <w:rFonts w:ascii="Courier New" w:eastAsia="Courier New" w:hAnsi="Courier New" w:cs="Courier New"/>
-          <w:color w:val="1A1A1A"/>
-          <w:sz w:val="19"/>
-          <w:szCs w:val="19"/>
-        </w:rPr>
-        <w:t>parentOf</w:t>
-      </w:r>
-      <w:proofErr w:type="spellEnd"/>
-      <w:r>
-        <w:rPr>
-          <w:rFonts w:ascii="Courier New" w:eastAsia="Courier New" w:hAnsi="Courier New" w:cs="Courier New"/>
-          <w:color w:val="1A1A1A"/>
-          <w:sz w:val="19"/>
-          <w:szCs w:val="19"/>
-        </w:rPr>
-        <w:t>[code]</w:t>
+        <w:t xml:space="preserve">            code &lt;- goalCode</w:t>
+      </w:r>
+    </w:p>
+    <w:p>
+      <w:pPr>
+        <w:shd w:val="clear" w:color="auto" w:fill="F2F2F2"/>
+      </w:pPr>
+      <w:r>
+        <w:rPr>
+          <w:rFonts w:ascii="Courier New" w:eastAsia="Courier New" w:hAnsi="Courier New" w:cs="Courier New"/>
+          <w:color w:val="1A1A1A"/>
+          <w:sz w:val="19"/>
+          <w:szCs w:val="19"/>
+        </w:rPr>
+        <w:t xml:space="preserve">            WHILE code != -1:</w:t>
+      </w:r>
+    </w:p>
+    <w:p>
+      <w:pPr>
+        <w:shd w:val="clear" w:color="auto" w:fill="F2F2F2"/>
+      </w:pPr>
+      <w:r>
+        <w:rPr>
+          <w:rFonts w:ascii="Courier New" w:eastAsia="Courier New" w:hAnsi="Courier New" w:cs="Courier New"/>
+          <w:color w:val="1A1A1A"/>
+          <w:sz w:val="19"/>
+          <w:szCs w:val="19"/>
+        </w:rPr>
+        <w:t xml:space="preserve">                path.prepend(boardOf[code])</w:t>
+      </w:r>
+    </w:p>
+    <w:p>
+      <w:pPr>
+        <w:shd w:val="clear" w:color="auto" w:fill="F2F2F2"/>
+      </w:pPr>
+      <w:r>
+        <w:rPr>
+          <w:rFonts w:ascii="Courier New" w:eastAsia="Courier New" w:hAnsi="Courier New" w:cs="Courier New"/>
+          <w:color w:val="1A1A1A"/>
+          <w:sz w:val="19"/>
+          <w:szCs w:val="19"/>
+        </w:rPr>
+        <w:t xml:space="preserve">                code &lt;- parentOf[code]</w:t>
       </w:r>
     </w:p>
     <w:p>
@@ -4253,352 +3472,77 @@
           <w:sz w:val="19"/>
           <w:szCs w:val="19"/>
         </w:rPr>
-        <w:t xml:space="preserve">        FOR EACH </w:t>
-      </w:r>
-      <w:proofErr w:type="spellStart"/>
-      <w:r>
-        <w:rPr>
-          <w:rFonts w:ascii="Courier New" w:eastAsia="Courier New" w:hAnsi="Courier New" w:cs="Courier New"/>
-          <w:color w:val="1A1A1A"/>
-          <w:sz w:val="19"/>
-          <w:szCs w:val="19"/>
-        </w:rPr>
-        <w:t>nextBoard</w:t>
-      </w:r>
-      <w:proofErr w:type="spellEnd"/>
-      <w:r>
-        <w:rPr>
-          <w:rFonts w:ascii="Courier New" w:eastAsia="Courier New" w:hAnsi="Courier New" w:cs="Courier New"/>
-          <w:color w:val="1A1A1A"/>
-          <w:sz w:val="19"/>
-          <w:szCs w:val="19"/>
-        </w:rPr>
-        <w:t xml:space="preserve"> IN </w:t>
-      </w:r>
-      <w:proofErr w:type="spellStart"/>
-      <w:r>
-        <w:rPr>
-          <w:rFonts w:ascii="Courier New" w:eastAsia="Courier New" w:hAnsi="Courier New" w:cs="Courier New"/>
-          <w:color w:val="1A1A1A"/>
-          <w:sz w:val="19"/>
-          <w:szCs w:val="19"/>
-        </w:rPr>
-        <w:t>findAllNextMoves</w:t>
-      </w:r>
-      <w:proofErr w:type="spellEnd"/>
-      <w:r>
-        <w:rPr>
-          <w:rFonts w:ascii="Courier New" w:eastAsia="Courier New" w:hAnsi="Courier New" w:cs="Courier New"/>
-          <w:color w:val="1A1A1A"/>
-          <w:sz w:val="19"/>
-          <w:szCs w:val="19"/>
-        </w:rPr>
-        <w:t>(current):</w:t>
-      </w:r>
-    </w:p>
-    <w:p>
-      <w:pPr>
-        <w:shd w:val="clear" w:color="auto" w:fill="F2F2F2"/>
-      </w:pPr>
-      <w:r>
-        <w:rPr>
-          <w:rFonts w:ascii="Courier New" w:eastAsia="Courier New" w:hAnsi="Courier New" w:cs="Courier New"/>
-          <w:color w:val="1A1A1A"/>
-          <w:sz w:val="19"/>
-          <w:szCs w:val="19"/>
-        </w:rPr>
-        <w:t xml:space="preserve">            </w:t>
-      </w:r>
-      <w:proofErr w:type="spellStart"/>
-      <w:r>
-        <w:rPr>
-          <w:rFonts w:ascii="Courier New" w:eastAsia="Courier New" w:hAnsi="Courier New" w:cs="Courier New"/>
-          <w:color w:val="1A1A1A"/>
-          <w:sz w:val="19"/>
-          <w:szCs w:val="19"/>
-        </w:rPr>
-        <w:t>nextCode</w:t>
-      </w:r>
-      <w:proofErr w:type="spellEnd"/>
-      <w:r>
-        <w:rPr>
-          <w:rFonts w:ascii="Courier New" w:eastAsia="Courier New" w:hAnsi="Courier New" w:cs="Courier New"/>
-          <w:color w:val="1A1A1A"/>
-          <w:sz w:val="19"/>
-          <w:szCs w:val="19"/>
-        </w:rPr>
-        <w:t xml:space="preserve"> &lt;- encode(</w:t>
-      </w:r>
-      <w:proofErr w:type="spellStart"/>
-      <w:r>
-        <w:rPr>
-          <w:rFonts w:ascii="Courier New" w:eastAsia="Courier New" w:hAnsi="Courier New" w:cs="Courier New"/>
-          <w:color w:val="1A1A1A"/>
-          <w:sz w:val="19"/>
-          <w:szCs w:val="19"/>
-        </w:rPr>
-        <w:t>nextBoard</w:t>
-      </w:r>
-      <w:proofErr w:type="spellEnd"/>
-      <w:r>
-        <w:rPr>
-          <w:rFonts w:ascii="Courier New" w:eastAsia="Courier New" w:hAnsi="Courier New" w:cs="Courier New"/>
-          <w:color w:val="1A1A1A"/>
-          <w:sz w:val="19"/>
-          <w:szCs w:val="19"/>
-        </w:rPr>
-        <w:t>)</w:t>
-      </w:r>
-    </w:p>
-    <w:p>
-      <w:pPr>
-        <w:shd w:val="clear" w:color="auto" w:fill="F2F2F2"/>
-      </w:pPr>
-      <w:r>
-        <w:rPr>
-          <w:rFonts w:ascii="Courier New" w:eastAsia="Courier New" w:hAnsi="Courier New" w:cs="Courier New"/>
-          <w:color w:val="1A1A1A"/>
-          <w:sz w:val="19"/>
-          <w:szCs w:val="19"/>
-        </w:rPr>
-        <w:t xml:space="preserve">            IF </w:t>
-      </w:r>
-      <w:proofErr w:type="spellStart"/>
-      <w:r>
-        <w:rPr>
-          <w:rFonts w:ascii="Courier New" w:eastAsia="Courier New" w:hAnsi="Courier New" w:cs="Courier New"/>
-          <w:color w:val="1A1A1A"/>
-          <w:sz w:val="19"/>
-          <w:szCs w:val="19"/>
-        </w:rPr>
-        <w:t>nextCode</w:t>
-      </w:r>
-      <w:proofErr w:type="spellEnd"/>
-      <w:r>
-        <w:rPr>
-          <w:rFonts w:ascii="Courier New" w:eastAsia="Courier New" w:hAnsi="Courier New" w:cs="Courier New"/>
-          <w:color w:val="1A1A1A"/>
-          <w:sz w:val="19"/>
-          <w:szCs w:val="19"/>
-        </w:rPr>
-        <w:t xml:space="preserve"> NOT IN </w:t>
-      </w:r>
-      <w:proofErr w:type="spellStart"/>
-      <w:r>
-        <w:rPr>
-          <w:rFonts w:ascii="Courier New" w:eastAsia="Courier New" w:hAnsi="Courier New" w:cs="Courier New"/>
-          <w:color w:val="1A1A1A"/>
-          <w:sz w:val="19"/>
-          <w:szCs w:val="19"/>
-        </w:rPr>
-        <w:t>parentOf</w:t>
-      </w:r>
-      <w:proofErr w:type="spellEnd"/>
-      <w:r>
-        <w:rPr>
-          <w:rFonts w:ascii="Courier New" w:eastAsia="Courier New" w:hAnsi="Courier New" w:cs="Courier New"/>
-          <w:color w:val="1A1A1A"/>
-          <w:sz w:val="19"/>
-          <w:szCs w:val="19"/>
-        </w:rPr>
-        <w:t xml:space="preserve"> THEN</w:t>
-      </w:r>
-    </w:p>
-    <w:p>
-      <w:pPr>
-        <w:shd w:val="clear" w:color="auto" w:fill="F2F2F2"/>
-      </w:pPr>
-      <w:r>
-        <w:rPr>
-          <w:rFonts w:ascii="Courier New" w:eastAsia="Courier New" w:hAnsi="Courier New" w:cs="Courier New"/>
-          <w:color w:val="1A1A1A"/>
-          <w:sz w:val="19"/>
-          <w:szCs w:val="19"/>
-        </w:rPr>
-        <w:t xml:space="preserve">                </w:t>
-      </w:r>
-      <w:proofErr w:type="spellStart"/>
-      <w:r>
-        <w:rPr>
-          <w:rFonts w:ascii="Courier New" w:eastAsia="Courier New" w:hAnsi="Courier New" w:cs="Courier New"/>
-          <w:color w:val="1A1A1A"/>
-          <w:sz w:val="19"/>
-          <w:szCs w:val="19"/>
-        </w:rPr>
-        <w:t>parentOf</w:t>
-      </w:r>
-      <w:proofErr w:type="spellEnd"/>
-      <w:r>
-        <w:rPr>
-          <w:rFonts w:ascii="Courier New" w:eastAsia="Courier New" w:hAnsi="Courier New" w:cs="Courier New"/>
-          <w:color w:val="1A1A1A"/>
-          <w:sz w:val="19"/>
-          <w:szCs w:val="19"/>
-        </w:rPr>
-        <w:t>[</w:t>
-      </w:r>
-      <w:proofErr w:type="spellStart"/>
-      <w:r>
-        <w:rPr>
-          <w:rFonts w:ascii="Courier New" w:eastAsia="Courier New" w:hAnsi="Courier New" w:cs="Courier New"/>
-          <w:color w:val="1A1A1A"/>
-          <w:sz w:val="19"/>
-          <w:szCs w:val="19"/>
-        </w:rPr>
-        <w:t>nextCode</w:t>
-      </w:r>
-      <w:proofErr w:type="spellEnd"/>
-      <w:r>
-        <w:rPr>
-          <w:rFonts w:ascii="Courier New" w:eastAsia="Courier New" w:hAnsi="Courier New" w:cs="Courier New"/>
-          <w:color w:val="1A1A1A"/>
-          <w:sz w:val="19"/>
-          <w:szCs w:val="19"/>
-        </w:rPr>
-        <w:t xml:space="preserve">] &lt;- </w:t>
-      </w:r>
-      <w:proofErr w:type="spellStart"/>
-      <w:r>
-        <w:rPr>
-          <w:rFonts w:ascii="Courier New" w:eastAsia="Courier New" w:hAnsi="Courier New" w:cs="Courier New"/>
-          <w:color w:val="1A1A1A"/>
-          <w:sz w:val="19"/>
-          <w:szCs w:val="19"/>
-        </w:rPr>
-        <w:t>currentCode</w:t>
-      </w:r>
-      <w:proofErr w:type="spellEnd"/>
-    </w:p>
-    <w:p>
-      <w:pPr>
-        <w:shd w:val="clear" w:color="auto" w:fill="F2F2F2"/>
-      </w:pPr>
-      <w:r>
-        <w:rPr>
-          <w:rFonts w:ascii="Courier New" w:eastAsia="Courier New" w:hAnsi="Courier New" w:cs="Courier New"/>
-          <w:color w:val="1A1A1A"/>
-          <w:sz w:val="19"/>
-          <w:szCs w:val="19"/>
-        </w:rPr>
-        <w:t xml:space="preserve">                </w:t>
-      </w:r>
-      <w:proofErr w:type="spellStart"/>
-      <w:r>
-        <w:rPr>
-          <w:rFonts w:ascii="Courier New" w:eastAsia="Courier New" w:hAnsi="Courier New" w:cs="Courier New"/>
-          <w:color w:val="1A1A1A"/>
-          <w:sz w:val="19"/>
-          <w:szCs w:val="19"/>
-        </w:rPr>
-        <w:t>boardOf</w:t>
-      </w:r>
-      <w:proofErr w:type="spellEnd"/>
-      <w:r>
-        <w:rPr>
-          <w:rFonts w:ascii="Courier New" w:eastAsia="Courier New" w:hAnsi="Courier New" w:cs="Courier New"/>
-          <w:color w:val="1A1A1A"/>
-          <w:sz w:val="19"/>
-          <w:szCs w:val="19"/>
-        </w:rPr>
-        <w:t>[</w:t>
-      </w:r>
-      <w:proofErr w:type="spellStart"/>
-      <w:proofErr w:type="gramStart"/>
-      <w:r>
-        <w:rPr>
-          <w:rFonts w:ascii="Courier New" w:eastAsia="Courier New" w:hAnsi="Courier New" w:cs="Courier New"/>
-          <w:color w:val="1A1A1A"/>
-          <w:sz w:val="19"/>
-          <w:szCs w:val="19"/>
-        </w:rPr>
-        <w:t>nextCode</w:t>
-      </w:r>
-      <w:proofErr w:type="spellEnd"/>
-      <w:r>
-        <w:rPr>
-          <w:rFonts w:ascii="Courier New" w:eastAsia="Courier New" w:hAnsi="Courier New" w:cs="Courier New"/>
-          <w:color w:val="1A1A1A"/>
-          <w:sz w:val="19"/>
-          <w:szCs w:val="19"/>
-        </w:rPr>
-        <w:t>]  &lt;</w:t>
-      </w:r>
-      <w:proofErr w:type="gramEnd"/>
-      <w:r>
-        <w:rPr>
-          <w:rFonts w:ascii="Courier New" w:eastAsia="Courier New" w:hAnsi="Courier New" w:cs="Courier New"/>
-          <w:color w:val="1A1A1A"/>
-          <w:sz w:val="19"/>
-          <w:szCs w:val="19"/>
-        </w:rPr>
-        <w:t xml:space="preserve">- </w:t>
-      </w:r>
-      <w:proofErr w:type="spellStart"/>
-      <w:r>
-        <w:rPr>
-          <w:rFonts w:ascii="Courier New" w:eastAsia="Courier New" w:hAnsi="Courier New" w:cs="Courier New"/>
-          <w:color w:val="1A1A1A"/>
-          <w:sz w:val="19"/>
-          <w:szCs w:val="19"/>
-        </w:rPr>
-        <w:t>nextBoard</w:t>
-      </w:r>
-      <w:proofErr w:type="spellEnd"/>
-    </w:p>
-    <w:p>
-      <w:pPr>
-        <w:shd w:val="clear" w:color="auto" w:fill="F2F2F2"/>
-      </w:pPr>
-      <w:r>
-        <w:rPr>
-          <w:rFonts w:ascii="Courier New" w:eastAsia="Courier New" w:hAnsi="Courier New" w:cs="Courier New"/>
-          <w:color w:val="1A1A1A"/>
-          <w:sz w:val="19"/>
-          <w:szCs w:val="19"/>
-        </w:rPr>
-        <w:t xml:space="preserve">                </w:t>
-      </w:r>
-      <w:proofErr w:type="spellStart"/>
-      <w:proofErr w:type="gramStart"/>
-      <w:r>
-        <w:rPr>
-          <w:rFonts w:ascii="Courier New" w:eastAsia="Courier New" w:hAnsi="Courier New" w:cs="Courier New"/>
-          <w:color w:val="1A1A1A"/>
-          <w:sz w:val="19"/>
-          <w:szCs w:val="19"/>
-        </w:rPr>
-        <w:t>queue.push</w:t>
-      </w:r>
-      <w:proofErr w:type="spellEnd"/>
-      <w:proofErr w:type="gramEnd"/>
-      <w:r>
-        <w:rPr>
-          <w:rFonts w:ascii="Courier New" w:eastAsia="Courier New" w:hAnsi="Courier New" w:cs="Courier New"/>
-          <w:color w:val="1A1A1A"/>
-          <w:sz w:val="19"/>
-          <w:szCs w:val="19"/>
-        </w:rPr>
-        <w:t>(</w:t>
-      </w:r>
-      <w:proofErr w:type="spellStart"/>
-      <w:r>
-        <w:rPr>
-          <w:rFonts w:ascii="Courier New" w:eastAsia="Courier New" w:hAnsi="Courier New" w:cs="Courier New"/>
-          <w:color w:val="1A1A1A"/>
-          <w:sz w:val="19"/>
-          <w:szCs w:val="19"/>
-        </w:rPr>
-        <w:t>nextBoard</w:t>
-      </w:r>
-      <w:proofErr w:type="spellEnd"/>
-      <w:r>
-        <w:rPr>
-          <w:rFonts w:ascii="Courier New" w:eastAsia="Courier New" w:hAnsi="Courier New" w:cs="Courier New"/>
-          <w:color w:val="1A1A1A"/>
-          <w:sz w:val="19"/>
-          <w:szCs w:val="19"/>
-        </w:rPr>
-        <w:t>)</w:t>
+        <w:t xml:space="preserve">        FOR EACH nextBoard IN findAllNextMoves(current):</w:t>
+      </w:r>
+    </w:p>
+    <w:p>
+      <w:pPr>
+        <w:shd w:val="clear" w:color="auto" w:fill="F2F2F2"/>
+      </w:pPr>
+      <w:r>
+        <w:rPr>
+          <w:rFonts w:ascii="Courier New" w:eastAsia="Courier New" w:hAnsi="Courier New" w:cs="Courier New"/>
+          <w:color w:val="1A1A1A"/>
+          <w:sz w:val="19"/>
+          <w:szCs w:val="19"/>
+        </w:rPr>
+        <w:t xml:space="preserve">            nextCode &lt;- encode(nextBoard)</w:t>
+      </w:r>
+    </w:p>
+    <w:p>
+      <w:pPr>
+        <w:shd w:val="clear" w:color="auto" w:fill="F2F2F2"/>
+      </w:pPr>
+      <w:r>
+        <w:rPr>
+          <w:rFonts w:ascii="Courier New" w:eastAsia="Courier New" w:hAnsi="Courier New" w:cs="Courier New"/>
+          <w:color w:val="1A1A1A"/>
+          <w:sz w:val="19"/>
+          <w:szCs w:val="19"/>
+        </w:rPr>
+        <w:t xml:space="preserve">            IF nextCode NOT IN parentOf THEN</w:t>
+      </w:r>
+    </w:p>
+    <w:p>
+      <w:pPr>
+        <w:shd w:val="clear" w:color="auto" w:fill="F2F2F2"/>
+      </w:pPr>
+      <w:r>
+        <w:rPr>
+          <w:rFonts w:ascii="Courier New" w:eastAsia="Courier New" w:hAnsi="Courier New" w:cs="Courier New"/>
+          <w:color w:val="1A1A1A"/>
+          <w:sz w:val="19"/>
+          <w:szCs w:val="19"/>
+        </w:rPr>
+        <w:t xml:space="preserve">                parentOf[nextCode] &lt;- currentCode</w:t>
+      </w:r>
+    </w:p>
+    <w:p>
+      <w:pPr>
+        <w:shd w:val="clear" w:color="auto" w:fill="F2F2F2"/>
+      </w:pPr>
+      <w:r>
+        <w:rPr>
+          <w:rFonts w:ascii="Courier New" w:eastAsia="Courier New" w:hAnsi="Courier New" w:cs="Courier New"/>
+          <w:color w:val="1A1A1A"/>
+          <w:sz w:val="19"/>
+          <w:szCs w:val="19"/>
+        </w:rPr>
+        <w:t xml:space="preserve">                boardOf[nextCode]  &lt;- nextBoard</w:t>
+      </w:r>
+    </w:p>
+    <w:p>
+      <w:pPr>
+        <w:shd w:val="clear" w:color="auto" w:fill="F2F2F2"/>
+      </w:pPr>
+      <w:r>
+        <w:rPr>
+          <w:rFonts w:ascii="Courier New" w:eastAsia="Courier New" w:hAnsi="Courier New" w:cs="Courier New"/>
+          <w:color w:val="1A1A1A"/>
+          <w:sz w:val="19"/>
+          <w:szCs w:val="19"/>
+        </w:rPr>
+        <w:t xml:space="preserve">                queue.push(nextBoard)</w:t>
       </w:r>
     </w:p>
     <w:p>
@@ -4626,27 +3570,7 @@
           <w:sz w:val="19"/>
           <w:szCs w:val="19"/>
         </w:rPr>
-        <w:t xml:space="preserve">    RETURN </w:t>
-      </w:r>
-      <w:proofErr w:type="gramStart"/>
-      <w:r>
-        <w:rPr>
-          <w:rFonts w:ascii="Courier New" w:eastAsia="Courier New" w:hAnsi="Courier New" w:cs="Courier New"/>
-          <w:color w:val="1A1A1A"/>
-          <w:sz w:val="19"/>
-          <w:szCs w:val="19"/>
-        </w:rPr>
-        <w:t xml:space="preserve">[]   </w:t>
-      </w:r>
-      <w:proofErr w:type="gramEnd"/>
-      <w:r>
-        <w:rPr>
-          <w:rFonts w:ascii="Courier New" w:eastAsia="Courier New" w:hAnsi="Courier New" w:cs="Courier New"/>
-          <w:color w:val="1A1A1A"/>
-          <w:sz w:val="19"/>
-          <w:szCs w:val="19"/>
-        </w:rPr>
-        <w:t>// No solution found</w:t>
+        <w:t xml:space="preserve">    RETURN []   // No solution found</w:t>
       </w:r>
     </w:p>
     <w:p>
@@ -4702,27 +3626,7 @@
           <w:sz w:val="19"/>
           <w:szCs w:val="19"/>
         </w:rPr>
-        <w:t xml:space="preserve">FUNCTION </w:t>
-      </w:r>
-      <w:proofErr w:type="spellStart"/>
-      <w:r>
-        <w:rPr>
-          <w:rFonts w:ascii="Courier New" w:eastAsia="Courier New" w:hAnsi="Courier New" w:cs="Courier New"/>
-          <w:color w:val="1A1A1A"/>
-          <w:sz w:val="19"/>
-          <w:szCs w:val="19"/>
-        </w:rPr>
-        <w:t>findAllNextMoves</w:t>
-      </w:r>
-      <w:proofErr w:type="spellEnd"/>
-      <w:r>
-        <w:rPr>
-          <w:rFonts w:ascii="Courier New" w:eastAsia="Courier New" w:hAnsi="Courier New" w:cs="Courier New"/>
-          <w:color w:val="1A1A1A"/>
-          <w:sz w:val="19"/>
-          <w:szCs w:val="19"/>
-        </w:rPr>
-        <w:t>(board):</w:t>
+        <w:t>FUNCTION findAllNextMoves(board):</w:t>
       </w:r>
     </w:p>
     <w:p>
@@ -4806,387 +3710,105 @@
           <w:sz w:val="19"/>
           <w:szCs w:val="19"/>
         </w:rPr>
-        <w:t xml:space="preserve">                </w:t>
-      </w:r>
-      <w:proofErr w:type="spellStart"/>
-      <w:r>
-        <w:rPr>
-          <w:rFonts w:ascii="Courier New" w:eastAsia="Courier New" w:hAnsi="Courier New" w:cs="Courier New"/>
-          <w:color w:val="1A1A1A"/>
-          <w:sz w:val="19"/>
-          <w:szCs w:val="19"/>
-        </w:rPr>
-        <w:t>destRow</w:t>
-      </w:r>
-      <w:proofErr w:type="spellEnd"/>
-      <w:r>
-        <w:rPr>
-          <w:rFonts w:ascii="Courier New" w:eastAsia="Courier New" w:hAnsi="Courier New" w:cs="Courier New"/>
-          <w:color w:val="1A1A1A"/>
-          <w:sz w:val="19"/>
-          <w:szCs w:val="19"/>
-        </w:rPr>
-        <w:t xml:space="preserve"> &lt;- row + dr</w:t>
-      </w:r>
-    </w:p>
-    <w:p>
-      <w:pPr>
-        <w:shd w:val="clear" w:color="auto" w:fill="F2F2F2"/>
-      </w:pPr>
-      <w:r>
-        <w:rPr>
-          <w:rFonts w:ascii="Courier New" w:eastAsia="Courier New" w:hAnsi="Courier New" w:cs="Courier New"/>
-          <w:color w:val="1A1A1A"/>
-          <w:sz w:val="19"/>
-          <w:szCs w:val="19"/>
-        </w:rPr>
-        <w:t xml:space="preserve">                </w:t>
-      </w:r>
-      <w:proofErr w:type="spellStart"/>
-      <w:r>
-        <w:rPr>
-          <w:rFonts w:ascii="Courier New" w:eastAsia="Courier New" w:hAnsi="Courier New" w:cs="Courier New"/>
-          <w:color w:val="1A1A1A"/>
-          <w:sz w:val="19"/>
-          <w:szCs w:val="19"/>
-        </w:rPr>
-        <w:t>destCol</w:t>
-      </w:r>
-      <w:proofErr w:type="spellEnd"/>
-      <w:r>
-        <w:rPr>
-          <w:rFonts w:ascii="Courier New" w:eastAsia="Courier New" w:hAnsi="Courier New" w:cs="Courier New"/>
-          <w:color w:val="1A1A1A"/>
-          <w:sz w:val="19"/>
-          <w:szCs w:val="19"/>
-        </w:rPr>
-        <w:t xml:space="preserve"> &lt;- col + dc</w:t>
-      </w:r>
-    </w:p>
-    <w:p>
-      <w:pPr>
-        <w:shd w:val="clear" w:color="auto" w:fill="F2F2F2"/>
-      </w:pPr>
-      <w:r>
-        <w:rPr>
-          <w:rFonts w:ascii="Courier New" w:eastAsia="Courier New" w:hAnsi="Courier New" w:cs="Courier New"/>
-          <w:color w:val="1A1A1A"/>
-          <w:sz w:val="19"/>
-          <w:szCs w:val="19"/>
-        </w:rPr>
-        <w:t xml:space="preserve">                IF </w:t>
-      </w:r>
-      <w:proofErr w:type="spellStart"/>
-      <w:r>
-        <w:rPr>
-          <w:rFonts w:ascii="Courier New" w:eastAsia="Courier New" w:hAnsi="Courier New" w:cs="Courier New"/>
-          <w:color w:val="1A1A1A"/>
-          <w:sz w:val="19"/>
-          <w:szCs w:val="19"/>
-        </w:rPr>
-        <w:t>destRow</w:t>
-      </w:r>
-      <w:proofErr w:type="spellEnd"/>
-      <w:r>
-        <w:rPr>
-          <w:rFonts w:ascii="Courier New" w:eastAsia="Courier New" w:hAnsi="Courier New" w:cs="Courier New"/>
-          <w:color w:val="1A1A1A"/>
-          <w:sz w:val="19"/>
-          <w:szCs w:val="19"/>
-        </w:rPr>
-        <w:t xml:space="preserve"> and </w:t>
-      </w:r>
-      <w:proofErr w:type="spellStart"/>
-      <w:r>
-        <w:rPr>
-          <w:rFonts w:ascii="Courier New" w:eastAsia="Courier New" w:hAnsi="Courier New" w:cs="Courier New"/>
-          <w:color w:val="1A1A1A"/>
-          <w:sz w:val="19"/>
-          <w:szCs w:val="19"/>
-        </w:rPr>
-        <w:t>destCol</w:t>
-      </w:r>
-      <w:proofErr w:type="spellEnd"/>
-      <w:r>
-        <w:rPr>
-          <w:rFonts w:ascii="Courier New" w:eastAsia="Courier New" w:hAnsi="Courier New" w:cs="Courier New"/>
-          <w:color w:val="1A1A1A"/>
-          <w:sz w:val="19"/>
-          <w:szCs w:val="19"/>
-        </w:rPr>
-        <w:t xml:space="preserve"> are within bounds</w:t>
-      </w:r>
-    </w:p>
-    <w:p>
-      <w:pPr>
-        <w:shd w:val="clear" w:color="auto" w:fill="F2F2F2"/>
-      </w:pPr>
-      <w:r>
-        <w:rPr>
-          <w:rFonts w:ascii="Courier New" w:eastAsia="Courier New" w:hAnsi="Courier New" w:cs="Courier New"/>
-          <w:color w:val="1A1A1A"/>
-          <w:sz w:val="19"/>
-          <w:szCs w:val="19"/>
-        </w:rPr>
-        <w:t xml:space="preserve">                   AND board[</w:t>
-      </w:r>
-      <w:proofErr w:type="spellStart"/>
-      <w:r>
-        <w:rPr>
-          <w:rFonts w:ascii="Courier New" w:eastAsia="Courier New" w:hAnsi="Courier New" w:cs="Courier New"/>
-          <w:color w:val="1A1A1A"/>
-          <w:sz w:val="19"/>
-          <w:szCs w:val="19"/>
-        </w:rPr>
-        <w:t>destRow</w:t>
-      </w:r>
-      <w:proofErr w:type="spellEnd"/>
-      <w:r>
-        <w:rPr>
-          <w:rFonts w:ascii="Courier New" w:eastAsia="Courier New" w:hAnsi="Courier New" w:cs="Courier New"/>
-          <w:color w:val="1A1A1A"/>
-          <w:sz w:val="19"/>
-          <w:szCs w:val="19"/>
-        </w:rPr>
-        <w:t>][</w:t>
-      </w:r>
-      <w:proofErr w:type="spellStart"/>
-      <w:r>
-        <w:rPr>
-          <w:rFonts w:ascii="Courier New" w:eastAsia="Courier New" w:hAnsi="Courier New" w:cs="Courier New"/>
-          <w:color w:val="1A1A1A"/>
-          <w:sz w:val="19"/>
-          <w:szCs w:val="19"/>
-        </w:rPr>
-        <w:t>destCol</w:t>
-      </w:r>
-      <w:proofErr w:type="spellEnd"/>
-      <w:r>
-        <w:rPr>
-          <w:rFonts w:ascii="Courier New" w:eastAsia="Courier New" w:hAnsi="Courier New" w:cs="Courier New"/>
-          <w:color w:val="1A1A1A"/>
-          <w:sz w:val="19"/>
-          <w:szCs w:val="19"/>
-        </w:rPr>
-        <w:t>] is EMPTY:</w:t>
-      </w:r>
-    </w:p>
-    <w:p>
-      <w:pPr>
-        <w:shd w:val="clear" w:color="auto" w:fill="F2F2F2"/>
-      </w:pPr>
-      <w:r>
-        <w:rPr>
-          <w:rFonts w:ascii="Courier New" w:eastAsia="Courier New" w:hAnsi="Courier New" w:cs="Courier New"/>
-          <w:color w:val="1A1A1A"/>
-          <w:sz w:val="19"/>
-          <w:szCs w:val="19"/>
-        </w:rPr>
-        <w:t xml:space="preserve">                    </w:t>
-      </w:r>
-      <w:proofErr w:type="spellStart"/>
-      <w:r>
-        <w:rPr>
-          <w:rFonts w:ascii="Courier New" w:eastAsia="Courier New" w:hAnsi="Courier New" w:cs="Courier New"/>
-          <w:color w:val="1A1A1A"/>
-          <w:sz w:val="19"/>
-          <w:szCs w:val="19"/>
-        </w:rPr>
-        <w:t>newBoard</w:t>
-      </w:r>
-      <w:proofErr w:type="spellEnd"/>
-      <w:r>
-        <w:rPr>
-          <w:rFonts w:ascii="Courier New" w:eastAsia="Courier New" w:hAnsi="Courier New" w:cs="Courier New"/>
-          <w:color w:val="1A1A1A"/>
-          <w:sz w:val="19"/>
-          <w:szCs w:val="19"/>
-        </w:rPr>
-        <w:t xml:space="preserve"> &lt;- copy of board</w:t>
-      </w:r>
-    </w:p>
-    <w:p>
-      <w:pPr>
-        <w:shd w:val="clear" w:color="auto" w:fill="F2F2F2"/>
-      </w:pPr>
-      <w:r>
-        <w:rPr>
-          <w:rFonts w:ascii="Courier New" w:eastAsia="Courier New" w:hAnsi="Courier New" w:cs="Courier New"/>
-          <w:color w:val="1A1A1A"/>
-          <w:sz w:val="19"/>
-          <w:szCs w:val="19"/>
-        </w:rPr>
-        <w:t xml:space="preserve">                    </w:t>
-      </w:r>
-      <w:proofErr w:type="spellStart"/>
-      <w:r>
-        <w:rPr>
-          <w:rFonts w:ascii="Courier New" w:eastAsia="Courier New" w:hAnsi="Courier New" w:cs="Courier New"/>
-          <w:color w:val="1A1A1A"/>
-          <w:sz w:val="19"/>
-          <w:szCs w:val="19"/>
-        </w:rPr>
-        <w:t>newBoard</w:t>
-      </w:r>
-      <w:proofErr w:type="spellEnd"/>
-      <w:r>
-        <w:rPr>
-          <w:rFonts w:ascii="Courier New" w:eastAsia="Courier New" w:hAnsi="Courier New" w:cs="Courier New"/>
-          <w:color w:val="1A1A1A"/>
-          <w:sz w:val="19"/>
-          <w:szCs w:val="19"/>
-        </w:rPr>
-        <w:t>[row][</w:t>
-      </w:r>
-      <w:proofErr w:type="gramStart"/>
-      <w:r>
-        <w:rPr>
-          <w:rFonts w:ascii="Courier New" w:eastAsia="Courier New" w:hAnsi="Courier New" w:cs="Courier New"/>
-          <w:color w:val="1A1A1A"/>
-          <w:sz w:val="19"/>
-          <w:szCs w:val="19"/>
-        </w:rPr>
-        <w:t xml:space="preserve">col]   </w:t>
-      </w:r>
-      <w:proofErr w:type="gramEnd"/>
-      <w:r>
-        <w:rPr>
-          <w:rFonts w:ascii="Courier New" w:eastAsia="Courier New" w:hAnsi="Courier New" w:cs="Courier New"/>
-          <w:color w:val="1A1A1A"/>
-          <w:sz w:val="19"/>
-          <w:szCs w:val="19"/>
-        </w:rPr>
-        <w:t xml:space="preserve">      &lt;- EMPTY</w:t>
-      </w:r>
-    </w:p>
-    <w:p>
-      <w:pPr>
-        <w:shd w:val="clear" w:color="auto" w:fill="F2F2F2"/>
-      </w:pPr>
-      <w:r>
-        <w:rPr>
-          <w:rFonts w:ascii="Courier New" w:eastAsia="Courier New" w:hAnsi="Courier New" w:cs="Courier New"/>
-          <w:color w:val="1A1A1A"/>
-          <w:sz w:val="19"/>
-          <w:szCs w:val="19"/>
-        </w:rPr>
-        <w:t xml:space="preserve">                    </w:t>
-      </w:r>
-      <w:proofErr w:type="spellStart"/>
-      <w:r>
-        <w:rPr>
-          <w:rFonts w:ascii="Courier New" w:eastAsia="Courier New" w:hAnsi="Courier New" w:cs="Courier New"/>
-          <w:color w:val="1A1A1A"/>
-          <w:sz w:val="19"/>
-          <w:szCs w:val="19"/>
-        </w:rPr>
-        <w:t>newBoard</w:t>
-      </w:r>
-      <w:proofErr w:type="spellEnd"/>
-      <w:r>
-        <w:rPr>
-          <w:rFonts w:ascii="Courier New" w:eastAsia="Courier New" w:hAnsi="Courier New" w:cs="Courier New"/>
-          <w:color w:val="1A1A1A"/>
-          <w:sz w:val="19"/>
-          <w:szCs w:val="19"/>
-        </w:rPr>
-        <w:t>[</w:t>
-      </w:r>
-      <w:proofErr w:type="spellStart"/>
-      <w:r>
-        <w:rPr>
-          <w:rFonts w:ascii="Courier New" w:eastAsia="Courier New" w:hAnsi="Courier New" w:cs="Courier New"/>
-          <w:color w:val="1A1A1A"/>
-          <w:sz w:val="19"/>
-          <w:szCs w:val="19"/>
-        </w:rPr>
-        <w:t>destRow</w:t>
-      </w:r>
-      <w:proofErr w:type="spellEnd"/>
-      <w:r>
-        <w:rPr>
-          <w:rFonts w:ascii="Courier New" w:eastAsia="Courier New" w:hAnsi="Courier New" w:cs="Courier New"/>
-          <w:color w:val="1A1A1A"/>
-          <w:sz w:val="19"/>
-          <w:szCs w:val="19"/>
-        </w:rPr>
-        <w:t>][</w:t>
-      </w:r>
-      <w:proofErr w:type="spellStart"/>
-      <w:r>
-        <w:rPr>
-          <w:rFonts w:ascii="Courier New" w:eastAsia="Courier New" w:hAnsi="Courier New" w:cs="Courier New"/>
-          <w:color w:val="1A1A1A"/>
-          <w:sz w:val="19"/>
-          <w:szCs w:val="19"/>
-        </w:rPr>
-        <w:t>destCol</w:t>
-      </w:r>
-      <w:proofErr w:type="spellEnd"/>
-      <w:r>
-        <w:rPr>
-          <w:rFonts w:ascii="Courier New" w:eastAsia="Courier New" w:hAnsi="Courier New" w:cs="Courier New"/>
-          <w:color w:val="1A1A1A"/>
-          <w:sz w:val="19"/>
-          <w:szCs w:val="19"/>
-        </w:rPr>
-        <w:t>] &lt;- knight</w:t>
-      </w:r>
-    </w:p>
-    <w:p>
-      <w:pPr>
-        <w:shd w:val="clear" w:color="auto" w:fill="F2F2F2"/>
-      </w:pPr>
-      <w:r>
-        <w:rPr>
-          <w:rFonts w:ascii="Courier New" w:eastAsia="Courier New" w:hAnsi="Courier New" w:cs="Courier New"/>
-          <w:color w:val="1A1A1A"/>
-          <w:sz w:val="19"/>
-          <w:szCs w:val="19"/>
-        </w:rPr>
-        <w:t xml:space="preserve">                    </w:t>
-      </w:r>
-      <w:proofErr w:type="spellStart"/>
-      <w:proofErr w:type="gramStart"/>
-      <w:r>
-        <w:rPr>
-          <w:rFonts w:ascii="Courier New" w:eastAsia="Courier New" w:hAnsi="Courier New" w:cs="Courier New"/>
-          <w:color w:val="1A1A1A"/>
-          <w:sz w:val="19"/>
-          <w:szCs w:val="19"/>
-        </w:rPr>
-        <w:t>moves.append</w:t>
-      </w:r>
-      <w:proofErr w:type="spellEnd"/>
-      <w:proofErr w:type="gramEnd"/>
-      <w:r>
-        <w:rPr>
-          <w:rFonts w:ascii="Courier New" w:eastAsia="Courier New" w:hAnsi="Courier New" w:cs="Courier New"/>
-          <w:color w:val="1A1A1A"/>
-          <w:sz w:val="19"/>
-          <w:szCs w:val="19"/>
-        </w:rPr>
-        <w:t>(</w:t>
-      </w:r>
-      <w:proofErr w:type="spellStart"/>
-      <w:r>
-        <w:rPr>
-          <w:rFonts w:ascii="Courier New" w:eastAsia="Courier New" w:hAnsi="Courier New" w:cs="Courier New"/>
-          <w:color w:val="1A1A1A"/>
-          <w:sz w:val="19"/>
-          <w:szCs w:val="19"/>
-        </w:rPr>
-        <w:t>newBoard</w:t>
-      </w:r>
-      <w:proofErr w:type="spellEnd"/>
-      <w:r>
-        <w:rPr>
-          <w:rFonts w:ascii="Courier New" w:eastAsia="Courier New" w:hAnsi="Courier New" w:cs="Courier New"/>
-          <w:color w:val="1A1A1A"/>
-          <w:sz w:val="19"/>
-          <w:szCs w:val="19"/>
-        </w:rPr>
-        <w:t>)</w:t>
+        <w:t xml:space="preserve">                destRow &lt;- row + dr</w:t>
+      </w:r>
+    </w:p>
+    <w:p>
+      <w:pPr>
+        <w:shd w:val="clear" w:color="auto" w:fill="F2F2F2"/>
+      </w:pPr>
+      <w:r>
+        <w:rPr>
+          <w:rFonts w:ascii="Courier New" w:eastAsia="Courier New" w:hAnsi="Courier New" w:cs="Courier New"/>
+          <w:color w:val="1A1A1A"/>
+          <w:sz w:val="19"/>
+          <w:szCs w:val="19"/>
+        </w:rPr>
+        <w:t xml:space="preserve">                destCol &lt;- col + dc</w:t>
+      </w:r>
+    </w:p>
+    <w:p>
+      <w:pPr>
+        <w:shd w:val="clear" w:color="auto" w:fill="F2F2F2"/>
+      </w:pPr>
+      <w:r>
+        <w:rPr>
+          <w:rFonts w:ascii="Courier New" w:eastAsia="Courier New" w:hAnsi="Courier New" w:cs="Courier New"/>
+          <w:color w:val="1A1A1A"/>
+          <w:sz w:val="19"/>
+          <w:szCs w:val="19"/>
+        </w:rPr>
+        <w:t xml:space="preserve">                IF destRow and destCol are within bounds</w:t>
+      </w:r>
+    </w:p>
+    <w:p>
+      <w:pPr>
+        <w:shd w:val="clear" w:color="auto" w:fill="F2F2F2"/>
+      </w:pPr>
+      <w:r>
+        <w:rPr>
+          <w:rFonts w:ascii="Courier New" w:eastAsia="Courier New" w:hAnsi="Courier New" w:cs="Courier New"/>
+          <w:color w:val="1A1A1A"/>
+          <w:sz w:val="19"/>
+          <w:szCs w:val="19"/>
+        </w:rPr>
+        <w:t xml:space="preserve">                   AND board[destRow][destCol] is EMPTY:</w:t>
+      </w:r>
+    </w:p>
+    <w:p>
+      <w:pPr>
+        <w:shd w:val="clear" w:color="auto" w:fill="F2F2F2"/>
+      </w:pPr>
+      <w:r>
+        <w:rPr>
+          <w:rFonts w:ascii="Courier New" w:eastAsia="Courier New" w:hAnsi="Courier New" w:cs="Courier New"/>
+          <w:color w:val="1A1A1A"/>
+          <w:sz w:val="19"/>
+          <w:szCs w:val="19"/>
+        </w:rPr>
+        <w:t xml:space="preserve">                    newBoard &lt;- copy of board</w:t>
+      </w:r>
+    </w:p>
+    <w:p>
+      <w:pPr>
+        <w:shd w:val="clear" w:color="auto" w:fill="F2F2F2"/>
+      </w:pPr>
+      <w:r>
+        <w:rPr>
+          <w:rFonts w:ascii="Courier New" w:eastAsia="Courier New" w:hAnsi="Courier New" w:cs="Courier New"/>
+          <w:color w:val="1A1A1A"/>
+          <w:sz w:val="19"/>
+          <w:szCs w:val="19"/>
+        </w:rPr>
+        <w:t xml:space="preserve">                    newBoard[row][col]         &lt;- EMPTY</w:t>
+      </w:r>
+    </w:p>
+    <w:p>
+      <w:pPr>
+        <w:shd w:val="clear" w:color="auto" w:fill="F2F2F2"/>
+      </w:pPr>
+      <w:r>
+        <w:rPr>
+          <w:rFonts w:ascii="Courier New" w:eastAsia="Courier New" w:hAnsi="Courier New" w:cs="Courier New"/>
+          <w:color w:val="1A1A1A"/>
+          <w:sz w:val="19"/>
+          <w:szCs w:val="19"/>
+        </w:rPr>
+        <w:t xml:space="preserve">                    newBoard[destRow][destCol] &lt;- knight</w:t>
+      </w:r>
+    </w:p>
+    <w:p>
+      <w:pPr>
+        <w:shd w:val="clear" w:color="auto" w:fill="F2F2F2"/>
+      </w:pPr>
+      <w:r>
+        <w:rPr>
+          <w:rFonts w:ascii="Courier New" w:eastAsia="Courier New" w:hAnsi="Courier New" w:cs="Courier New"/>
+          <w:color w:val="1A1A1A"/>
+          <w:sz w:val="19"/>
+          <w:szCs w:val="19"/>
+        </w:rPr>
+        <w:t xml:space="preserve">                    moves.append(newBoard)</w:t>
       </w:r>
     </w:p>
     <w:p>
@@ -5211,11 +3833,20 @@
     </w:p>
     <w:p>
       <w:pPr>
-        <w:pStyle w:val="Heading1"/>
+        <w:pStyle w:val="Heading2"/>
       </w:pPr>
       <w:r>
         <w:lastRenderedPageBreak/>
-        <w:t>5. Implementation Code</w:t>
+        <w:t>4.</w:t>
+      </w:r>
+      <w:r>
+        <w:t xml:space="preserve">5 Implementation </w:t>
+      </w:r>
+      <w:r>
+        <w:t>c</w:t>
+      </w:r>
+      <w:r>
+        <w:t>ode</w:t>
       </w:r>
     </w:p>
     <w:p>
@@ -5233,3358 +3864,1309 @@
     </w:p>
     <w:p>
       <w:pPr>
+        <w:pStyle w:val="Heading3"/>
+      </w:pPr>
+      <w:r>
+        <w:t>4.</w:t>
+      </w:r>
+      <w:r>
+        <w:t xml:space="preserve">5.1 Constants and </w:t>
+      </w:r>
+      <w:r>
+        <w:t>b</w:t>
+      </w:r>
+      <w:r>
+        <w:t xml:space="preserve">oard </w:t>
+      </w:r>
+      <w:r>
+        <w:t>d</w:t>
+      </w:r>
+      <w:r>
+        <w:t>efinitions</w:t>
+      </w:r>
+    </w:p>
+    <w:p>
+      <w:pPr>
+        <w:shd w:val="clear" w:color="auto" w:fill="F2F2F2"/>
+        <w:spacing w:before="80"/>
+      </w:pPr>
+      <w:r>
+        <w:rPr>
+          <w:rFonts w:ascii="Courier New" w:eastAsia="Courier New" w:hAnsi="Courier New" w:cs="Courier New"/>
+          <w:color w:val="1A1A1A"/>
+          <w:sz w:val="19"/>
+          <w:szCs w:val="19"/>
+        </w:rPr>
+        <w:t>static const int NUMBER_OF_ROWS = 4;</w:t>
+      </w:r>
+    </w:p>
+    <w:p>
+      <w:pPr>
+        <w:shd w:val="clear" w:color="auto" w:fill="F2F2F2"/>
+      </w:pPr>
+      <w:r>
+        <w:rPr>
+          <w:rFonts w:ascii="Courier New" w:eastAsia="Courier New" w:hAnsi="Courier New" w:cs="Courier New"/>
+          <w:color w:val="1A1A1A"/>
+          <w:sz w:val="19"/>
+          <w:szCs w:val="19"/>
+        </w:rPr>
+        <w:t>static const int NUMBER_OF_COLS = 3;</w:t>
+      </w:r>
+    </w:p>
+    <w:p>
+      <w:pPr>
+        <w:shd w:val="clear" w:color="auto" w:fill="F2F2F2"/>
+      </w:pPr>
+      <w:r>
+        <w:rPr>
+          <w:rFonts w:ascii="Courier New" w:eastAsia="Courier New" w:hAnsi="Courier New" w:cs="Courier New"/>
+          <w:color w:val="1A1A1A"/>
+          <w:sz w:val="19"/>
+          <w:szCs w:val="19"/>
+        </w:rPr>
+        <w:t>static const int EMPTY_CELL     = 0;</w:t>
+      </w:r>
+    </w:p>
+    <w:p>
+      <w:pPr>
+        <w:shd w:val="clear" w:color="auto" w:fill="F2F2F2"/>
+      </w:pPr>
+      <w:r>
+        <w:rPr>
+          <w:rFonts w:ascii="Courier New" w:eastAsia="Courier New" w:hAnsi="Courier New" w:cs="Courier New"/>
+          <w:color w:val="1A1A1A"/>
+          <w:sz w:val="19"/>
+          <w:szCs w:val="19"/>
+        </w:rPr>
+        <w:t>static const int WHITE_KNIGHT   = 1;</w:t>
+      </w:r>
+    </w:p>
+    <w:p>
+      <w:pPr>
+        <w:shd w:val="clear" w:color="auto" w:fill="F2F2F2"/>
+      </w:pPr>
+      <w:r>
+        <w:rPr>
+          <w:rFonts w:ascii="Courier New" w:eastAsia="Courier New" w:hAnsi="Courier New" w:cs="Courier New"/>
+          <w:color w:val="1A1A1A"/>
+          <w:sz w:val="19"/>
+          <w:szCs w:val="19"/>
+        </w:rPr>
+        <w:t>static const int BLACK_KNIGHT   = 2;</w:t>
+      </w:r>
+    </w:p>
+    <w:p>
+      <w:pPr>
+        <w:shd w:val="clear" w:color="auto" w:fill="F2F2F2"/>
+      </w:pPr>
+      <w:r>
+        <w:rPr>
+          <w:rFonts w:ascii="Courier New" w:eastAsia="Courier New" w:hAnsi="Courier New" w:cs="Courier New"/>
+          <w:color w:val="1A1A1A"/>
+          <w:sz w:val="19"/>
+          <w:szCs w:val="19"/>
+        </w:rPr>
+        <w:t xml:space="preserve"> </w:t>
+      </w:r>
+    </w:p>
+    <w:p>
+      <w:pPr>
+        <w:shd w:val="clear" w:color="auto" w:fill="F2F2F2"/>
+      </w:pPr>
+      <w:r>
+        <w:rPr>
+          <w:rFonts w:ascii="Courier New" w:eastAsia="Courier New" w:hAnsi="Courier New" w:cs="Courier New"/>
+          <w:color w:val="1A1A1A"/>
+          <w:sz w:val="19"/>
+          <w:szCs w:val="19"/>
+        </w:rPr>
+        <w:t>// 8 possible knight move offsets (row, col)</w:t>
+      </w:r>
+    </w:p>
+    <w:p>
+      <w:pPr>
+        <w:shd w:val="clear" w:color="auto" w:fill="F2F2F2"/>
+      </w:pPr>
+      <w:r>
+        <w:rPr>
+          <w:rFonts w:ascii="Courier New" w:eastAsia="Courier New" w:hAnsi="Courier New" w:cs="Courier New"/>
+          <w:color w:val="1A1A1A"/>
+          <w:sz w:val="19"/>
+          <w:szCs w:val="19"/>
+        </w:rPr>
+        <w:t>static const int ROW_CHANGE[8] = { -2,-2,-1,-1,+1,+1,+2,+2 };</w:t>
+      </w:r>
+    </w:p>
+    <w:p>
+      <w:pPr>
+        <w:shd w:val="clear" w:color="auto" w:fill="F2F2F2"/>
+        <w:spacing w:after="80"/>
+      </w:pPr>
+      <w:r>
+        <w:rPr>
+          <w:rFonts w:ascii="Courier New" w:eastAsia="Courier New" w:hAnsi="Courier New" w:cs="Courier New"/>
+          <w:color w:val="1A1A1A"/>
+          <w:sz w:val="19"/>
+          <w:szCs w:val="19"/>
+        </w:rPr>
+        <w:t>static const int COL_CHANGE[8] = { -1,+1,-2,+2,-2,+2,-1,+1 };</w:t>
+      </w:r>
+    </w:p>
+    <w:p>
+      <w:pPr>
+        <w:spacing w:after="80"/>
+      </w:pPr>
+    </w:p>
+    <w:p>
+      <w:pPr>
+        <w:pStyle w:val="Heading3"/>
+      </w:pPr>
+      <w:r>
+        <w:t>4.</w:t>
+      </w:r>
+      <w:r>
+        <w:t xml:space="preserve">5.2 BoardState </w:t>
+      </w:r>
+      <w:r>
+        <w:t>s</w:t>
+      </w:r>
+      <w:r>
+        <w:t>truct</w:t>
+      </w:r>
+    </w:p>
+    <w:p>
+      <w:pPr>
+        <w:shd w:val="clear" w:color="auto" w:fill="F2F2F2"/>
+        <w:spacing w:before="80"/>
+      </w:pPr>
+      <w:r>
+        <w:rPr>
+          <w:rFonts w:ascii="Courier New" w:eastAsia="Courier New" w:hAnsi="Courier New" w:cs="Courier New"/>
+          <w:color w:val="1A1A1A"/>
+          <w:sz w:val="19"/>
+          <w:szCs w:val="19"/>
+        </w:rPr>
+        <w:t>struct BoardState {</w:t>
+      </w:r>
+    </w:p>
+    <w:p>
+      <w:pPr>
+        <w:shd w:val="clear" w:color="auto" w:fill="F2F2F2"/>
+      </w:pPr>
+      <w:r>
+        <w:rPr>
+          <w:rFonts w:ascii="Courier New" w:eastAsia="Courier New" w:hAnsi="Courier New" w:cs="Courier New"/>
+          <w:color w:val="1A1A1A"/>
+          <w:sz w:val="19"/>
+          <w:szCs w:val="19"/>
+        </w:rPr>
+        <w:t xml:space="preserve">    int cell[NUMBER_OF_ROWS][NUMBER_OF_COLS];</w:t>
+      </w:r>
+    </w:p>
+    <w:p>
+      <w:pPr>
+        <w:shd w:val="clear" w:color="auto" w:fill="F2F2F2"/>
+      </w:pPr>
+      <w:r>
+        <w:rPr>
+          <w:rFonts w:ascii="Courier New" w:eastAsia="Courier New" w:hAnsi="Courier New" w:cs="Courier New"/>
+          <w:color w:val="1A1A1A"/>
+          <w:sz w:val="19"/>
+          <w:szCs w:val="19"/>
+        </w:rPr>
+        <w:t xml:space="preserve"> </w:t>
+      </w:r>
+    </w:p>
+    <w:p>
+      <w:pPr>
+        <w:shd w:val="clear" w:color="auto" w:fill="F2F2F2"/>
+      </w:pPr>
+      <w:r>
+        <w:rPr>
+          <w:rFonts w:ascii="Courier New" w:eastAsia="Courier New" w:hAnsi="Courier New" w:cs="Courier New"/>
+          <w:color w:val="1A1A1A"/>
+          <w:sz w:val="19"/>
+          <w:szCs w:val="19"/>
+        </w:rPr>
+        <w:t xml:space="preserve">    // Encode board as a unique base-3 integer</w:t>
+      </w:r>
+    </w:p>
+    <w:p>
+      <w:pPr>
+        <w:shd w:val="clear" w:color="auto" w:fill="F2F2F2"/>
+      </w:pPr>
+      <w:r>
+        <w:rPr>
+          <w:rFonts w:ascii="Courier New" w:eastAsia="Courier New" w:hAnsi="Courier New" w:cs="Courier New"/>
+          <w:color w:val="1A1A1A"/>
+          <w:sz w:val="19"/>
+          <w:szCs w:val="19"/>
+        </w:rPr>
+        <w:t xml:space="preserve">    long long encode() const {</w:t>
+      </w:r>
+    </w:p>
+    <w:p>
+      <w:pPr>
+        <w:shd w:val="clear" w:color="auto" w:fill="F2F2F2"/>
+      </w:pPr>
+      <w:r>
+        <w:rPr>
+          <w:rFonts w:ascii="Courier New" w:eastAsia="Courier New" w:hAnsi="Courier New" w:cs="Courier New"/>
+          <w:color w:val="1A1A1A"/>
+          <w:sz w:val="19"/>
+          <w:szCs w:val="19"/>
+        </w:rPr>
+        <w:t xml:space="preserve">        long long n = 0;</w:t>
+      </w:r>
+    </w:p>
+    <w:p>
+      <w:pPr>
+        <w:shd w:val="clear" w:color="auto" w:fill="F2F2F2"/>
+      </w:pPr>
+      <w:r>
+        <w:rPr>
+          <w:rFonts w:ascii="Courier New" w:eastAsia="Courier New" w:hAnsi="Courier New" w:cs="Courier New"/>
+          <w:color w:val="1A1A1A"/>
+          <w:sz w:val="19"/>
+          <w:szCs w:val="19"/>
+        </w:rPr>
+        <w:t xml:space="preserve">        for (int r = 0; r &lt; NUMBER_OF_ROWS; r++)</w:t>
+      </w:r>
+    </w:p>
+    <w:p>
+      <w:pPr>
+        <w:shd w:val="clear" w:color="auto" w:fill="F2F2F2"/>
+      </w:pPr>
+      <w:r>
+        <w:rPr>
+          <w:rFonts w:ascii="Courier New" w:eastAsia="Courier New" w:hAnsi="Courier New" w:cs="Courier New"/>
+          <w:color w:val="1A1A1A"/>
+          <w:sz w:val="19"/>
+          <w:szCs w:val="19"/>
+        </w:rPr>
+        <w:t xml:space="preserve">            for (int c = 0; c &lt; NUMBER_OF_COLS; c++)</w:t>
+      </w:r>
+    </w:p>
+    <w:p>
+      <w:pPr>
+        <w:shd w:val="clear" w:color="auto" w:fill="F2F2F2"/>
+      </w:pPr>
+      <w:r>
+        <w:rPr>
+          <w:rFonts w:ascii="Courier New" w:eastAsia="Courier New" w:hAnsi="Courier New" w:cs="Courier New"/>
+          <w:color w:val="1A1A1A"/>
+          <w:sz w:val="19"/>
+          <w:szCs w:val="19"/>
+        </w:rPr>
+        <w:t xml:space="preserve">                n = n * 3 + cell[r][c];</w:t>
+      </w:r>
+    </w:p>
+    <w:p>
+      <w:pPr>
+        <w:shd w:val="clear" w:color="auto" w:fill="F2F2F2"/>
+      </w:pPr>
+      <w:r>
+        <w:rPr>
+          <w:rFonts w:ascii="Courier New" w:eastAsia="Courier New" w:hAnsi="Courier New" w:cs="Courier New"/>
+          <w:color w:val="1A1A1A"/>
+          <w:sz w:val="19"/>
+          <w:szCs w:val="19"/>
+        </w:rPr>
+        <w:t xml:space="preserve">        return n;</w:t>
+      </w:r>
+    </w:p>
+    <w:p>
+      <w:pPr>
+        <w:shd w:val="clear" w:color="auto" w:fill="F2F2F2"/>
+      </w:pPr>
+      <w:r>
+        <w:rPr>
+          <w:rFonts w:ascii="Courier New" w:eastAsia="Courier New" w:hAnsi="Courier New" w:cs="Courier New"/>
+          <w:color w:val="1A1A1A"/>
+          <w:sz w:val="19"/>
+          <w:szCs w:val="19"/>
+        </w:rPr>
+        <w:t xml:space="preserve">    }</w:t>
+      </w:r>
+    </w:p>
+    <w:p>
+      <w:pPr>
+        <w:shd w:val="clear" w:color="auto" w:fill="F2F2F2"/>
+      </w:pPr>
+      <w:r>
+        <w:rPr>
+          <w:rFonts w:ascii="Courier New" w:eastAsia="Courier New" w:hAnsi="Courier New" w:cs="Courier New"/>
+          <w:color w:val="1A1A1A"/>
+          <w:sz w:val="19"/>
+          <w:szCs w:val="19"/>
+        </w:rPr>
+        <w:t xml:space="preserve"> </w:t>
+      </w:r>
+    </w:p>
+    <w:p>
+      <w:pPr>
+        <w:shd w:val="clear" w:color="auto" w:fill="F2F2F2"/>
+      </w:pPr>
+      <w:r>
+        <w:rPr>
+          <w:rFonts w:ascii="Courier New" w:eastAsia="Courier New" w:hAnsi="Courier New" w:cs="Courier New"/>
+          <w:color w:val="1A1A1A"/>
+          <w:sz w:val="19"/>
+          <w:szCs w:val="19"/>
+        </w:rPr>
+        <w:t xml:space="preserve">    bool operator==(const BoardState&amp; o) const {</w:t>
+      </w:r>
+    </w:p>
+    <w:p>
+      <w:pPr>
+        <w:shd w:val="clear" w:color="auto" w:fill="F2F2F2"/>
+      </w:pPr>
+      <w:r>
+        <w:rPr>
+          <w:rFonts w:ascii="Courier New" w:eastAsia="Courier New" w:hAnsi="Courier New" w:cs="Courier New"/>
+          <w:color w:val="1A1A1A"/>
+          <w:sz w:val="19"/>
+          <w:szCs w:val="19"/>
+        </w:rPr>
+        <w:t xml:space="preserve">        for (int r = 0; r &lt; NUMBER_OF_ROWS; r++)</w:t>
+      </w:r>
+    </w:p>
+    <w:p>
+      <w:pPr>
+        <w:shd w:val="clear" w:color="auto" w:fill="F2F2F2"/>
+      </w:pPr>
+      <w:r>
+        <w:rPr>
+          <w:rFonts w:ascii="Courier New" w:eastAsia="Courier New" w:hAnsi="Courier New" w:cs="Courier New"/>
+          <w:color w:val="1A1A1A"/>
+          <w:sz w:val="19"/>
+          <w:szCs w:val="19"/>
+        </w:rPr>
+        <w:t xml:space="preserve">            for (int c = 0; c &lt; NUMBER_OF_COLS; c++)</w:t>
+      </w:r>
+    </w:p>
+    <w:p>
+      <w:pPr>
+        <w:shd w:val="clear" w:color="auto" w:fill="F2F2F2"/>
+      </w:pPr>
+      <w:r>
+        <w:rPr>
+          <w:rFonts w:ascii="Courier New" w:eastAsia="Courier New" w:hAnsi="Courier New" w:cs="Courier New"/>
+          <w:color w:val="1A1A1A"/>
+          <w:sz w:val="19"/>
+          <w:szCs w:val="19"/>
+        </w:rPr>
+        <w:t xml:space="preserve">                if (cell[r][c] != o.cell[r][c]) return false;</w:t>
+      </w:r>
+    </w:p>
+    <w:p>
+      <w:pPr>
+        <w:shd w:val="clear" w:color="auto" w:fill="F2F2F2"/>
+      </w:pPr>
+      <w:r>
+        <w:rPr>
+          <w:rFonts w:ascii="Courier New" w:eastAsia="Courier New" w:hAnsi="Courier New" w:cs="Courier New"/>
+          <w:color w:val="1A1A1A"/>
+          <w:sz w:val="19"/>
+          <w:szCs w:val="19"/>
+        </w:rPr>
+        <w:t xml:space="preserve">        return true;</w:t>
+      </w:r>
+    </w:p>
+    <w:p>
+      <w:pPr>
+        <w:shd w:val="clear" w:color="auto" w:fill="F2F2F2"/>
+      </w:pPr>
+      <w:r>
+        <w:rPr>
+          <w:rFonts w:ascii="Courier New" w:eastAsia="Courier New" w:hAnsi="Courier New" w:cs="Courier New"/>
+          <w:color w:val="1A1A1A"/>
+          <w:sz w:val="19"/>
+          <w:szCs w:val="19"/>
+        </w:rPr>
+        <w:t xml:space="preserve">    }</w:t>
+      </w:r>
+    </w:p>
+    <w:p>
+      <w:pPr>
+        <w:shd w:val="clear" w:color="auto" w:fill="F2F2F2"/>
+        <w:spacing w:after="80"/>
+      </w:pPr>
+      <w:r>
+        <w:rPr>
+          <w:rFonts w:ascii="Courier New" w:eastAsia="Courier New" w:hAnsi="Courier New" w:cs="Courier New"/>
+          <w:color w:val="1A1A1A"/>
+          <w:sz w:val="19"/>
+          <w:szCs w:val="19"/>
+        </w:rPr>
+        <w:t>};</w:t>
+      </w:r>
+    </w:p>
+    <w:p>
+      <w:pPr>
+        <w:pStyle w:val="Heading3"/>
+      </w:pPr>
+      <w:r>
+        <w:t>4.</w:t>
+      </w:r>
+      <w:r>
+        <w:t>5.3 findAllNextMoves()</w:t>
+      </w:r>
+    </w:p>
+    <w:p>
+      <w:pPr>
+        <w:shd w:val="clear" w:color="auto" w:fill="F2F2F2"/>
+        <w:spacing w:before="80"/>
+      </w:pPr>
+      <w:r>
+        <w:rPr>
+          <w:rFonts w:ascii="Courier New" w:eastAsia="Courier New" w:hAnsi="Courier New" w:cs="Courier New"/>
+          <w:color w:val="1A1A1A"/>
+          <w:sz w:val="19"/>
+          <w:szCs w:val="19"/>
+        </w:rPr>
+        <w:t>std::vector&lt;BoardState&gt; findAllNextMoves(const BoardState&amp; board) {</w:t>
+      </w:r>
+    </w:p>
+    <w:p>
+      <w:pPr>
+        <w:shd w:val="clear" w:color="auto" w:fill="F2F2F2"/>
+      </w:pPr>
+      <w:r>
+        <w:rPr>
+          <w:rFonts w:ascii="Courier New" w:eastAsia="Courier New" w:hAnsi="Courier New" w:cs="Courier New"/>
+          <w:color w:val="1A1A1A"/>
+          <w:sz w:val="19"/>
+          <w:szCs w:val="19"/>
+        </w:rPr>
+        <w:t xml:space="preserve">    std::vector&lt;BoardState&gt; next;</w:t>
+      </w:r>
+    </w:p>
+    <w:p>
+      <w:pPr>
+        <w:shd w:val="clear" w:color="auto" w:fill="F2F2F2"/>
+      </w:pPr>
+      <w:r>
+        <w:rPr>
+          <w:rFonts w:ascii="Courier New" w:eastAsia="Courier New" w:hAnsi="Courier New" w:cs="Courier New"/>
+          <w:color w:val="1A1A1A"/>
+          <w:sz w:val="19"/>
+          <w:szCs w:val="19"/>
+        </w:rPr>
+        <w:t xml:space="preserve">    for (int r = 0; r &lt; NUMBER_OF_ROWS; r++) {</w:t>
+      </w:r>
+    </w:p>
+    <w:p>
+      <w:pPr>
+        <w:shd w:val="clear" w:color="auto" w:fill="F2F2F2"/>
+      </w:pPr>
+      <w:r>
+        <w:rPr>
+          <w:rFonts w:ascii="Courier New" w:eastAsia="Courier New" w:hAnsi="Courier New" w:cs="Courier New"/>
+          <w:color w:val="1A1A1A"/>
+          <w:sz w:val="19"/>
+          <w:szCs w:val="19"/>
+        </w:rPr>
+        <w:t xml:space="preserve">        for (int c = 0; c &lt; NUMBER_OF_COLS; c++) {</w:t>
+      </w:r>
+    </w:p>
+    <w:p>
+      <w:pPr>
+        <w:shd w:val="clear" w:color="auto" w:fill="F2F2F2"/>
+      </w:pPr>
+      <w:r>
+        <w:rPr>
+          <w:rFonts w:ascii="Courier New" w:eastAsia="Courier New" w:hAnsi="Courier New" w:cs="Courier New"/>
+          <w:color w:val="1A1A1A"/>
+          <w:sz w:val="19"/>
+          <w:szCs w:val="19"/>
+        </w:rPr>
+        <w:t xml:space="preserve">            if (board.cell[r][c] == EMPTY_CELL) continue;</w:t>
+      </w:r>
+    </w:p>
+    <w:p>
+      <w:pPr>
+        <w:shd w:val="clear" w:color="auto" w:fill="F2F2F2"/>
+      </w:pPr>
+      <w:r>
+        <w:rPr>
+          <w:rFonts w:ascii="Courier New" w:eastAsia="Courier New" w:hAnsi="Courier New" w:cs="Courier New"/>
+          <w:color w:val="1A1A1A"/>
+          <w:sz w:val="19"/>
+          <w:szCs w:val="19"/>
+        </w:rPr>
+        <w:t xml:space="preserve">            int knight = board.cell[r][c];</w:t>
+      </w:r>
+    </w:p>
+    <w:p>
+      <w:pPr>
+        <w:shd w:val="clear" w:color="auto" w:fill="F2F2F2"/>
+      </w:pPr>
+      <w:r>
+        <w:rPr>
+          <w:rFonts w:ascii="Courier New" w:eastAsia="Courier New" w:hAnsi="Courier New" w:cs="Courier New"/>
+          <w:color w:val="1A1A1A"/>
+          <w:sz w:val="19"/>
+          <w:szCs w:val="19"/>
+        </w:rPr>
+        <w:t xml:space="preserve">            for (int m = 0; m &lt; 8; m++) {</w:t>
+      </w:r>
+    </w:p>
+    <w:p>
+      <w:pPr>
+        <w:shd w:val="clear" w:color="auto" w:fill="F2F2F2"/>
+      </w:pPr>
+      <w:r>
+        <w:rPr>
+          <w:rFonts w:ascii="Courier New" w:eastAsia="Courier New" w:hAnsi="Courier New" w:cs="Courier New"/>
+          <w:color w:val="1A1A1A"/>
+          <w:sz w:val="19"/>
+          <w:szCs w:val="19"/>
+        </w:rPr>
+        <w:t xml:space="preserve">                int dr = r + ROW_CHANGE[m];</w:t>
+      </w:r>
+    </w:p>
+    <w:p>
+      <w:pPr>
+        <w:shd w:val="clear" w:color="auto" w:fill="F2F2F2"/>
+      </w:pPr>
+      <w:r>
+        <w:rPr>
+          <w:rFonts w:ascii="Courier New" w:eastAsia="Courier New" w:hAnsi="Courier New" w:cs="Courier New"/>
+          <w:color w:val="1A1A1A"/>
+          <w:sz w:val="19"/>
+          <w:szCs w:val="19"/>
+        </w:rPr>
+        <w:t xml:space="preserve">                int dc = c + COL_CHANGE[m];</w:t>
+      </w:r>
+    </w:p>
+    <w:p>
+      <w:pPr>
+        <w:shd w:val="clear" w:color="auto" w:fill="F2F2F2"/>
+      </w:pPr>
+      <w:r>
+        <w:rPr>
+          <w:rFonts w:ascii="Courier New" w:eastAsia="Courier New" w:hAnsi="Courier New" w:cs="Courier New"/>
+          <w:color w:val="1A1A1A"/>
+          <w:sz w:val="19"/>
+          <w:szCs w:val="19"/>
+        </w:rPr>
+        <w:t xml:space="preserve">                if (dr &lt; 0 || dr &gt;= NUMBER_OF_ROWS) continue;</w:t>
+      </w:r>
+    </w:p>
+    <w:p>
+      <w:pPr>
+        <w:shd w:val="clear" w:color="auto" w:fill="F2F2F2"/>
+      </w:pPr>
+      <w:r>
+        <w:rPr>
+          <w:rFonts w:ascii="Courier New" w:eastAsia="Courier New" w:hAnsi="Courier New" w:cs="Courier New"/>
+          <w:color w:val="1A1A1A"/>
+          <w:sz w:val="19"/>
+          <w:szCs w:val="19"/>
+        </w:rPr>
+        <w:t xml:space="preserve">                if (dc &lt; 0 || dc &gt;= NUMBER_OF_COLS) continue;</w:t>
+      </w:r>
+    </w:p>
+    <w:p>
+      <w:pPr>
+        <w:shd w:val="clear" w:color="auto" w:fill="F2F2F2"/>
+      </w:pPr>
+      <w:r>
+        <w:rPr>
+          <w:rFonts w:ascii="Courier New" w:eastAsia="Courier New" w:hAnsi="Courier New" w:cs="Courier New"/>
+          <w:color w:val="1A1A1A"/>
+          <w:sz w:val="19"/>
+          <w:szCs w:val="19"/>
+        </w:rPr>
+        <w:t xml:space="preserve">                if (board.cell[dr][dc] != EMPTY_CELL) continue;</w:t>
+      </w:r>
+    </w:p>
+    <w:p>
+      <w:pPr>
+        <w:shd w:val="clear" w:color="auto" w:fill="F2F2F2"/>
+      </w:pPr>
+      <w:r>
+        <w:rPr>
+          <w:rFonts w:ascii="Courier New" w:eastAsia="Courier New" w:hAnsi="Courier New" w:cs="Courier New"/>
+          <w:color w:val="1A1A1A"/>
+          <w:sz w:val="19"/>
+          <w:szCs w:val="19"/>
+        </w:rPr>
+        <w:t xml:space="preserve">                BoardState nb = board;</w:t>
+      </w:r>
+    </w:p>
+    <w:p>
+      <w:pPr>
+        <w:shd w:val="clear" w:color="auto" w:fill="F2F2F2"/>
+      </w:pPr>
+      <w:r>
+        <w:rPr>
+          <w:rFonts w:ascii="Courier New" w:eastAsia="Courier New" w:hAnsi="Courier New" w:cs="Courier New"/>
+          <w:color w:val="1A1A1A"/>
+          <w:sz w:val="19"/>
+          <w:szCs w:val="19"/>
+        </w:rPr>
+        <w:t xml:space="preserve">                nb.cell[r][c]   = EMPTY_CELL;</w:t>
+      </w:r>
+    </w:p>
+    <w:p>
+      <w:pPr>
+        <w:shd w:val="clear" w:color="auto" w:fill="F2F2F2"/>
+      </w:pPr>
+      <w:r>
+        <w:rPr>
+          <w:rFonts w:ascii="Courier New" w:eastAsia="Courier New" w:hAnsi="Courier New" w:cs="Courier New"/>
+          <w:color w:val="1A1A1A"/>
+          <w:sz w:val="19"/>
+          <w:szCs w:val="19"/>
+        </w:rPr>
+        <w:t xml:space="preserve">                nb.cell[dr][dc] = knight;</w:t>
+      </w:r>
+    </w:p>
+    <w:p>
+      <w:pPr>
+        <w:shd w:val="clear" w:color="auto" w:fill="F2F2F2"/>
+      </w:pPr>
+      <w:r>
+        <w:rPr>
+          <w:rFonts w:ascii="Courier New" w:eastAsia="Courier New" w:hAnsi="Courier New" w:cs="Courier New"/>
+          <w:color w:val="1A1A1A"/>
+          <w:sz w:val="19"/>
+          <w:szCs w:val="19"/>
+        </w:rPr>
+        <w:t xml:space="preserve">                next.push_back(nb);</w:t>
+      </w:r>
+    </w:p>
+    <w:p>
+      <w:pPr>
+        <w:shd w:val="clear" w:color="auto" w:fill="F2F2F2"/>
+      </w:pPr>
+      <w:r>
+        <w:rPr>
+          <w:rFonts w:ascii="Courier New" w:eastAsia="Courier New" w:hAnsi="Courier New" w:cs="Courier New"/>
+          <w:color w:val="1A1A1A"/>
+          <w:sz w:val="19"/>
+          <w:szCs w:val="19"/>
+        </w:rPr>
+        <w:t xml:space="preserve">            }</w:t>
+      </w:r>
+    </w:p>
+    <w:p>
+      <w:pPr>
+        <w:shd w:val="clear" w:color="auto" w:fill="F2F2F2"/>
+      </w:pPr>
+      <w:r>
+        <w:rPr>
+          <w:rFonts w:ascii="Courier New" w:eastAsia="Courier New" w:hAnsi="Courier New" w:cs="Courier New"/>
+          <w:color w:val="1A1A1A"/>
+          <w:sz w:val="19"/>
+          <w:szCs w:val="19"/>
+        </w:rPr>
+        <w:lastRenderedPageBreak/>
+        <w:t xml:space="preserve">        }</w:t>
+      </w:r>
+    </w:p>
+    <w:p>
+      <w:pPr>
+        <w:shd w:val="clear" w:color="auto" w:fill="F2F2F2"/>
+      </w:pPr>
+      <w:r>
+        <w:rPr>
+          <w:rFonts w:ascii="Courier New" w:eastAsia="Courier New" w:hAnsi="Courier New" w:cs="Courier New"/>
+          <w:color w:val="1A1A1A"/>
+          <w:sz w:val="19"/>
+          <w:szCs w:val="19"/>
+        </w:rPr>
+        <w:t xml:space="preserve">    }</w:t>
+      </w:r>
+    </w:p>
+    <w:p>
+      <w:pPr>
+        <w:shd w:val="clear" w:color="auto" w:fill="F2F2F2"/>
+      </w:pPr>
+      <w:r>
+        <w:rPr>
+          <w:rFonts w:ascii="Courier New" w:eastAsia="Courier New" w:hAnsi="Courier New" w:cs="Courier New"/>
+          <w:color w:val="1A1A1A"/>
+          <w:sz w:val="19"/>
+          <w:szCs w:val="19"/>
+        </w:rPr>
+        <w:t xml:space="preserve">    return next;</w:t>
+      </w:r>
+    </w:p>
+    <w:p>
+      <w:pPr>
+        <w:shd w:val="clear" w:color="auto" w:fill="F2F2F2"/>
+        <w:spacing w:after="80"/>
+      </w:pPr>
+      <w:r>
+        <w:rPr>
+          <w:rFonts w:ascii="Courier New" w:eastAsia="Courier New" w:hAnsi="Courier New" w:cs="Courier New"/>
+          <w:color w:val="1A1A1A"/>
+          <w:sz w:val="19"/>
+          <w:szCs w:val="19"/>
+        </w:rPr>
+        <w:t>}</w:t>
+      </w:r>
+    </w:p>
+    <w:p>
+      <w:pPr>
+        <w:spacing w:after="80"/>
+      </w:pPr>
+    </w:p>
+    <w:p>
+      <w:pPr>
+        <w:pStyle w:val="Heading3"/>
+      </w:pPr>
+      <w:r>
+        <w:t>4.</w:t>
+      </w:r>
+      <w:r>
+        <w:t>5.4 solveWithBFS()</w:t>
+      </w:r>
+    </w:p>
+    <w:p>
+      <w:pPr>
+        <w:shd w:val="clear" w:color="auto" w:fill="F2F2F2"/>
+        <w:spacing w:before="80"/>
+      </w:pPr>
+      <w:r>
+        <w:rPr>
+          <w:rFonts w:ascii="Courier New" w:eastAsia="Courier New" w:hAnsi="Courier New" w:cs="Courier New"/>
+          <w:color w:val="1A1A1A"/>
+          <w:sz w:val="19"/>
+          <w:szCs w:val="19"/>
+        </w:rPr>
+        <w:t>std::vector&lt;BoardState&gt; solveWithBFS(</w:t>
+      </w:r>
+    </w:p>
+    <w:p>
+      <w:pPr>
+        <w:shd w:val="clear" w:color="auto" w:fill="F2F2F2"/>
+      </w:pPr>
+      <w:r>
+        <w:rPr>
+          <w:rFonts w:ascii="Courier New" w:eastAsia="Courier New" w:hAnsi="Courier New" w:cs="Courier New"/>
+          <w:color w:val="1A1A1A"/>
+          <w:sz w:val="19"/>
+          <w:szCs w:val="19"/>
+        </w:rPr>
+        <w:t xml:space="preserve">        const BoardState&amp; start, const BoardState&amp; goal) {</w:t>
+      </w:r>
+    </w:p>
+    <w:p>
+      <w:pPr>
+        <w:shd w:val="clear" w:color="auto" w:fill="F2F2F2"/>
+      </w:pPr>
+      <w:r>
+        <w:rPr>
+          <w:rFonts w:ascii="Courier New" w:eastAsia="Courier New" w:hAnsi="Courier New" w:cs="Courier New"/>
+          <w:color w:val="1A1A1A"/>
+          <w:sz w:val="19"/>
+          <w:szCs w:val="19"/>
+        </w:rPr>
+        <w:t xml:space="preserve">    long long goalCode  = goal.encode();</w:t>
+      </w:r>
+    </w:p>
+    <w:p>
+      <w:pPr>
+        <w:shd w:val="clear" w:color="auto" w:fill="F2F2F2"/>
+      </w:pPr>
+      <w:r>
+        <w:rPr>
+          <w:rFonts w:ascii="Courier New" w:eastAsia="Courier New" w:hAnsi="Courier New" w:cs="Courier New"/>
+          <w:color w:val="1A1A1A"/>
+          <w:sz w:val="19"/>
+          <w:szCs w:val="19"/>
+        </w:rPr>
+        <w:t xml:space="preserve">    long long startCode = start.encode();</w:t>
+      </w:r>
+    </w:p>
+    <w:p>
+      <w:pPr>
+        <w:shd w:val="clear" w:color="auto" w:fill="F2F2F2"/>
+      </w:pPr>
+      <w:r>
+        <w:rPr>
+          <w:rFonts w:ascii="Courier New" w:eastAsia="Courier New" w:hAnsi="Courier New" w:cs="Courier New"/>
+          <w:color w:val="1A1A1A"/>
+          <w:sz w:val="19"/>
+          <w:szCs w:val="19"/>
+        </w:rPr>
+        <w:t xml:space="preserve">    std::unordered_map&lt;long long, long long&gt;    parentOf;</w:t>
+      </w:r>
+    </w:p>
+    <w:p>
+      <w:pPr>
+        <w:shd w:val="clear" w:color="auto" w:fill="F2F2F2"/>
+      </w:pPr>
+      <w:r>
+        <w:rPr>
+          <w:rFonts w:ascii="Courier New" w:eastAsia="Courier New" w:hAnsi="Courier New" w:cs="Courier New"/>
+          <w:color w:val="1A1A1A"/>
+          <w:sz w:val="19"/>
+          <w:szCs w:val="19"/>
+        </w:rPr>
+        <w:t xml:space="preserve">    std::unordered_map&lt;long long, BoardState&gt;   boardOf;</w:t>
+      </w:r>
+    </w:p>
+    <w:p>
+      <w:pPr>
+        <w:shd w:val="clear" w:color="auto" w:fill="F2F2F2"/>
+      </w:pPr>
+      <w:r>
+        <w:rPr>
+          <w:rFonts w:ascii="Courier New" w:eastAsia="Courier New" w:hAnsi="Courier New" w:cs="Courier New"/>
+          <w:color w:val="1A1A1A"/>
+          <w:sz w:val="19"/>
+          <w:szCs w:val="19"/>
+        </w:rPr>
+        <w:t xml:space="preserve">    parentOf[startCode] = -1;</w:t>
+      </w:r>
+    </w:p>
+    <w:p>
+      <w:pPr>
+        <w:shd w:val="clear" w:color="auto" w:fill="F2F2F2"/>
+      </w:pPr>
+      <w:r>
+        <w:rPr>
+          <w:rFonts w:ascii="Courier New" w:eastAsia="Courier New" w:hAnsi="Courier New" w:cs="Courier New"/>
+          <w:color w:val="1A1A1A"/>
+          <w:sz w:val="19"/>
+          <w:szCs w:val="19"/>
+        </w:rPr>
+        <w:t xml:space="preserve">    boardOf[startCode]  = start;</w:t>
+      </w:r>
+    </w:p>
+    <w:p>
+      <w:pPr>
+        <w:shd w:val="clear" w:color="auto" w:fill="F2F2F2"/>
+      </w:pPr>
+      <w:r>
+        <w:rPr>
+          <w:rFonts w:ascii="Courier New" w:eastAsia="Courier New" w:hAnsi="Courier New" w:cs="Courier New"/>
+          <w:color w:val="1A1A1A"/>
+          <w:sz w:val="19"/>
+          <w:szCs w:val="19"/>
+        </w:rPr>
+        <w:t xml:space="preserve">    std::queue&lt;BoardState&gt; q;</w:t>
+      </w:r>
+    </w:p>
+    <w:p>
+      <w:pPr>
+        <w:shd w:val="clear" w:color="auto" w:fill="F2F2F2"/>
+      </w:pPr>
+      <w:r>
+        <w:rPr>
+          <w:rFonts w:ascii="Courier New" w:eastAsia="Courier New" w:hAnsi="Courier New" w:cs="Courier New"/>
+          <w:color w:val="1A1A1A"/>
+          <w:sz w:val="19"/>
+          <w:szCs w:val="19"/>
+        </w:rPr>
+        <w:t xml:space="preserve">    q.push(start);</w:t>
+      </w:r>
+    </w:p>
+    <w:p>
+      <w:pPr>
+        <w:shd w:val="clear" w:color="auto" w:fill="F2F2F2"/>
+      </w:pPr>
+      <w:r>
+        <w:rPr>
+          <w:rFonts w:ascii="Courier New" w:eastAsia="Courier New" w:hAnsi="Courier New" w:cs="Courier New"/>
+          <w:color w:val="1A1A1A"/>
+          <w:sz w:val="19"/>
+          <w:szCs w:val="19"/>
+        </w:rPr>
+        <w:t xml:space="preserve">    while (!q.empty()) {</w:t>
+      </w:r>
+    </w:p>
+    <w:p>
+      <w:pPr>
+        <w:shd w:val="clear" w:color="auto" w:fill="F2F2F2"/>
+      </w:pPr>
+      <w:r>
+        <w:rPr>
+          <w:rFonts w:ascii="Courier New" w:eastAsia="Courier New" w:hAnsi="Courier New" w:cs="Courier New"/>
+          <w:color w:val="1A1A1A"/>
+          <w:sz w:val="19"/>
+          <w:szCs w:val="19"/>
+        </w:rPr>
+        <w:t xml:space="preserve">        BoardState cur = q.front(); q.pop();</w:t>
+      </w:r>
+    </w:p>
+    <w:p>
+      <w:pPr>
+        <w:shd w:val="clear" w:color="auto" w:fill="F2F2F2"/>
+      </w:pPr>
+      <w:r>
+        <w:rPr>
+          <w:rFonts w:ascii="Courier New" w:eastAsia="Courier New" w:hAnsi="Courier New" w:cs="Courier New"/>
+          <w:color w:val="1A1A1A"/>
+          <w:sz w:val="19"/>
+          <w:szCs w:val="19"/>
+        </w:rPr>
+        <w:t xml:space="preserve">        long long curCode = cur.encode();</w:t>
+      </w:r>
+    </w:p>
+    <w:p>
+      <w:pPr>
+        <w:shd w:val="clear" w:color="auto" w:fill="F2F2F2"/>
+      </w:pPr>
+      <w:r>
+        <w:rPr>
+          <w:rFonts w:ascii="Courier New" w:eastAsia="Courier New" w:hAnsi="Courier New" w:cs="Courier New"/>
+          <w:color w:val="1A1A1A"/>
+          <w:sz w:val="19"/>
+          <w:szCs w:val="19"/>
+        </w:rPr>
+        <w:t xml:space="preserve">        if (curCode == goalCode) {</w:t>
+      </w:r>
+    </w:p>
+    <w:p>
+      <w:pPr>
+        <w:shd w:val="clear" w:color="auto" w:fill="F2F2F2"/>
+      </w:pPr>
+      <w:r>
+        <w:rPr>
+          <w:rFonts w:ascii="Courier New" w:eastAsia="Courier New" w:hAnsi="Courier New" w:cs="Courier New"/>
+          <w:color w:val="1A1A1A"/>
+          <w:sz w:val="19"/>
+          <w:szCs w:val="19"/>
+        </w:rPr>
+        <w:t xml:space="preserve">            std::vector&lt;BoardState&gt; path;</w:t>
+      </w:r>
+    </w:p>
+    <w:p>
+      <w:pPr>
+        <w:shd w:val="clear" w:color="auto" w:fill="F2F2F2"/>
+      </w:pPr>
+      <w:r>
+        <w:rPr>
+          <w:rFonts w:ascii="Courier New" w:eastAsia="Courier New" w:hAnsi="Courier New" w:cs="Courier New"/>
+          <w:color w:val="1A1A1A"/>
+          <w:sz w:val="19"/>
+          <w:szCs w:val="19"/>
+        </w:rPr>
+        <w:t xml:space="preserve">            long long code = goalCode;</w:t>
+      </w:r>
+    </w:p>
+    <w:p>
+      <w:pPr>
+        <w:shd w:val="clear" w:color="auto" w:fill="F2F2F2"/>
+      </w:pPr>
+      <w:r>
+        <w:rPr>
+          <w:rFonts w:ascii="Courier New" w:eastAsia="Courier New" w:hAnsi="Courier New" w:cs="Courier New"/>
+          <w:color w:val="1A1A1A"/>
+          <w:sz w:val="19"/>
+          <w:szCs w:val="19"/>
+        </w:rPr>
+        <w:t xml:space="preserve">            while (code != -1) {</w:t>
+      </w:r>
+    </w:p>
+    <w:p>
+      <w:pPr>
+        <w:shd w:val="clear" w:color="auto" w:fill="F2F2F2"/>
+      </w:pPr>
+      <w:r>
+        <w:rPr>
+          <w:rFonts w:ascii="Courier New" w:eastAsia="Courier New" w:hAnsi="Courier New" w:cs="Courier New"/>
+          <w:color w:val="1A1A1A"/>
+          <w:sz w:val="19"/>
+          <w:szCs w:val="19"/>
+        </w:rPr>
+        <w:t xml:space="preserve">                path.push_back(boardOf[code]);</w:t>
+      </w:r>
+    </w:p>
+    <w:p>
+      <w:pPr>
+        <w:shd w:val="clear" w:color="auto" w:fill="F2F2F2"/>
+      </w:pPr>
+      <w:r>
+        <w:rPr>
+          <w:rFonts w:ascii="Courier New" w:eastAsia="Courier New" w:hAnsi="Courier New" w:cs="Courier New"/>
+          <w:color w:val="1A1A1A"/>
+          <w:sz w:val="19"/>
+          <w:szCs w:val="19"/>
+        </w:rPr>
+        <w:t xml:space="preserve">                code = parentOf[code];</w:t>
+      </w:r>
+    </w:p>
+    <w:p>
+      <w:pPr>
+        <w:shd w:val="clear" w:color="auto" w:fill="F2F2F2"/>
+      </w:pPr>
+      <w:r>
+        <w:rPr>
+          <w:rFonts w:ascii="Courier New" w:eastAsia="Courier New" w:hAnsi="Courier New" w:cs="Courier New"/>
+          <w:color w:val="1A1A1A"/>
+          <w:sz w:val="19"/>
+          <w:szCs w:val="19"/>
+        </w:rPr>
+        <w:t xml:space="preserve">            }</w:t>
+      </w:r>
+    </w:p>
+    <w:p>
+      <w:pPr>
+        <w:shd w:val="clear" w:color="auto" w:fill="F2F2F2"/>
+      </w:pPr>
+      <w:r>
+        <w:rPr>
+          <w:rFonts w:ascii="Courier New" w:eastAsia="Courier New" w:hAnsi="Courier New" w:cs="Courier New"/>
+          <w:color w:val="1A1A1A"/>
+          <w:sz w:val="19"/>
+          <w:szCs w:val="19"/>
+        </w:rPr>
+        <w:t xml:space="preserve">            std::reverse(path.begin(), path.end());</w:t>
+      </w:r>
+    </w:p>
+    <w:p>
+      <w:pPr>
+        <w:shd w:val="clear" w:color="auto" w:fill="F2F2F2"/>
+      </w:pPr>
+      <w:r>
+        <w:rPr>
+          <w:rFonts w:ascii="Courier New" w:eastAsia="Courier New" w:hAnsi="Courier New" w:cs="Courier New"/>
+          <w:color w:val="1A1A1A"/>
+          <w:sz w:val="19"/>
+          <w:szCs w:val="19"/>
+        </w:rPr>
+        <w:t xml:space="preserve">            return path;</w:t>
+      </w:r>
+    </w:p>
+    <w:p>
+      <w:pPr>
+        <w:shd w:val="clear" w:color="auto" w:fill="F2F2F2"/>
+      </w:pPr>
+      <w:r>
+        <w:rPr>
+          <w:rFonts w:ascii="Courier New" w:eastAsia="Courier New" w:hAnsi="Courier New" w:cs="Courier New"/>
+          <w:color w:val="1A1A1A"/>
+          <w:sz w:val="19"/>
+          <w:szCs w:val="19"/>
+        </w:rPr>
+        <w:t xml:space="preserve">        }</w:t>
+      </w:r>
+    </w:p>
+    <w:p>
+      <w:pPr>
+        <w:shd w:val="clear" w:color="auto" w:fill="F2F2F2"/>
+      </w:pPr>
+      <w:r>
+        <w:rPr>
+          <w:rFonts w:ascii="Courier New" w:eastAsia="Courier New" w:hAnsi="Courier New" w:cs="Courier New"/>
+          <w:color w:val="1A1A1A"/>
+          <w:sz w:val="19"/>
+          <w:szCs w:val="19"/>
+        </w:rPr>
+        <w:t xml:space="preserve">        for (auto&amp; nb : findAllNextMoves(cur)) {</w:t>
+      </w:r>
+    </w:p>
+    <w:p>
+      <w:pPr>
+        <w:shd w:val="clear" w:color="auto" w:fill="F2F2F2"/>
+      </w:pPr>
+      <w:r>
+        <w:rPr>
+          <w:rFonts w:ascii="Courier New" w:eastAsia="Courier New" w:hAnsi="Courier New" w:cs="Courier New"/>
+          <w:color w:val="1A1A1A"/>
+          <w:sz w:val="19"/>
+          <w:szCs w:val="19"/>
+        </w:rPr>
+        <w:t xml:space="preserve">            long long nc = nb.encode();</w:t>
+      </w:r>
+    </w:p>
+    <w:p>
+      <w:pPr>
+        <w:shd w:val="clear" w:color="auto" w:fill="F2F2F2"/>
+      </w:pPr>
+      <w:r>
+        <w:rPr>
+          <w:rFonts w:ascii="Courier New" w:eastAsia="Courier New" w:hAnsi="Courier New" w:cs="Courier New"/>
+          <w:color w:val="1A1A1A"/>
+          <w:sz w:val="19"/>
+          <w:szCs w:val="19"/>
+        </w:rPr>
+        <w:t xml:space="preserve">            if (!parentOf.count(nc)) {</w:t>
+      </w:r>
+    </w:p>
+    <w:p>
+      <w:pPr>
+        <w:shd w:val="clear" w:color="auto" w:fill="F2F2F2"/>
+      </w:pPr>
+      <w:r>
+        <w:rPr>
+          <w:rFonts w:ascii="Courier New" w:eastAsia="Courier New" w:hAnsi="Courier New" w:cs="Courier New"/>
+          <w:color w:val="1A1A1A"/>
+          <w:sz w:val="19"/>
+          <w:szCs w:val="19"/>
+        </w:rPr>
+        <w:t xml:space="preserve">                parentOf[nc] = curCode;</w:t>
+      </w:r>
+    </w:p>
+    <w:p>
+      <w:pPr>
+        <w:shd w:val="clear" w:color="auto" w:fill="F2F2F2"/>
+      </w:pPr>
+      <w:r>
+        <w:rPr>
+          <w:rFonts w:ascii="Courier New" w:eastAsia="Courier New" w:hAnsi="Courier New" w:cs="Courier New"/>
+          <w:color w:val="1A1A1A"/>
+          <w:sz w:val="19"/>
+          <w:szCs w:val="19"/>
+        </w:rPr>
+        <w:t xml:space="preserve">                boardOf[nc]  = nb;</w:t>
+      </w:r>
+    </w:p>
+    <w:p>
+      <w:pPr>
+        <w:shd w:val="clear" w:color="auto" w:fill="F2F2F2"/>
+      </w:pPr>
+      <w:r>
+        <w:rPr>
+          <w:rFonts w:ascii="Courier New" w:eastAsia="Courier New" w:hAnsi="Courier New" w:cs="Courier New"/>
+          <w:color w:val="1A1A1A"/>
+          <w:sz w:val="19"/>
+          <w:szCs w:val="19"/>
+        </w:rPr>
+        <w:t xml:space="preserve">                q.push(nb);</w:t>
+      </w:r>
+    </w:p>
+    <w:p>
+      <w:pPr>
+        <w:shd w:val="clear" w:color="auto" w:fill="F2F2F2"/>
+      </w:pPr>
+      <w:r>
+        <w:rPr>
+          <w:rFonts w:ascii="Courier New" w:eastAsia="Courier New" w:hAnsi="Courier New" w:cs="Courier New"/>
+          <w:color w:val="1A1A1A"/>
+          <w:sz w:val="19"/>
+          <w:szCs w:val="19"/>
+        </w:rPr>
+        <w:t xml:space="preserve">            }</w:t>
+      </w:r>
+    </w:p>
+    <w:p>
+      <w:pPr>
+        <w:shd w:val="clear" w:color="auto" w:fill="F2F2F2"/>
+      </w:pPr>
+      <w:r>
+        <w:rPr>
+          <w:rFonts w:ascii="Courier New" w:eastAsia="Courier New" w:hAnsi="Courier New" w:cs="Courier New"/>
+          <w:color w:val="1A1A1A"/>
+          <w:sz w:val="19"/>
+          <w:szCs w:val="19"/>
+        </w:rPr>
+        <w:t xml:space="preserve">        }</w:t>
+      </w:r>
+    </w:p>
+    <w:p>
+      <w:pPr>
+        <w:shd w:val="clear" w:color="auto" w:fill="F2F2F2"/>
+      </w:pPr>
+      <w:r>
+        <w:rPr>
+          <w:rFonts w:ascii="Courier New" w:eastAsia="Courier New" w:hAnsi="Courier New" w:cs="Courier New"/>
+          <w:color w:val="1A1A1A"/>
+          <w:sz w:val="19"/>
+          <w:szCs w:val="19"/>
+        </w:rPr>
+        <w:t xml:space="preserve">    }</w:t>
+      </w:r>
+    </w:p>
+    <w:p>
+      <w:pPr>
+        <w:shd w:val="clear" w:color="auto" w:fill="F2F2F2"/>
+      </w:pPr>
+      <w:r>
+        <w:rPr>
+          <w:rFonts w:ascii="Courier New" w:eastAsia="Courier New" w:hAnsi="Courier New" w:cs="Courier New"/>
+          <w:color w:val="1A1A1A"/>
+          <w:sz w:val="19"/>
+          <w:szCs w:val="19"/>
+        </w:rPr>
+        <w:t xml:space="preserve">    return {};</w:t>
+      </w:r>
+    </w:p>
+    <w:p>
+      <w:pPr>
+        <w:shd w:val="clear" w:color="auto" w:fill="F2F2F2"/>
+        <w:spacing w:after="80"/>
+      </w:pPr>
+      <w:r>
+        <w:rPr>
+          <w:rFonts w:ascii="Courier New" w:eastAsia="Courier New" w:hAnsi="Courier New" w:cs="Courier New"/>
+          <w:color w:val="1A1A1A"/>
+          <w:sz w:val="19"/>
+          <w:szCs w:val="19"/>
+        </w:rPr>
+        <w:t>}</w:t>
+      </w:r>
+    </w:p>
+    <w:p>
+      <w:r>
+        <w:br w:type="page"/>
+      </w:r>
+    </w:p>
+    <w:p>
+      <w:pPr>
         <w:pStyle w:val="Heading2"/>
-        <w:pBdr>
-          <w:bottom w:val="single" w:sz="6" w:space="1" w:color="2E75B6"/>
-        </w:pBdr>
-      </w:pPr>
-      <w:proofErr w:type="gramStart"/>
-      <w:r>
-        <w:t>5.1  Constants</w:t>
-      </w:r>
-      <w:proofErr w:type="gramEnd"/>
-      <w:r>
-        <w:t xml:space="preserve"> and Board Definitions</w:t>
-      </w:r>
-    </w:p>
-    <w:p>
-      <w:pPr>
-        <w:shd w:val="clear" w:color="auto" w:fill="F2F2F2"/>
-        <w:spacing w:before="80"/>
-      </w:pPr>
-      <w:r>
-        <w:rPr>
-          <w:rFonts w:ascii="Courier New" w:eastAsia="Courier New" w:hAnsi="Courier New" w:cs="Courier New"/>
-          <w:color w:val="1A1A1A"/>
-          <w:sz w:val="19"/>
-          <w:szCs w:val="19"/>
-        </w:rPr>
-        <w:t>static const int NUMBER_OF_ROWS = 4;</w:t>
-      </w:r>
-    </w:p>
-    <w:p>
-      <w:pPr>
-        <w:shd w:val="clear" w:color="auto" w:fill="F2F2F2"/>
-      </w:pPr>
-      <w:r>
-        <w:rPr>
-          <w:rFonts w:ascii="Courier New" w:eastAsia="Courier New" w:hAnsi="Courier New" w:cs="Courier New"/>
-          <w:color w:val="1A1A1A"/>
-          <w:sz w:val="19"/>
-          <w:szCs w:val="19"/>
-        </w:rPr>
-        <w:t>static const int NUMBER_OF_COLS = 3;</w:t>
-      </w:r>
-    </w:p>
-    <w:p>
-      <w:pPr>
-        <w:shd w:val="clear" w:color="auto" w:fill="F2F2F2"/>
-      </w:pPr>
-      <w:r>
-        <w:rPr>
-          <w:rFonts w:ascii="Courier New" w:eastAsia="Courier New" w:hAnsi="Courier New" w:cs="Courier New"/>
-          <w:color w:val="1A1A1A"/>
-          <w:sz w:val="19"/>
-          <w:szCs w:val="19"/>
-        </w:rPr>
-        <w:t>static const int EMPTY_CELL     = 0;</w:t>
-      </w:r>
-    </w:p>
-    <w:p>
-      <w:pPr>
-        <w:shd w:val="clear" w:color="auto" w:fill="F2F2F2"/>
-      </w:pPr>
-      <w:r>
-        <w:rPr>
-          <w:rFonts w:ascii="Courier New" w:eastAsia="Courier New" w:hAnsi="Courier New" w:cs="Courier New"/>
-          <w:color w:val="1A1A1A"/>
-          <w:sz w:val="19"/>
-          <w:szCs w:val="19"/>
-        </w:rPr>
-        <w:t>static const int WHITE_KNIGHT   = 1;</w:t>
-      </w:r>
-    </w:p>
-    <w:p>
-      <w:pPr>
-        <w:shd w:val="clear" w:color="auto" w:fill="F2F2F2"/>
-      </w:pPr>
-      <w:r>
-        <w:rPr>
-          <w:rFonts w:ascii="Courier New" w:eastAsia="Courier New" w:hAnsi="Courier New" w:cs="Courier New"/>
-          <w:color w:val="1A1A1A"/>
-          <w:sz w:val="19"/>
-          <w:szCs w:val="19"/>
-        </w:rPr>
-        <w:t>static const int BLACK_KNIGHT   = 2;</w:t>
-      </w:r>
-    </w:p>
-    <w:p>
-      <w:pPr>
-        <w:shd w:val="clear" w:color="auto" w:fill="F2F2F2"/>
-      </w:pPr>
-      <w:r>
-        <w:rPr>
-          <w:rFonts w:ascii="Courier New" w:eastAsia="Courier New" w:hAnsi="Courier New" w:cs="Courier New"/>
-          <w:color w:val="1A1A1A"/>
-          <w:sz w:val="19"/>
-          <w:szCs w:val="19"/>
-        </w:rPr>
-        <w:t xml:space="preserve"> </w:t>
-      </w:r>
-    </w:p>
-    <w:p>
-      <w:pPr>
-        <w:shd w:val="clear" w:color="auto" w:fill="F2F2F2"/>
-      </w:pPr>
-      <w:r>
-        <w:rPr>
-          <w:rFonts w:ascii="Courier New" w:eastAsia="Courier New" w:hAnsi="Courier New" w:cs="Courier New"/>
-          <w:color w:val="1A1A1A"/>
-          <w:sz w:val="19"/>
-          <w:szCs w:val="19"/>
-        </w:rPr>
-        <w:t>// 8 possible knight move offsets (row, col)</w:t>
-      </w:r>
-    </w:p>
-    <w:p>
-      <w:pPr>
-        <w:shd w:val="clear" w:color="auto" w:fill="F2F2F2"/>
-      </w:pPr>
-      <w:r>
-        <w:rPr>
-          <w:rFonts w:ascii="Courier New" w:eastAsia="Courier New" w:hAnsi="Courier New" w:cs="Courier New"/>
-          <w:color w:val="1A1A1A"/>
-          <w:sz w:val="19"/>
-          <w:szCs w:val="19"/>
-        </w:rPr>
-        <w:t>static const int ROW_</w:t>
-      </w:r>
-      <w:proofErr w:type="gramStart"/>
-      <w:r>
-        <w:rPr>
-          <w:rFonts w:ascii="Courier New" w:eastAsia="Courier New" w:hAnsi="Courier New" w:cs="Courier New"/>
-          <w:color w:val="1A1A1A"/>
-          <w:sz w:val="19"/>
-          <w:szCs w:val="19"/>
-        </w:rPr>
-        <w:t>CHANGE[</w:t>
-      </w:r>
-      <w:proofErr w:type="gramEnd"/>
-      <w:r>
-        <w:rPr>
-          <w:rFonts w:ascii="Courier New" w:eastAsia="Courier New" w:hAnsi="Courier New" w:cs="Courier New"/>
-          <w:color w:val="1A1A1A"/>
-          <w:sz w:val="19"/>
-          <w:szCs w:val="19"/>
-        </w:rPr>
-        <w:t xml:space="preserve">8] </w:t>
-      </w:r>
-      <w:proofErr w:type="gramStart"/>
-      <w:r>
-        <w:rPr>
-          <w:rFonts w:ascii="Courier New" w:eastAsia="Courier New" w:hAnsi="Courier New" w:cs="Courier New"/>
-          <w:color w:val="1A1A1A"/>
-          <w:sz w:val="19"/>
-          <w:szCs w:val="19"/>
-        </w:rPr>
-        <w:t>= { -2,-2,-1,-1,+1,+1,+2,+2 }</w:t>
-      </w:r>
-      <w:proofErr w:type="gramEnd"/>
-      <w:r>
-        <w:rPr>
-          <w:rFonts w:ascii="Courier New" w:eastAsia="Courier New" w:hAnsi="Courier New" w:cs="Courier New"/>
-          <w:color w:val="1A1A1A"/>
-          <w:sz w:val="19"/>
-          <w:szCs w:val="19"/>
-        </w:rPr>
-        <w:t>;</w:t>
-      </w:r>
-    </w:p>
-    <w:p>
-      <w:pPr>
-        <w:shd w:val="clear" w:color="auto" w:fill="F2F2F2"/>
-        <w:spacing w:after="80"/>
-      </w:pPr>
-      <w:r>
-        <w:rPr>
-          <w:rFonts w:ascii="Courier New" w:eastAsia="Courier New" w:hAnsi="Courier New" w:cs="Courier New"/>
-          <w:color w:val="1A1A1A"/>
-          <w:sz w:val="19"/>
-          <w:szCs w:val="19"/>
-        </w:rPr>
-        <w:t>static const int COL_</w:t>
-      </w:r>
-      <w:proofErr w:type="gramStart"/>
-      <w:r>
-        <w:rPr>
-          <w:rFonts w:ascii="Courier New" w:eastAsia="Courier New" w:hAnsi="Courier New" w:cs="Courier New"/>
-          <w:color w:val="1A1A1A"/>
-          <w:sz w:val="19"/>
-          <w:szCs w:val="19"/>
-        </w:rPr>
-        <w:t>CHANGE[</w:t>
-      </w:r>
-      <w:proofErr w:type="gramEnd"/>
-      <w:r>
-        <w:rPr>
-          <w:rFonts w:ascii="Courier New" w:eastAsia="Courier New" w:hAnsi="Courier New" w:cs="Courier New"/>
-          <w:color w:val="1A1A1A"/>
-          <w:sz w:val="19"/>
-          <w:szCs w:val="19"/>
-        </w:rPr>
-        <w:t xml:space="preserve">8] </w:t>
-      </w:r>
-      <w:proofErr w:type="gramStart"/>
-      <w:r>
-        <w:rPr>
-          <w:rFonts w:ascii="Courier New" w:eastAsia="Courier New" w:hAnsi="Courier New" w:cs="Courier New"/>
-          <w:color w:val="1A1A1A"/>
-          <w:sz w:val="19"/>
-          <w:szCs w:val="19"/>
-        </w:rPr>
-        <w:t>= { -1,+1,-2,+2,-2,+2,-1,+1 }</w:t>
-      </w:r>
-      <w:proofErr w:type="gramEnd"/>
-      <w:r>
-        <w:rPr>
-          <w:rFonts w:ascii="Courier New" w:eastAsia="Courier New" w:hAnsi="Courier New" w:cs="Courier New"/>
-          <w:color w:val="1A1A1A"/>
-          <w:sz w:val="19"/>
-          <w:szCs w:val="19"/>
-        </w:rPr>
-        <w:t>;</w:t>
-      </w:r>
-    </w:p>
-    <w:p>
-      <w:pPr>
-        <w:spacing w:after="80"/>
-      </w:pPr>
-    </w:p>
-    <w:p>
-      <w:pPr>
-        <w:pStyle w:val="Heading2"/>
-        <w:pBdr>
-          <w:bottom w:val="single" w:sz="6" w:space="1" w:color="2E75B6"/>
-        </w:pBdr>
-      </w:pPr>
-      <w:proofErr w:type="gramStart"/>
-      <w:r>
-        <w:t xml:space="preserve">5.2  </w:t>
-      </w:r>
-      <w:proofErr w:type="spellStart"/>
-      <w:r>
-        <w:t>BoardState</w:t>
-      </w:r>
-      <w:proofErr w:type="spellEnd"/>
-      <w:proofErr w:type="gramEnd"/>
-      <w:r>
-        <w:t xml:space="preserve"> Struct</w:t>
-      </w:r>
-    </w:p>
-    <w:p>
-      <w:pPr>
-        <w:shd w:val="clear" w:color="auto" w:fill="F2F2F2"/>
-        <w:spacing w:before="80"/>
-      </w:pPr>
-      <w:r>
-        <w:rPr>
-          <w:rFonts w:ascii="Courier New" w:eastAsia="Courier New" w:hAnsi="Courier New" w:cs="Courier New"/>
-          <w:color w:val="1A1A1A"/>
-          <w:sz w:val="19"/>
-          <w:szCs w:val="19"/>
-        </w:rPr>
-        <w:t xml:space="preserve">struct </w:t>
-      </w:r>
-      <w:proofErr w:type="spellStart"/>
-      <w:r>
-        <w:rPr>
-          <w:rFonts w:ascii="Courier New" w:eastAsia="Courier New" w:hAnsi="Courier New" w:cs="Courier New"/>
-          <w:color w:val="1A1A1A"/>
-          <w:sz w:val="19"/>
-          <w:szCs w:val="19"/>
-        </w:rPr>
-        <w:t>BoardState</w:t>
-      </w:r>
-      <w:proofErr w:type="spellEnd"/>
-      <w:r>
-        <w:rPr>
-          <w:rFonts w:ascii="Courier New" w:eastAsia="Courier New" w:hAnsi="Courier New" w:cs="Courier New"/>
-          <w:color w:val="1A1A1A"/>
-          <w:sz w:val="19"/>
-          <w:szCs w:val="19"/>
-        </w:rPr>
-        <w:t xml:space="preserve"> {</w:t>
-      </w:r>
-    </w:p>
-    <w:p>
-      <w:pPr>
-        <w:shd w:val="clear" w:color="auto" w:fill="F2F2F2"/>
-      </w:pPr>
-      <w:r>
-        <w:rPr>
-          <w:rFonts w:ascii="Courier New" w:eastAsia="Courier New" w:hAnsi="Courier New" w:cs="Courier New"/>
-          <w:color w:val="1A1A1A"/>
-          <w:sz w:val="19"/>
-          <w:szCs w:val="19"/>
-        </w:rPr>
-        <w:t xml:space="preserve">    int </w:t>
-      </w:r>
-      <w:proofErr w:type="gramStart"/>
-      <w:r>
-        <w:rPr>
-          <w:rFonts w:ascii="Courier New" w:eastAsia="Courier New" w:hAnsi="Courier New" w:cs="Courier New"/>
-          <w:color w:val="1A1A1A"/>
-          <w:sz w:val="19"/>
-          <w:szCs w:val="19"/>
-        </w:rPr>
-        <w:t>cell[</w:t>
-      </w:r>
-      <w:proofErr w:type="gramEnd"/>
-      <w:r>
-        <w:rPr>
-          <w:rFonts w:ascii="Courier New" w:eastAsia="Courier New" w:hAnsi="Courier New" w:cs="Courier New"/>
-          <w:color w:val="1A1A1A"/>
-          <w:sz w:val="19"/>
-          <w:szCs w:val="19"/>
-        </w:rPr>
-        <w:t>NUMBER_OF_</w:t>
-      </w:r>
-      <w:proofErr w:type="gramStart"/>
-      <w:r>
-        <w:rPr>
-          <w:rFonts w:ascii="Courier New" w:eastAsia="Courier New" w:hAnsi="Courier New" w:cs="Courier New"/>
-          <w:color w:val="1A1A1A"/>
-          <w:sz w:val="19"/>
-          <w:szCs w:val="19"/>
-        </w:rPr>
-        <w:t>ROWS][</w:t>
-      </w:r>
-      <w:proofErr w:type="gramEnd"/>
-      <w:r>
-        <w:rPr>
-          <w:rFonts w:ascii="Courier New" w:eastAsia="Courier New" w:hAnsi="Courier New" w:cs="Courier New"/>
-          <w:color w:val="1A1A1A"/>
-          <w:sz w:val="19"/>
-          <w:szCs w:val="19"/>
-        </w:rPr>
-        <w:t>NUMBER_OF_COLS];</w:t>
-      </w:r>
-    </w:p>
-    <w:p>
-      <w:pPr>
-        <w:shd w:val="clear" w:color="auto" w:fill="F2F2F2"/>
-      </w:pPr>
-      <w:r>
-        <w:rPr>
-          <w:rFonts w:ascii="Courier New" w:eastAsia="Courier New" w:hAnsi="Courier New" w:cs="Courier New"/>
-          <w:color w:val="1A1A1A"/>
-          <w:sz w:val="19"/>
-          <w:szCs w:val="19"/>
-        </w:rPr>
-        <w:t xml:space="preserve"> </w:t>
-      </w:r>
-    </w:p>
-    <w:p>
-      <w:pPr>
-        <w:shd w:val="clear" w:color="auto" w:fill="F2F2F2"/>
-      </w:pPr>
-      <w:r>
-        <w:rPr>
-          <w:rFonts w:ascii="Courier New" w:eastAsia="Courier New" w:hAnsi="Courier New" w:cs="Courier New"/>
-          <w:color w:val="1A1A1A"/>
-          <w:sz w:val="19"/>
-          <w:szCs w:val="19"/>
-        </w:rPr>
-        <w:t xml:space="preserve">    // Encode board as a unique base-3 integer</w:t>
-      </w:r>
-    </w:p>
-    <w:p>
-      <w:pPr>
-        <w:shd w:val="clear" w:color="auto" w:fill="F2F2F2"/>
-      </w:pPr>
-      <w:r>
-        <w:rPr>
-          <w:rFonts w:ascii="Courier New" w:eastAsia="Courier New" w:hAnsi="Courier New" w:cs="Courier New"/>
-          <w:color w:val="1A1A1A"/>
-          <w:sz w:val="19"/>
-          <w:szCs w:val="19"/>
-        </w:rPr>
-        <w:t xml:space="preserve">    long </w:t>
-      </w:r>
-      <w:proofErr w:type="spellStart"/>
-      <w:r>
-        <w:rPr>
-          <w:rFonts w:ascii="Courier New" w:eastAsia="Courier New" w:hAnsi="Courier New" w:cs="Courier New"/>
-          <w:color w:val="1A1A1A"/>
-          <w:sz w:val="19"/>
-          <w:szCs w:val="19"/>
-        </w:rPr>
-        <w:t>long</w:t>
-      </w:r>
-      <w:proofErr w:type="spellEnd"/>
-      <w:r>
-        <w:rPr>
-          <w:rFonts w:ascii="Courier New" w:eastAsia="Courier New" w:hAnsi="Courier New" w:cs="Courier New"/>
-          <w:color w:val="1A1A1A"/>
-          <w:sz w:val="19"/>
-          <w:szCs w:val="19"/>
-        </w:rPr>
-        <w:t xml:space="preserve"> </w:t>
-      </w:r>
-      <w:proofErr w:type="gramStart"/>
-      <w:r>
-        <w:rPr>
-          <w:rFonts w:ascii="Courier New" w:eastAsia="Courier New" w:hAnsi="Courier New" w:cs="Courier New"/>
-          <w:color w:val="1A1A1A"/>
-          <w:sz w:val="19"/>
-          <w:szCs w:val="19"/>
-        </w:rPr>
-        <w:t>encode(</w:t>
-      </w:r>
-      <w:proofErr w:type="gramEnd"/>
-      <w:r>
-        <w:rPr>
-          <w:rFonts w:ascii="Courier New" w:eastAsia="Courier New" w:hAnsi="Courier New" w:cs="Courier New"/>
-          <w:color w:val="1A1A1A"/>
-          <w:sz w:val="19"/>
-          <w:szCs w:val="19"/>
-        </w:rPr>
-        <w:t>) const {</w:t>
-      </w:r>
-    </w:p>
-    <w:p>
-      <w:pPr>
-        <w:shd w:val="clear" w:color="auto" w:fill="F2F2F2"/>
-      </w:pPr>
-      <w:r>
-        <w:rPr>
-          <w:rFonts w:ascii="Courier New" w:eastAsia="Courier New" w:hAnsi="Courier New" w:cs="Courier New"/>
-          <w:color w:val="1A1A1A"/>
-          <w:sz w:val="19"/>
-          <w:szCs w:val="19"/>
-        </w:rPr>
-        <w:t xml:space="preserve">        long </w:t>
-      </w:r>
-      <w:proofErr w:type="spellStart"/>
-      <w:r>
-        <w:rPr>
-          <w:rFonts w:ascii="Courier New" w:eastAsia="Courier New" w:hAnsi="Courier New" w:cs="Courier New"/>
-          <w:color w:val="1A1A1A"/>
-          <w:sz w:val="19"/>
-          <w:szCs w:val="19"/>
-        </w:rPr>
-        <w:t>long</w:t>
-      </w:r>
-      <w:proofErr w:type="spellEnd"/>
-      <w:r>
-        <w:rPr>
-          <w:rFonts w:ascii="Courier New" w:eastAsia="Courier New" w:hAnsi="Courier New" w:cs="Courier New"/>
-          <w:color w:val="1A1A1A"/>
-          <w:sz w:val="19"/>
-          <w:szCs w:val="19"/>
-        </w:rPr>
-        <w:t xml:space="preserve"> n = 0;</w:t>
-      </w:r>
-    </w:p>
-    <w:p>
-      <w:pPr>
-        <w:shd w:val="clear" w:color="auto" w:fill="F2F2F2"/>
-      </w:pPr>
-      <w:r>
-        <w:rPr>
-          <w:rFonts w:ascii="Courier New" w:eastAsia="Courier New" w:hAnsi="Courier New" w:cs="Courier New"/>
-          <w:color w:val="1A1A1A"/>
-          <w:sz w:val="19"/>
-          <w:szCs w:val="19"/>
-        </w:rPr>
-        <w:t xml:space="preserve">        for (int r = 0; r &lt; NUMBER_OF_ROWS; r++)</w:t>
-      </w:r>
-    </w:p>
-    <w:p>
-      <w:pPr>
-        <w:shd w:val="clear" w:color="auto" w:fill="F2F2F2"/>
-      </w:pPr>
-      <w:r>
-        <w:rPr>
-          <w:rFonts w:ascii="Courier New" w:eastAsia="Courier New" w:hAnsi="Courier New" w:cs="Courier New"/>
-          <w:color w:val="1A1A1A"/>
-          <w:sz w:val="19"/>
-          <w:szCs w:val="19"/>
-        </w:rPr>
-        <w:t xml:space="preserve">            for (int c = 0; c &lt; NUMBER_OF_COLS; </w:t>
-      </w:r>
-      <w:proofErr w:type="spellStart"/>
-      <w:r>
-        <w:rPr>
-          <w:rFonts w:ascii="Courier New" w:eastAsia="Courier New" w:hAnsi="Courier New" w:cs="Courier New"/>
-          <w:color w:val="1A1A1A"/>
-          <w:sz w:val="19"/>
-          <w:szCs w:val="19"/>
-        </w:rPr>
-        <w:t>c++</w:t>
-      </w:r>
-      <w:proofErr w:type="spellEnd"/>
-      <w:r>
-        <w:rPr>
-          <w:rFonts w:ascii="Courier New" w:eastAsia="Courier New" w:hAnsi="Courier New" w:cs="Courier New"/>
-          <w:color w:val="1A1A1A"/>
-          <w:sz w:val="19"/>
-          <w:szCs w:val="19"/>
-        </w:rPr>
-        <w:t>)</w:t>
-      </w:r>
-    </w:p>
-    <w:p>
-      <w:pPr>
-        <w:shd w:val="clear" w:color="auto" w:fill="F2F2F2"/>
-      </w:pPr>
-      <w:r>
-        <w:rPr>
-          <w:rFonts w:ascii="Courier New" w:eastAsia="Courier New" w:hAnsi="Courier New" w:cs="Courier New"/>
-          <w:color w:val="1A1A1A"/>
-          <w:sz w:val="19"/>
-          <w:szCs w:val="19"/>
-        </w:rPr>
-        <w:t xml:space="preserve">                n = n * 3 + cell[r][c];</w:t>
-      </w:r>
-    </w:p>
-    <w:p>
-      <w:pPr>
-        <w:shd w:val="clear" w:color="auto" w:fill="F2F2F2"/>
-      </w:pPr>
-      <w:r>
-        <w:rPr>
-          <w:rFonts w:ascii="Courier New" w:eastAsia="Courier New" w:hAnsi="Courier New" w:cs="Courier New"/>
-          <w:color w:val="1A1A1A"/>
-          <w:sz w:val="19"/>
-          <w:szCs w:val="19"/>
-        </w:rPr>
-        <w:t xml:space="preserve">        return n;</w:t>
-      </w:r>
-    </w:p>
-    <w:p>
-      <w:pPr>
-        <w:shd w:val="clear" w:color="auto" w:fill="F2F2F2"/>
-      </w:pPr>
-      <w:r>
-        <w:rPr>
-          <w:rFonts w:ascii="Courier New" w:eastAsia="Courier New" w:hAnsi="Courier New" w:cs="Courier New"/>
-          <w:color w:val="1A1A1A"/>
-          <w:sz w:val="19"/>
-          <w:szCs w:val="19"/>
-        </w:rPr>
-        <w:t xml:space="preserve">    }</w:t>
-      </w:r>
-    </w:p>
-    <w:p>
-      <w:pPr>
-        <w:shd w:val="clear" w:color="auto" w:fill="F2F2F2"/>
-      </w:pPr>
-      <w:r>
-        <w:rPr>
-          <w:rFonts w:ascii="Courier New" w:eastAsia="Courier New" w:hAnsi="Courier New" w:cs="Courier New"/>
-          <w:color w:val="1A1A1A"/>
-          <w:sz w:val="19"/>
-          <w:szCs w:val="19"/>
-        </w:rPr>
-        <w:t xml:space="preserve"> </w:t>
-      </w:r>
-    </w:p>
-    <w:p>
-      <w:pPr>
-        <w:shd w:val="clear" w:color="auto" w:fill="F2F2F2"/>
-      </w:pPr>
-      <w:r>
-        <w:rPr>
-          <w:rFonts w:ascii="Courier New" w:eastAsia="Courier New" w:hAnsi="Courier New" w:cs="Courier New"/>
-          <w:color w:val="1A1A1A"/>
-          <w:sz w:val="19"/>
-          <w:szCs w:val="19"/>
-        </w:rPr>
-        <w:t xml:space="preserve">    bool operator=</w:t>
-      </w:r>
-      <w:proofErr w:type="gramStart"/>
-      <w:r>
-        <w:rPr>
-          <w:rFonts w:ascii="Courier New" w:eastAsia="Courier New" w:hAnsi="Courier New" w:cs="Courier New"/>
-          <w:color w:val="1A1A1A"/>
-          <w:sz w:val="19"/>
-          <w:szCs w:val="19"/>
-        </w:rPr>
-        <w:t>=(</w:t>
-      </w:r>
-      <w:proofErr w:type="gramEnd"/>
-      <w:r>
-        <w:rPr>
-          <w:rFonts w:ascii="Courier New" w:eastAsia="Courier New" w:hAnsi="Courier New" w:cs="Courier New"/>
-          <w:color w:val="1A1A1A"/>
-          <w:sz w:val="19"/>
-          <w:szCs w:val="19"/>
-        </w:rPr>
-        <w:t xml:space="preserve">const </w:t>
-      </w:r>
-      <w:proofErr w:type="spellStart"/>
-      <w:r>
-        <w:rPr>
-          <w:rFonts w:ascii="Courier New" w:eastAsia="Courier New" w:hAnsi="Courier New" w:cs="Courier New"/>
-          <w:color w:val="1A1A1A"/>
-          <w:sz w:val="19"/>
-          <w:szCs w:val="19"/>
-        </w:rPr>
-        <w:t>BoardState</w:t>
-      </w:r>
-      <w:proofErr w:type="spellEnd"/>
-      <w:r>
-        <w:rPr>
-          <w:rFonts w:ascii="Courier New" w:eastAsia="Courier New" w:hAnsi="Courier New" w:cs="Courier New"/>
-          <w:color w:val="1A1A1A"/>
-          <w:sz w:val="19"/>
-          <w:szCs w:val="19"/>
-        </w:rPr>
-        <w:t>&amp; o) const {</w:t>
-      </w:r>
-    </w:p>
-    <w:p>
-      <w:pPr>
-        <w:shd w:val="clear" w:color="auto" w:fill="F2F2F2"/>
-      </w:pPr>
-      <w:r>
-        <w:rPr>
-          <w:rFonts w:ascii="Courier New" w:eastAsia="Courier New" w:hAnsi="Courier New" w:cs="Courier New"/>
-          <w:color w:val="1A1A1A"/>
-          <w:sz w:val="19"/>
-          <w:szCs w:val="19"/>
-        </w:rPr>
-        <w:t xml:space="preserve">        for (int r = 0; r &lt; NUMBER_OF_ROWS; r++)</w:t>
-      </w:r>
-    </w:p>
-    <w:p>
-      <w:pPr>
-        <w:shd w:val="clear" w:color="auto" w:fill="F2F2F2"/>
-      </w:pPr>
-      <w:r>
-        <w:rPr>
-          <w:rFonts w:ascii="Courier New" w:eastAsia="Courier New" w:hAnsi="Courier New" w:cs="Courier New"/>
-          <w:color w:val="1A1A1A"/>
-          <w:sz w:val="19"/>
-          <w:szCs w:val="19"/>
-        </w:rPr>
-        <w:t xml:space="preserve">            for (int c = 0; c &lt; NUMBER_OF_COLS; </w:t>
-      </w:r>
-      <w:proofErr w:type="spellStart"/>
-      <w:r>
-        <w:rPr>
-          <w:rFonts w:ascii="Courier New" w:eastAsia="Courier New" w:hAnsi="Courier New" w:cs="Courier New"/>
-          <w:color w:val="1A1A1A"/>
-          <w:sz w:val="19"/>
-          <w:szCs w:val="19"/>
-        </w:rPr>
-        <w:t>c++</w:t>
-      </w:r>
-      <w:proofErr w:type="spellEnd"/>
-      <w:r>
-        <w:rPr>
-          <w:rFonts w:ascii="Courier New" w:eastAsia="Courier New" w:hAnsi="Courier New" w:cs="Courier New"/>
-          <w:color w:val="1A1A1A"/>
-          <w:sz w:val="19"/>
-          <w:szCs w:val="19"/>
-        </w:rPr>
-        <w:t>)</w:t>
-      </w:r>
-    </w:p>
-    <w:p>
-      <w:pPr>
-        <w:shd w:val="clear" w:color="auto" w:fill="F2F2F2"/>
-      </w:pPr>
-      <w:r>
-        <w:rPr>
-          <w:rFonts w:ascii="Courier New" w:eastAsia="Courier New" w:hAnsi="Courier New" w:cs="Courier New"/>
-          <w:color w:val="1A1A1A"/>
-          <w:sz w:val="19"/>
-          <w:szCs w:val="19"/>
-        </w:rPr>
-        <w:t xml:space="preserve">                if (cell[r][c</w:t>
-      </w:r>
-      <w:proofErr w:type="gramStart"/>
-      <w:r>
-        <w:rPr>
-          <w:rFonts w:ascii="Courier New" w:eastAsia="Courier New" w:hAnsi="Courier New" w:cs="Courier New"/>
-          <w:color w:val="1A1A1A"/>
-          <w:sz w:val="19"/>
-          <w:szCs w:val="19"/>
-        </w:rPr>
-        <w:t>] !</w:t>
-      </w:r>
-      <w:proofErr w:type="gramEnd"/>
-      <w:r>
-        <w:rPr>
-          <w:rFonts w:ascii="Courier New" w:eastAsia="Courier New" w:hAnsi="Courier New" w:cs="Courier New"/>
-          <w:color w:val="1A1A1A"/>
-          <w:sz w:val="19"/>
-          <w:szCs w:val="19"/>
-        </w:rPr>
-        <w:t xml:space="preserve">= </w:t>
-      </w:r>
-      <w:proofErr w:type="spellStart"/>
-      <w:proofErr w:type="gramStart"/>
-      <w:r>
-        <w:rPr>
-          <w:rFonts w:ascii="Courier New" w:eastAsia="Courier New" w:hAnsi="Courier New" w:cs="Courier New"/>
-          <w:color w:val="1A1A1A"/>
-          <w:sz w:val="19"/>
-          <w:szCs w:val="19"/>
-        </w:rPr>
-        <w:t>o.cell</w:t>
-      </w:r>
-      <w:proofErr w:type="spellEnd"/>
-      <w:proofErr w:type="gramEnd"/>
-      <w:r>
-        <w:rPr>
-          <w:rFonts w:ascii="Courier New" w:eastAsia="Courier New" w:hAnsi="Courier New" w:cs="Courier New"/>
-          <w:color w:val="1A1A1A"/>
-          <w:sz w:val="19"/>
-          <w:szCs w:val="19"/>
-        </w:rPr>
-        <w:t>[r][c]) return false;</w:t>
-      </w:r>
-    </w:p>
-    <w:p>
-      <w:pPr>
-        <w:shd w:val="clear" w:color="auto" w:fill="F2F2F2"/>
-      </w:pPr>
-      <w:r>
-        <w:rPr>
-          <w:rFonts w:ascii="Courier New" w:eastAsia="Courier New" w:hAnsi="Courier New" w:cs="Courier New"/>
-          <w:color w:val="1A1A1A"/>
-          <w:sz w:val="19"/>
-          <w:szCs w:val="19"/>
-        </w:rPr>
-        <w:t xml:space="preserve">        return true;</w:t>
-      </w:r>
-    </w:p>
-    <w:p>
-      <w:pPr>
-        <w:shd w:val="clear" w:color="auto" w:fill="F2F2F2"/>
-      </w:pPr>
-      <w:r>
-        <w:rPr>
-          <w:rFonts w:ascii="Courier New" w:eastAsia="Courier New" w:hAnsi="Courier New" w:cs="Courier New"/>
-          <w:color w:val="1A1A1A"/>
-          <w:sz w:val="19"/>
-          <w:szCs w:val="19"/>
-        </w:rPr>
-        <w:t xml:space="preserve">    }</w:t>
-      </w:r>
-    </w:p>
-    <w:p>
-      <w:pPr>
-        <w:shd w:val="clear" w:color="auto" w:fill="F2F2F2"/>
-        <w:spacing w:after="80"/>
-      </w:pPr>
-      <w:r>
-        <w:rPr>
-          <w:rFonts w:ascii="Courier New" w:eastAsia="Courier New" w:hAnsi="Courier New" w:cs="Courier New"/>
-          <w:color w:val="1A1A1A"/>
-          <w:sz w:val="19"/>
-          <w:szCs w:val="19"/>
-        </w:rPr>
-        <w:t>};</w:t>
-      </w:r>
-    </w:p>
-    <w:p>
-      <w:pPr>
-        <w:spacing w:after="80"/>
-      </w:pPr>
-    </w:p>
-    <w:p>
-      <w:pPr>
-        <w:pStyle w:val="Heading2"/>
-        <w:pBdr>
-          <w:bottom w:val="single" w:sz="6" w:space="1" w:color="2E75B6"/>
-        </w:pBdr>
-      </w:pPr>
-      <w:proofErr w:type="gramStart"/>
-      <w:r>
-        <w:t xml:space="preserve">5.3  </w:t>
-      </w:r>
-      <w:proofErr w:type="spellStart"/>
-      <w:r>
-        <w:t>findAllNextMoves</w:t>
-      </w:r>
-      <w:proofErr w:type="spellEnd"/>
-      <w:proofErr w:type="gramEnd"/>
-      <w:r>
-        <w:t>()</w:t>
-      </w:r>
-    </w:p>
-    <w:p>
-      <w:pPr>
-        <w:shd w:val="clear" w:color="auto" w:fill="F2F2F2"/>
-        <w:spacing w:before="80"/>
-      </w:pPr>
-      <w:proofErr w:type="gramStart"/>
-      <w:r>
-        <w:rPr>
-          <w:rFonts w:ascii="Courier New" w:eastAsia="Courier New" w:hAnsi="Courier New" w:cs="Courier New"/>
-          <w:color w:val="1A1A1A"/>
-          <w:sz w:val="19"/>
-          <w:szCs w:val="19"/>
-        </w:rPr>
-        <w:t>std::</w:t>
-      </w:r>
-      <w:proofErr w:type="gramEnd"/>
-      <w:r>
-        <w:rPr>
-          <w:rFonts w:ascii="Courier New" w:eastAsia="Courier New" w:hAnsi="Courier New" w:cs="Courier New"/>
-          <w:color w:val="1A1A1A"/>
-          <w:sz w:val="19"/>
-          <w:szCs w:val="19"/>
-        </w:rPr>
-        <w:t>vector&lt;</w:t>
-      </w:r>
-      <w:proofErr w:type="spellStart"/>
-      <w:r>
-        <w:rPr>
-          <w:rFonts w:ascii="Courier New" w:eastAsia="Courier New" w:hAnsi="Courier New" w:cs="Courier New"/>
-          <w:color w:val="1A1A1A"/>
-          <w:sz w:val="19"/>
-          <w:szCs w:val="19"/>
-        </w:rPr>
-        <w:t>BoardState</w:t>
-      </w:r>
-      <w:proofErr w:type="spellEnd"/>
-      <w:r>
-        <w:rPr>
-          <w:rFonts w:ascii="Courier New" w:eastAsia="Courier New" w:hAnsi="Courier New" w:cs="Courier New"/>
-          <w:color w:val="1A1A1A"/>
-          <w:sz w:val="19"/>
-          <w:szCs w:val="19"/>
-        </w:rPr>
-        <w:t xml:space="preserve">&gt; </w:t>
-      </w:r>
-      <w:proofErr w:type="spellStart"/>
-      <w:proofErr w:type="gramStart"/>
-      <w:r>
-        <w:rPr>
-          <w:rFonts w:ascii="Courier New" w:eastAsia="Courier New" w:hAnsi="Courier New" w:cs="Courier New"/>
-          <w:color w:val="1A1A1A"/>
-          <w:sz w:val="19"/>
-          <w:szCs w:val="19"/>
-        </w:rPr>
-        <w:t>findAllNextMoves</w:t>
-      </w:r>
-      <w:proofErr w:type="spellEnd"/>
-      <w:r>
-        <w:rPr>
-          <w:rFonts w:ascii="Courier New" w:eastAsia="Courier New" w:hAnsi="Courier New" w:cs="Courier New"/>
-          <w:color w:val="1A1A1A"/>
-          <w:sz w:val="19"/>
-          <w:szCs w:val="19"/>
-        </w:rPr>
-        <w:t>(</w:t>
-      </w:r>
-      <w:proofErr w:type="gramEnd"/>
-      <w:r>
-        <w:rPr>
-          <w:rFonts w:ascii="Courier New" w:eastAsia="Courier New" w:hAnsi="Courier New" w:cs="Courier New"/>
-          <w:color w:val="1A1A1A"/>
-          <w:sz w:val="19"/>
-          <w:szCs w:val="19"/>
-        </w:rPr>
-        <w:t xml:space="preserve">const </w:t>
-      </w:r>
-      <w:proofErr w:type="spellStart"/>
-      <w:r>
-        <w:rPr>
-          <w:rFonts w:ascii="Courier New" w:eastAsia="Courier New" w:hAnsi="Courier New" w:cs="Courier New"/>
-          <w:color w:val="1A1A1A"/>
-          <w:sz w:val="19"/>
-          <w:szCs w:val="19"/>
-        </w:rPr>
-        <w:t>BoardState</w:t>
-      </w:r>
-      <w:proofErr w:type="spellEnd"/>
-      <w:r>
-        <w:rPr>
-          <w:rFonts w:ascii="Courier New" w:eastAsia="Courier New" w:hAnsi="Courier New" w:cs="Courier New"/>
-          <w:color w:val="1A1A1A"/>
-          <w:sz w:val="19"/>
-          <w:szCs w:val="19"/>
-        </w:rPr>
-        <w:t xml:space="preserve">&amp; </w:t>
-      </w:r>
-      <w:proofErr w:type="gramStart"/>
-      <w:r>
-        <w:rPr>
-          <w:rFonts w:ascii="Courier New" w:eastAsia="Courier New" w:hAnsi="Courier New" w:cs="Courier New"/>
-          <w:color w:val="1A1A1A"/>
-          <w:sz w:val="19"/>
-          <w:szCs w:val="19"/>
-        </w:rPr>
-        <w:t>board) {</w:t>
-      </w:r>
-      <w:proofErr w:type="gramEnd"/>
-    </w:p>
-    <w:p>
-      <w:pPr>
-        <w:shd w:val="clear" w:color="auto" w:fill="F2F2F2"/>
-      </w:pPr>
-      <w:r>
-        <w:rPr>
-          <w:rFonts w:ascii="Courier New" w:eastAsia="Courier New" w:hAnsi="Courier New" w:cs="Courier New"/>
-          <w:color w:val="1A1A1A"/>
-          <w:sz w:val="19"/>
-          <w:szCs w:val="19"/>
-        </w:rPr>
-        <w:t xml:space="preserve">    </w:t>
-      </w:r>
-      <w:proofErr w:type="gramStart"/>
-      <w:r>
-        <w:rPr>
-          <w:rFonts w:ascii="Courier New" w:eastAsia="Courier New" w:hAnsi="Courier New" w:cs="Courier New"/>
-          <w:color w:val="1A1A1A"/>
-          <w:sz w:val="19"/>
-          <w:szCs w:val="19"/>
-        </w:rPr>
-        <w:t>std::</w:t>
-      </w:r>
-      <w:proofErr w:type="gramEnd"/>
-      <w:r>
-        <w:rPr>
-          <w:rFonts w:ascii="Courier New" w:eastAsia="Courier New" w:hAnsi="Courier New" w:cs="Courier New"/>
-          <w:color w:val="1A1A1A"/>
-          <w:sz w:val="19"/>
-          <w:szCs w:val="19"/>
-        </w:rPr>
-        <w:t>vector&lt;</w:t>
-      </w:r>
-      <w:proofErr w:type="spellStart"/>
-      <w:r>
-        <w:rPr>
-          <w:rFonts w:ascii="Courier New" w:eastAsia="Courier New" w:hAnsi="Courier New" w:cs="Courier New"/>
-          <w:color w:val="1A1A1A"/>
-          <w:sz w:val="19"/>
-          <w:szCs w:val="19"/>
-        </w:rPr>
-        <w:t>BoardState</w:t>
-      </w:r>
-      <w:proofErr w:type="spellEnd"/>
-      <w:r>
-        <w:rPr>
-          <w:rFonts w:ascii="Courier New" w:eastAsia="Courier New" w:hAnsi="Courier New" w:cs="Courier New"/>
-          <w:color w:val="1A1A1A"/>
-          <w:sz w:val="19"/>
-          <w:szCs w:val="19"/>
-        </w:rPr>
-        <w:t>&gt; next;</w:t>
-      </w:r>
-    </w:p>
-    <w:p>
-      <w:pPr>
-        <w:shd w:val="clear" w:color="auto" w:fill="F2F2F2"/>
-      </w:pPr>
-      <w:r>
-        <w:rPr>
-          <w:rFonts w:ascii="Courier New" w:eastAsia="Courier New" w:hAnsi="Courier New" w:cs="Courier New"/>
-          <w:color w:val="1A1A1A"/>
-          <w:sz w:val="19"/>
-          <w:szCs w:val="19"/>
-        </w:rPr>
-        <w:t xml:space="preserve">    for (int r = 0; r &lt; NUMBER_OF_ROWS; r++) {</w:t>
-      </w:r>
-    </w:p>
-    <w:p>
-      <w:pPr>
-        <w:shd w:val="clear" w:color="auto" w:fill="F2F2F2"/>
-      </w:pPr>
-      <w:r>
-        <w:rPr>
-          <w:rFonts w:ascii="Courier New" w:eastAsia="Courier New" w:hAnsi="Courier New" w:cs="Courier New"/>
-          <w:color w:val="1A1A1A"/>
-          <w:sz w:val="19"/>
-          <w:szCs w:val="19"/>
-        </w:rPr>
-        <w:t xml:space="preserve">        for (int c = 0; c &lt; NUMBER_OF_COLS; </w:t>
-      </w:r>
-      <w:proofErr w:type="spellStart"/>
-      <w:proofErr w:type="gramStart"/>
-      <w:r>
-        <w:rPr>
-          <w:rFonts w:ascii="Courier New" w:eastAsia="Courier New" w:hAnsi="Courier New" w:cs="Courier New"/>
-          <w:color w:val="1A1A1A"/>
-          <w:sz w:val="19"/>
-          <w:szCs w:val="19"/>
-        </w:rPr>
-        <w:t>c++</w:t>
-      </w:r>
-      <w:proofErr w:type="spellEnd"/>
-      <w:r>
-        <w:rPr>
-          <w:rFonts w:ascii="Courier New" w:eastAsia="Courier New" w:hAnsi="Courier New" w:cs="Courier New"/>
-          <w:color w:val="1A1A1A"/>
-          <w:sz w:val="19"/>
-          <w:szCs w:val="19"/>
-        </w:rPr>
-        <w:t>) {</w:t>
-      </w:r>
-      <w:proofErr w:type="gramEnd"/>
-    </w:p>
-    <w:p>
-      <w:pPr>
-        <w:shd w:val="clear" w:color="auto" w:fill="F2F2F2"/>
-      </w:pPr>
-      <w:r>
-        <w:rPr>
-          <w:rFonts w:ascii="Courier New" w:eastAsia="Courier New" w:hAnsi="Courier New" w:cs="Courier New"/>
-          <w:color w:val="1A1A1A"/>
-          <w:sz w:val="19"/>
-          <w:szCs w:val="19"/>
-        </w:rPr>
-        <w:t xml:space="preserve">            if (</w:t>
-      </w:r>
-      <w:proofErr w:type="spellStart"/>
-      <w:proofErr w:type="gramStart"/>
-      <w:r>
-        <w:rPr>
-          <w:rFonts w:ascii="Courier New" w:eastAsia="Courier New" w:hAnsi="Courier New" w:cs="Courier New"/>
-          <w:color w:val="1A1A1A"/>
-          <w:sz w:val="19"/>
-          <w:szCs w:val="19"/>
-        </w:rPr>
-        <w:t>board.cell</w:t>
-      </w:r>
-      <w:proofErr w:type="spellEnd"/>
-      <w:proofErr w:type="gramEnd"/>
-      <w:r>
-        <w:rPr>
-          <w:rFonts w:ascii="Courier New" w:eastAsia="Courier New" w:hAnsi="Courier New" w:cs="Courier New"/>
-          <w:color w:val="1A1A1A"/>
-          <w:sz w:val="19"/>
-          <w:szCs w:val="19"/>
-        </w:rPr>
-        <w:t>[r][c] == EMPTY_CELL) continue;</w:t>
-      </w:r>
-    </w:p>
-    <w:p>
-      <w:pPr>
-        <w:shd w:val="clear" w:color="auto" w:fill="F2F2F2"/>
-      </w:pPr>
-      <w:r>
-        <w:rPr>
-          <w:rFonts w:ascii="Courier New" w:eastAsia="Courier New" w:hAnsi="Courier New" w:cs="Courier New"/>
-          <w:color w:val="1A1A1A"/>
-          <w:sz w:val="19"/>
-          <w:szCs w:val="19"/>
-        </w:rPr>
-        <w:t xml:space="preserve">            int knight = </w:t>
-      </w:r>
-      <w:proofErr w:type="spellStart"/>
-      <w:proofErr w:type="gramStart"/>
-      <w:r>
-        <w:rPr>
-          <w:rFonts w:ascii="Courier New" w:eastAsia="Courier New" w:hAnsi="Courier New" w:cs="Courier New"/>
-          <w:color w:val="1A1A1A"/>
-          <w:sz w:val="19"/>
-          <w:szCs w:val="19"/>
-        </w:rPr>
-        <w:t>board.cell</w:t>
-      </w:r>
-      <w:proofErr w:type="spellEnd"/>
-      <w:proofErr w:type="gramEnd"/>
-      <w:r>
-        <w:rPr>
-          <w:rFonts w:ascii="Courier New" w:eastAsia="Courier New" w:hAnsi="Courier New" w:cs="Courier New"/>
-          <w:color w:val="1A1A1A"/>
-          <w:sz w:val="19"/>
-          <w:szCs w:val="19"/>
-        </w:rPr>
-        <w:t>[r][c];</w:t>
-      </w:r>
-    </w:p>
-    <w:p>
-      <w:pPr>
-        <w:shd w:val="clear" w:color="auto" w:fill="F2F2F2"/>
-      </w:pPr>
-      <w:r>
-        <w:rPr>
-          <w:rFonts w:ascii="Courier New" w:eastAsia="Courier New" w:hAnsi="Courier New" w:cs="Courier New"/>
-          <w:color w:val="1A1A1A"/>
-          <w:sz w:val="19"/>
-          <w:szCs w:val="19"/>
-        </w:rPr>
-        <w:t xml:space="preserve">            for (int m = 0; m &lt; 8; m+</w:t>
-      </w:r>
-      <w:proofErr w:type="gramStart"/>
-      <w:r>
-        <w:rPr>
-          <w:rFonts w:ascii="Courier New" w:eastAsia="Courier New" w:hAnsi="Courier New" w:cs="Courier New"/>
-          <w:color w:val="1A1A1A"/>
-          <w:sz w:val="19"/>
-          <w:szCs w:val="19"/>
-        </w:rPr>
-        <w:t>+) {</w:t>
-      </w:r>
-      <w:proofErr w:type="gramEnd"/>
-    </w:p>
-    <w:p>
-      <w:pPr>
-        <w:shd w:val="clear" w:color="auto" w:fill="F2F2F2"/>
-      </w:pPr>
-      <w:r>
-        <w:rPr>
-          <w:rFonts w:ascii="Courier New" w:eastAsia="Courier New" w:hAnsi="Courier New" w:cs="Courier New"/>
-          <w:color w:val="1A1A1A"/>
-          <w:sz w:val="19"/>
-          <w:szCs w:val="19"/>
-        </w:rPr>
-        <w:t xml:space="preserve">                int dr = r + ROW_CHANGE[m];</w:t>
-      </w:r>
-    </w:p>
-    <w:p>
-      <w:pPr>
-        <w:shd w:val="clear" w:color="auto" w:fill="F2F2F2"/>
-      </w:pPr>
-      <w:r>
-        <w:rPr>
-          <w:rFonts w:ascii="Courier New" w:eastAsia="Courier New" w:hAnsi="Courier New" w:cs="Courier New"/>
-          <w:color w:val="1A1A1A"/>
-          <w:sz w:val="19"/>
-          <w:szCs w:val="19"/>
-        </w:rPr>
-        <w:t xml:space="preserve">                int dc = c + COL_CHANGE[m];</w:t>
-      </w:r>
-    </w:p>
-    <w:p>
-      <w:pPr>
-        <w:shd w:val="clear" w:color="auto" w:fill="F2F2F2"/>
-      </w:pPr>
-      <w:r>
-        <w:rPr>
-          <w:rFonts w:ascii="Courier New" w:eastAsia="Courier New" w:hAnsi="Courier New" w:cs="Courier New"/>
-          <w:color w:val="1A1A1A"/>
-          <w:sz w:val="19"/>
-          <w:szCs w:val="19"/>
-        </w:rPr>
-        <w:t xml:space="preserve">                if (dr &lt; 0 || dr &gt;= NUMBER_OF_ROWS) continue;</w:t>
-      </w:r>
-    </w:p>
-    <w:p>
-      <w:pPr>
-        <w:shd w:val="clear" w:color="auto" w:fill="F2F2F2"/>
-      </w:pPr>
-      <w:r>
-        <w:rPr>
-          <w:rFonts w:ascii="Courier New" w:eastAsia="Courier New" w:hAnsi="Courier New" w:cs="Courier New"/>
-          <w:color w:val="1A1A1A"/>
-          <w:sz w:val="19"/>
-          <w:szCs w:val="19"/>
-        </w:rPr>
-        <w:t xml:space="preserve">                if (dc &lt; 0 || dc &gt;= NUMBER_OF_COLS) continue;</w:t>
-      </w:r>
-    </w:p>
-    <w:p>
-      <w:pPr>
-        <w:shd w:val="clear" w:color="auto" w:fill="F2F2F2"/>
-      </w:pPr>
-      <w:r>
-        <w:rPr>
-          <w:rFonts w:ascii="Courier New" w:eastAsia="Courier New" w:hAnsi="Courier New" w:cs="Courier New"/>
-          <w:color w:val="1A1A1A"/>
-          <w:sz w:val="19"/>
-          <w:szCs w:val="19"/>
-        </w:rPr>
-        <w:t xml:space="preserve">                if (</w:t>
-      </w:r>
-      <w:proofErr w:type="spellStart"/>
-      <w:proofErr w:type="gramStart"/>
-      <w:r>
-        <w:rPr>
-          <w:rFonts w:ascii="Courier New" w:eastAsia="Courier New" w:hAnsi="Courier New" w:cs="Courier New"/>
-          <w:color w:val="1A1A1A"/>
-          <w:sz w:val="19"/>
-          <w:szCs w:val="19"/>
-        </w:rPr>
-        <w:t>board.cell</w:t>
-      </w:r>
-      <w:proofErr w:type="spellEnd"/>
-      <w:proofErr w:type="gramEnd"/>
-      <w:r>
-        <w:rPr>
-          <w:rFonts w:ascii="Courier New" w:eastAsia="Courier New" w:hAnsi="Courier New" w:cs="Courier New"/>
-          <w:color w:val="1A1A1A"/>
-          <w:sz w:val="19"/>
-          <w:szCs w:val="19"/>
-        </w:rPr>
-        <w:t>[dr][dc</w:t>
-      </w:r>
-      <w:proofErr w:type="gramStart"/>
-      <w:r>
-        <w:rPr>
-          <w:rFonts w:ascii="Courier New" w:eastAsia="Courier New" w:hAnsi="Courier New" w:cs="Courier New"/>
-          <w:color w:val="1A1A1A"/>
-          <w:sz w:val="19"/>
-          <w:szCs w:val="19"/>
-        </w:rPr>
-        <w:t>] !</w:t>
-      </w:r>
-      <w:proofErr w:type="gramEnd"/>
-      <w:r>
-        <w:rPr>
-          <w:rFonts w:ascii="Courier New" w:eastAsia="Courier New" w:hAnsi="Courier New" w:cs="Courier New"/>
-          <w:color w:val="1A1A1A"/>
-          <w:sz w:val="19"/>
-          <w:szCs w:val="19"/>
-        </w:rPr>
-        <w:t>= EMPTY_CELL) continue;</w:t>
-      </w:r>
-    </w:p>
-    <w:p>
-      <w:pPr>
-        <w:shd w:val="clear" w:color="auto" w:fill="F2F2F2"/>
-      </w:pPr>
-      <w:r>
-        <w:rPr>
-          <w:rFonts w:ascii="Courier New" w:eastAsia="Courier New" w:hAnsi="Courier New" w:cs="Courier New"/>
-          <w:color w:val="1A1A1A"/>
-          <w:sz w:val="19"/>
-          <w:szCs w:val="19"/>
-        </w:rPr>
-        <w:t xml:space="preserve">                </w:t>
-      </w:r>
-      <w:proofErr w:type="spellStart"/>
-      <w:r>
-        <w:rPr>
-          <w:rFonts w:ascii="Courier New" w:eastAsia="Courier New" w:hAnsi="Courier New" w:cs="Courier New"/>
-          <w:color w:val="1A1A1A"/>
-          <w:sz w:val="19"/>
-          <w:szCs w:val="19"/>
-        </w:rPr>
-        <w:t>BoardState</w:t>
-      </w:r>
-      <w:proofErr w:type="spellEnd"/>
-      <w:r>
-        <w:rPr>
-          <w:rFonts w:ascii="Courier New" w:eastAsia="Courier New" w:hAnsi="Courier New" w:cs="Courier New"/>
-          <w:color w:val="1A1A1A"/>
-          <w:sz w:val="19"/>
-          <w:szCs w:val="19"/>
-        </w:rPr>
-        <w:t xml:space="preserve"> </w:t>
-      </w:r>
-      <w:proofErr w:type="spellStart"/>
-      <w:r>
-        <w:rPr>
-          <w:rFonts w:ascii="Courier New" w:eastAsia="Courier New" w:hAnsi="Courier New" w:cs="Courier New"/>
-          <w:color w:val="1A1A1A"/>
-          <w:sz w:val="19"/>
-          <w:szCs w:val="19"/>
-        </w:rPr>
-        <w:t>nb</w:t>
-      </w:r>
-      <w:proofErr w:type="spellEnd"/>
-      <w:r>
-        <w:rPr>
-          <w:rFonts w:ascii="Courier New" w:eastAsia="Courier New" w:hAnsi="Courier New" w:cs="Courier New"/>
-          <w:color w:val="1A1A1A"/>
-          <w:sz w:val="19"/>
-          <w:szCs w:val="19"/>
-        </w:rPr>
-        <w:t xml:space="preserve"> = board;</w:t>
-      </w:r>
-    </w:p>
-    <w:p>
-      <w:pPr>
-        <w:shd w:val="clear" w:color="auto" w:fill="F2F2F2"/>
-      </w:pPr>
-      <w:r>
-        <w:rPr>
-          <w:rFonts w:ascii="Courier New" w:eastAsia="Courier New" w:hAnsi="Courier New" w:cs="Courier New"/>
-          <w:color w:val="1A1A1A"/>
-          <w:sz w:val="19"/>
-          <w:szCs w:val="19"/>
-        </w:rPr>
+      </w:pPr>
+      <w:r>
         <w:lastRenderedPageBreak/>
-        <w:t xml:space="preserve">                </w:t>
-      </w:r>
-      <w:proofErr w:type="spellStart"/>
-      <w:proofErr w:type="gramStart"/>
-      <w:r>
-        <w:rPr>
-          <w:rFonts w:ascii="Courier New" w:eastAsia="Courier New" w:hAnsi="Courier New" w:cs="Courier New"/>
-          <w:color w:val="1A1A1A"/>
-          <w:sz w:val="19"/>
-          <w:szCs w:val="19"/>
-        </w:rPr>
-        <w:t>nb.cell</w:t>
-      </w:r>
-      <w:proofErr w:type="spellEnd"/>
-      <w:proofErr w:type="gramEnd"/>
-      <w:r>
-        <w:rPr>
-          <w:rFonts w:ascii="Courier New" w:eastAsia="Courier New" w:hAnsi="Courier New" w:cs="Courier New"/>
-          <w:color w:val="1A1A1A"/>
-          <w:sz w:val="19"/>
-          <w:szCs w:val="19"/>
-        </w:rPr>
-        <w:t>[r][c]   = EMPTY_CELL;</w:t>
-      </w:r>
-    </w:p>
-    <w:p>
-      <w:pPr>
-        <w:shd w:val="clear" w:color="auto" w:fill="F2F2F2"/>
-      </w:pPr>
-      <w:r>
-        <w:rPr>
-          <w:rFonts w:ascii="Courier New" w:eastAsia="Courier New" w:hAnsi="Courier New" w:cs="Courier New"/>
-          <w:color w:val="1A1A1A"/>
-          <w:sz w:val="19"/>
-          <w:szCs w:val="19"/>
-        </w:rPr>
-        <w:t xml:space="preserve">                </w:t>
-      </w:r>
-      <w:proofErr w:type="spellStart"/>
-      <w:proofErr w:type="gramStart"/>
-      <w:r>
-        <w:rPr>
-          <w:rFonts w:ascii="Courier New" w:eastAsia="Courier New" w:hAnsi="Courier New" w:cs="Courier New"/>
-          <w:color w:val="1A1A1A"/>
-          <w:sz w:val="19"/>
-          <w:szCs w:val="19"/>
-        </w:rPr>
-        <w:t>nb.cell</w:t>
-      </w:r>
-      <w:proofErr w:type="spellEnd"/>
-      <w:proofErr w:type="gramEnd"/>
-      <w:r>
-        <w:rPr>
-          <w:rFonts w:ascii="Courier New" w:eastAsia="Courier New" w:hAnsi="Courier New" w:cs="Courier New"/>
-          <w:color w:val="1A1A1A"/>
-          <w:sz w:val="19"/>
-          <w:szCs w:val="19"/>
-        </w:rPr>
-        <w:t>[dr][dc] = knight;</w:t>
-      </w:r>
-    </w:p>
-    <w:p>
-      <w:pPr>
-        <w:shd w:val="clear" w:color="auto" w:fill="F2F2F2"/>
-      </w:pPr>
-      <w:r>
-        <w:rPr>
-          <w:rFonts w:ascii="Courier New" w:eastAsia="Courier New" w:hAnsi="Courier New" w:cs="Courier New"/>
-          <w:color w:val="1A1A1A"/>
-          <w:sz w:val="19"/>
-          <w:szCs w:val="19"/>
-        </w:rPr>
-        <w:t xml:space="preserve">                </w:t>
-      </w:r>
-      <w:proofErr w:type="spellStart"/>
-      <w:proofErr w:type="gramStart"/>
-      <w:r>
-        <w:rPr>
-          <w:rFonts w:ascii="Courier New" w:eastAsia="Courier New" w:hAnsi="Courier New" w:cs="Courier New"/>
-          <w:color w:val="1A1A1A"/>
-          <w:sz w:val="19"/>
-          <w:szCs w:val="19"/>
-        </w:rPr>
-        <w:t>next.push</w:t>
-      </w:r>
-      <w:proofErr w:type="gramEnd"/>
-      <w:r>
-        <w:rPr>
-          <w:rFonts w:ascii="Courier New" w:eastAsia="Courier New" w:hAnsi="Courier New" w:cs="Courier New"/>
-          <w:color w:val="1A1A1A"/>
-          <w:sz w:val="19"/>
-          <w:szCs w:val="19"/>
-        </w:rPr>
-        <w:t>_back</w:t>
-      </w:r>
-      <w:proofErr w:type="spellEnd"/>
-      <w:r>
-        <w:rPr>
-          <w:rFonts w:ascii="Courier New" w:eastAsia="Courier New" w:hAnsi="Courier New" w:cs="Courier New"/>
-          <w:color w:val="1A1A1A"/>
-          <w:sz w:val="19"/>
-          <w:szCs w:val="19"/>
-        </w:rPr>
-        <w:t>(</w:t>
-      </w:r>
-      <w:proofErr w:type="spellStart"/>
-      <w:r>
-        <w:rPr>
-          <w:rFonts w:ascii="Courier New" w:eastAsia="Courier New" w:hAnsi="Courier New" w:cs="Courier New"/>
-          <w:color w:val="1A1A1A"/>
-          <w:sz w:val="19"/>
-          <w:szCs w:val="19"/>
-        </w:rPr>
-        <w:t>nb</w:t>
-      </w:r>
-      <w:proofErr w:type="spellEnd"/>
-      <w:r>
-        <w:rPr>
-          <w:rFonts w:ascii="Courier New" w:eastAsia="Courier New" w:hAnsi="Courier New" w:cs="Courier New"/>
-          <w:color w:val="1A1A1A"/>
-          <w:sz w:val="19"/>
-          <w:szCs w:val="19"/>
-        </w:rPr>
-        <w:t>);</w:t>
-      </w:r>
-    </w:p>
-    <w:p>
-      <w:pPr>
-        <w:shd w:val="clear" w:color="auto" w:fill="F2F2F2"/>
-      </w:pPr>
-      <w:r>
-        <w:rPr>
-          <w:rFonts w:ascii="Courier New" w:eastAsia="Courier New" w:hAnsi="Courier New" w:cs="Courier New"/>
-          <w:color w:val="1A1A1A"/>
-          <w:sz w:val="19"/>
-          <w:szCs w:val="19"/>
-        </w:rPr>
-        <w:t xml:space="preserve">            }</w:t>
-      </w:r>
-    </w:p>
-    <w:p>
-      <w:pPr>
-        <w:shd w:val="clear" w:color="auto" w:fill="F2F2F2"/>
-      </w:pPr>
-      <w:r>
-        <w:rPr>
-          <w:rFonts w:ascii="Courier New" w:eastAsia="Courier New" w:hAnsi="Courier New" w:cs="Courier New"/>
-          <w:color w:val="1A1A1A"/>
-          <w:sz w:val="19"/>
-          <w:szCs w:val="19"/>
-        </w:rPr>
-        <w:t xml:space="preserve">        }</w:t>
-      </w:r>
-    </w:p>
-    <w:p>
-      <w:pPr>
-        <w:shd w:val="clear" w:color="auto" w:fill="F2F2F2"/>
-      </w:pPr>
-      <w:r>
-        <w:rPr>
-          <w:rFonts w:ascii="Courier New" w:eastAsia="Courier New" w:hAnsi="Courier New" w:cs="Courier New"/>
-          <w:color w:val="1A1A1A"/>
-          <w:sz w:val="19"/>
-          <w:szCs w:val="19"/>
-        </w:rPr>
-        <w:t xml:space="preserve">    }</w:t>
-      </w:r>
-    </w:p>
-    <w:p>
-      <w:pPr>
-        <w:shd w:val="clear" w:color="auto" w:fill="F2F2F2"/>
-      </w:pPr>
-      <w:r>
-        <w:rPr>
-          <w:rFonts w:ascii="Courier New" w:eastAsia="Courier New" w:hAnsi="Courier New" w:cs="Courier New"/>
-          <w:color w:val="1A1A1A"/>
-          <w:sz w:val="19"/>
-          <w:szCs w:val="19"/>
-        </w:rPr>
-        <w:t xml:space="preserve">    return next;</w:t>
-      </w:r>
-    </w:p>
-    <w:p>
-      <w:pPr>
-        <w:shd w:val="clear" w:color="auto" w:fill="F2F2F2"/>
-        <w:spacing w:after="80"/>
-      </w:pPr>
-      <w:r>
-        <w:rPr>
-          <w:rFonts w:ascii="Courier New" w:eastAsia="Courier New" w:hAnsi="Courier New" w:cs="Courier New"/>
-          <w:color w:val="1A1A1A"/>
-          <w:sz w:val="19"/>
-          <w:szCs w:val="19"/>
-        </w:rPr>
-        <w:t>}</w:t>
-      </w:r>
-    </w:p>
-    <w:p>
-      <w:pPr>
-        <w:spacing w:after="80"/>
-      </w:pPr>
-    </w:p>
-    <w:p>
-      <w:pPr>
-        <w:pStyle w:val="Heading2"/>
-        <w:pBdr>
-          <w:bottom w:val="single" w:sz="6" w:space="1" w:color="2E75B6"/>
-        </w:pBdr>
-      </w:pPr>
-      <w:proofErr w:type="gramStart"/>
-      <w:r>
-        <w:t xml:space="preserve">5.4  </w:t>
-      </w:r>
-      <w:proofErr w:type="spellStart"/>
-      <w:r>
-        <w:t>solveWithBFS</w:t>
-      </w:r>
-      <w:proofErr w:type="spellEnd"/>
-      <w:proofErr w:type="gramEnd"/>
-      <w:r>
-        <w:t>()</w:t>
-      </w:r>
-    </w:p>
-    <w:p>
-      <w:pPr>
-        <w:shd w:val="clear" w:color="auto" w:fill="F2F2F2"/>
-        <w:spacing w:before="80"/>
-      </w:pPr>
-      <w:proofErr w:type="gramStart"/>
-      <w:r>
-        <w:rPr>
-          <w:rFonts w:ascii="Courier New" w:eastAsia="Courier New" w:hAnsi="Courier New" w:cs="Courier New"/>
-          <w:color w:val="1A1A1A"/>
-          <w:sz w:val="19"/>
-          <w:szCs w:val="19"/>
-        </w:rPr>
-        <w:t>std::</w:t>
-      </w:r>
-      <w:proofErr w:type="gramEnd"/>
-      <w:r>
-        <w:rPr>
-          <w:rFonts w:ascii="Courier New" w:eastAsia="Courier New" w:hAnsi="Courier New" w:cs="Courier New"/>
-          <w:color w:val="1A1A1A"/>
-          <w:sz w:val="19"/>
-          <w:szCs w:val="19"/>
-        </w:rPr>
-        <w:t>vector&lt;</w:t>
-      </w:r>
-      <w:proofErr w:type="spellStart"/>
-      <w:r>
-        <w:rPr>
-          <w:rFonts w:ascii="Courier New" w:eastAsia="Courier New" w:hAnsi="Courier New" w:cs="Courier New"/>
-          <w:color w:val="1A1A1A"/>
-          <w:sz w:val="19"/>
-          <w:szCs w:val="19"/>
-        </w:rPr>
-        <w:t>BoardState</w:t>
-      </w:r>
-      <w:proofErr w:type="spellEnd"/>
-      <w:r>
-        <w:rPr>
-          <w:rFonts w:ascii="Courier New" w:eastAsia="Courier New" w:hAnsi="Courier New" w:cs="Courier New"/>
-          <w:color w:val="1A1A1A"/>
-          <w:sz w:val="19"/>
-          <w:szCs w:val="19"/>
-        </w:rPr>
-        <w:t xml:space="preserve">&gt; </w:t>
-      </w:r>
-      <w:proofErr w:type="spellStart"/>
-      <w:proofErr w:type="gramStart"/>
-      <w:r>
-        <w:rPr>
-          <w:rFonts w:ascii="Courier New" w:eastAsia="Courier New" w:hAnsi="Courier New" w:cs="Courier New"/>
-          <w:color w:val="1A1A1A"/>
-          <w:sz w:val="19"/>
-          <w:szCs w:val="19"/>
-        </w:rPr>
-        <w:t>solveWithBFS</w:t>
-      </w:r>
-      <w:proofErr w:type="spellEnd"/>
-      <w:r>
-        <w:rPr>
-          <w:rFonts w:ascii="Courier New" w:eastAsia="Courier New" w:hAnsi="Courier New" w:cs="Courier New"/>
-          <w:color w:val="1A1A1A"/>
-          <w:sz w:val="19"/>
-          <w:szCs w:val="19"/>
-        </w:rPr>
-        <w:t>(</w:t>
-      </w:r>
-      <w:proofErr w:type="gramEnd"/>
-    </w:p>
-    <w:p>
-      <w:pPr>
-        <w:shd w:val="clear" w:color="auto" w:fill="F2F2F2"/>
-      </w:pPr>
-      <w:r>
-        <w:rPr>
-          <w:rFonts w:ascii="Courier New" w:eastAsia="Courier New" w:hAnsi="Courier New" w:cs="Courier New"/>
-          <w:color w:val="1A1A1A"/>
-          <w:sz w:val="19"/>
-          <w:szCs w:val="19"/>
-        </w:rPr>
-        <w:t xml:space="preserve">        const </w:t>
-      </w:r>
-      <w:proofErr w:type="spellStart"/>
-      <w:r>
-        <w:rPr>
-          <w:rFonts w:ascii="Courier New" w:eastAsia="Courier New" w:hAnsi="Courier New" w:cs="Courier New"/>
-          <w:color w:val="1A1A1A"/>
-          <w:sz w:val="19"/>
-          <w:szCs w:val="19"/>
-        </w:rPr>
-        <w:t>BoardState</w:t>
-      </w:r>
-      <w:proofErr w:type="spellEnd"/>
-      <w:r>
-        <w:rPr>
-          <w:rFonts w:ascii="Courier New" w:eastAsia="Courier New" w:hAnsi="Courier New" w:cs="Courier New"/>
-          <w:color w:val="1A1A1A"/>
-          <w:sz w:val="19"/>
-          <w:szCs w:val="19"/>
-        </w:rPr>
-        <w:t xml:space="preserve">&amp; start, const </w:t>
-      </w:r>
-      <w:proofErr w:type="spellStart"/>
-      <w:r>
-        <w:rPr>
-          <w:rFonts w:ascii="Courier New" w:eastAsia="Courier New" w:hAnsi="Courier New" w:cs="Courier New"/>
-          <w:color w:val="1A1A1A"/>
-          <w:sz w:val="19"/>
-          <w:szCs w:val="19"/>
-        </w:rPr>
-        <w:t>BoardState</w:t>
-      </w:r>
-      <w:proofErr w:type="spellEnd"/>
-      <w:r>
-        <w:rPr>
-          <w:rFonts w:ascii="Courier New" w:eastAsia="Courier New" w:hAnsi="Courier New" w:cs="Courier New"/>
-          <w:color w:val="1A1A1A"/>
-          <w:sz w:val="19"/>
-          <w:szCs w:val="19"/>
-        </w:rPr>
-        <w:t xml:space="preserve">&amp; </w:t>
-      </w:r>
-      <w:proofErr w:type="gramStart"/>
-      <w:r>
-        <w:rPr>
-          <w:rFonts w:ascii="Courier New" w:eastAsia="Courier New" w:hAnsi="Courier New" w:cs="Courier New"/>
-          <w:color w:val="1A1A1A"/>
-          <w:sz w:val="19"/>
-          <w:szCs w:val="19"/>
-        </w:rPr>
-        <w:t>goal) {</w:t>
-      </w:r>
-      <w:proofErr w:type="gramEnd"/>
-    </w:p>
-    <w:p>
-      <w:pPr>
-        <w:shd w:val="clear" w:color="auto" w:fill="F2F2F2"/>
-      </w:pPr>
-      <w:r>
-        <w:rPr>
-          <w:rFonts w:ascii="Courier New" w:eastAsia="Courier New" w:hAnsi="Courier New" w:cs="Courier New"/>
-          <w:color w:val="1A1A1A"/>
-          <w:sz w:val="19"/>
-          <w:szCs w:val="19"/>
-        </w:rPr>
-        <w:t xml:space="preserve">    long </w:t>
-      </w:r>
-      <w:proofErr w:type="spellStart"/>
-      <w:r>
-        <w:rPr>
-          <w:rFonts w:ascii="Courier New" w:eastAsia="Courier New" w:hAnsi="Courier New" w:cs="Courier New"/>
-          <w:color w:val="1A1A1A"/>
-          <w:sz w:val="19"/>
-          <w:szCs w:val="19"/>
-        </w:rPr>
-        <w:t>long</w:t>
-      </w:r>
-      <w:proofErr w:type="spellEnd"/>
-      <w:r>
-        <w:rPr>
-          <w:rFonts w:ascii="Courier New" w:eastAsia="Courier New" w:hAnsi="Courier New" w:cs="Courier New"/>
-          <w:color w:val="1A1A1A"/>
-          <w:sz w:val="19"/>
-          <w:szCs w:val="19"/>
-        </w:rPr>
-        <w:t xml:space="preserve"> </w:t>
-      </w:r>
-      <w:proofErr w:type="spellStart"/>
-      <w:proofErr w:type="gramStart"/>
-      <w:r>
-        <w:rPr>
-          <w:rFonts w:ascii="Courier New" w:eastAsia="Courier New" w:hAnsi="Courier New" w:cs="Courier New"/>
-          <w:color w:val="1A1A1A"/>
-          <w:sz w:val="19"/>
-          <w:szCs w:val="19"/>
-        </w:rPr>
-        <w:t>goalCode</w:t>
-      </w:r>
-      <w:proofErr w:type="spellEnd"/>
-      <w:r>
-        <w:rPr>
-          <w:rFonts w:ascii="Courier New" w:eastAsia="Courier New" w:hAnsi="Courier New" w:cs="Courier New"/>
-          <w:color w:val="1A1A1A"/>
-          <w:sz w:val="19"/>
-          <w:szCs w:val="19"/>
-        </w:rPr>
-        <w:t xml:space="preserve">  =</w:t>
-      </w:r>
-      <w:proofErr w:type="gramEnd"/>
-      <w:r>
-        <w:rPr>
-          <w:rFonts w:ascii="Courier New" w:eastAsia="Courier New" w:hAnsi="Courier New" w:cs="Courier New"/>
-          <w:color w:val="1A1A1A"/>
-          <w:sz w:val="19"/>
-          <w:szCs w:val="19"/>
-        </w:rPr>
-        <w:t xml:space="preserve"> </w:t>
-      </w:r>
-      <w:proofErr w:type="spellStart"/>
-      <w:proofErr w:type="gramStart"/>
-      <w:r>
-        <w:rPr>
-          <w:rFonts w:ascii="Courier New" w:eastAsia="Courier New" w:hAnsi="Courier New" w:cs="Courier New"/>
-          <w:color w:val="1A1A1A"/>
-          <w:sz w:val="19"/>
-          <w:szCs w:val="19"/>
-        </w:rPr>
-        <w:t>goal.encode</w:t>
-      </w:r>
-      <w:proofErr w:type="spellEnd"/>
-      <w:proofErr w:type="gramEnd"/>
-      <w:r>
-        <w:rPr>
-          <w:rFonts w:ascii="Courier New" w:eastAsia="Courier New" w:hAnsi="Courier New" w:cs="Courier New"/>
-          <w:color w:val="1A1A1A"/>
-          <w:sz w:val="19"/>
-          <w:szCs w:val="19"/>
-        </w:rPr>
-        <w:t>();</w:t>
-      </w:r>
-    </w:p>
-    <w:p>
-      <w:pPr>
-        <w:shd w:val="clear" w:color="auto" w:fill="F2F2F2"/>
-      </w:pPr>
-      <w:r>
-        <w:rPr>
-          <w:rFonts w:ascii="Courier New" w:eastAsia="Courier New" w:hAnsi="Courier New" w:cs="Courier New"/>
-          <w:color w:val="1A1A1A"/>
-          <w:sz w:val="19"/>
-          <w:szCs w:val="19"/>
-        </w:rPr>
-        <w:t xml:space="preserve">    long </w:t>
-      </w:r>
-      <w:proofErr w:type="spellStart"/>
-      <w:r>
-        <w:rPr>
-          <w:rFonts w:ascii="Courier New" w:eastAsia="Courier New" w:hAnsi="Courier New" w:cs="Courier New"/>
-          <w:color w:val="1A1A1A"/>
-          <w:sz w:val="19"/>
-          <w:szCs w:val="19"/>
-        </w:rPr>
-        <w:t>long</w:t>
-      </w:r>
-      <w:proofErr w:type="spellEnd"/>
-      <w:r>
-        <w:rPr>
-          <w:rFonts w:ascii="Courier New" w:eastAsia="Courier New" w:hAnsi="Courier New" w:cs="Courier New"/>
-          <w:color w:val="1A1A1A"/>
-          <w:sz w:val="19"/>
-          <w:szCs w:val="19"/>
-        </w:rPr>
-        <w:t xml:space="preserve"> </w:t>
-      </w:r>
-      <w:proofErr w:type="spellStart"/>
-      <w:r>
-        <w:rPr>
-          <w:rFonts w:ascii="Courier New" w:eastAsia="Courier New" w:hAnsi="Courier New" w:cs="Courier New"/>
-          <w:color w:val="1A1A1A"/>
-          <w:sz w:val="19"/>
-          <w:szCs w:val="19"/>
-        </w:rPr>
-        <w:t>startCode</w:t>
-      </w:r>
-      <w:proofErr w:type="spellEnd"/>
-      <w:r>
-        <w:rPr>
-          <w:rFonts w:ascii="Courier New" w:eastAsia="Courier New" w:hAnsi="Courier New" w:cs="Courier New"/>
-          <w:color w:val="1A1A1A"/>
-          <w:sz w:val="19"/>
-          <w:szCs w:val="19"/>
-        </w:rPr>
-        <w:t xml:space="preserve"> = </w:t>
-      </w:r>
-      <w:proofErr w:type="spellStart"/>
-      <w:proofErr w:type="gramStart"/>
-      <w:r>
-        <w:rPr>
-          <w:rFonts w:ascii="Courier New" w:eastAsia="Courier New" w:hAnsi="Courier New" w:cs="Courier New"/>
-          <w:color w:val="1A1A1A"/>
-          <w:sz w:val="19"/>
-          <w:szCs w:val="19"/>
-        </w:rPr>
-        <w:t>start.encode</w:t>
-      </w:r>
-      <w:proofErr w:type="spellEnd"/>
-      <w:proofErr w:type="gramEnd"/>
-      <w:r>
-        <w:rPr>
-          <w:rFonts w:ascii="Courier New" w:eastAsia="Courier New" w:hAnsi="Courier New" w:cs="Courier New"/>
-          <w:color w:val="1A1A1A"/>
-          <w:sz w:val="19"/>
-          <w:szCs w:val="19"/>
-        </w:rPr>
-        <w:t>();</w:t>
-      </w:r>
-    </w:p>
-    <w:p>
-      <w:pPr>
-        <w:shd w:val="clear" w:color="auto" w:fill="F2F2F2"/>
-      </w:pPr>
-      <w:r>
-        <w:rPr>
-          <w:rFonts w:ascii="Courier New" w:eastAsia="Courier New" w:hAnsi="Courier New" w:cs="Courier New"/>
-          <w:color w:val="1A1A1A"/>
-          <w:sz w:val="19"/>
-          <w:szCs w:val="19"/>
-        </w:rPr>
-        <w:t xml:space="preserve">    </w:t>
-      </w:r>
-      <w:proofErr w:type="gramStart"/>
-      <w:r>
-        <w:rPr>
-          <w:rFonts w:ascii="Courier New" w:eastAsia="Courier New" w:hAnsi="Courier New" w:cs="Courier New"/>
-          <w:color w:val="1A1A1A"/>
-          <w:sz w:val="19"/>
-          <w:szCs w:val="19"/>
-        </w:rPr>
-        <w:t>std::</w:t>
-      </w:r>
-      <w:proofErr w:type="spellStart"/>
-      <w:proofErr w:type="gramEnd"/>
-      <w:r>
-        <w:rPr>
-          <w:rFonts w:ascii="Courier New" w:eastAsia="Courier New" w:hAnsi="Courier New" w:cs="Courier New"/>
-          <w:color w:val="1A1A1A"/>
-          <w:sz w:val="19"/>
-          <w:szCs w:val="19"/>
-        </w:rPr>
-        <w:t>unordered_map</w:t>
-      </w:r>
-      <w:proofErr w:type="spellEnd"/>
-      <w:r>
-        <w:rPr>
-          <w:rFonts w:ascii="Courier New" w:eastAsia="Courier New" w:hAnsi="Courier New" w:cs="Courier New"/>
-          <w:color w:val="1A1A1A"/>
-          <w:sz w:val="19"/>
-          <w:szCs w:val="19"/>
-        </w:rPr>
-        <w:t xml:space="preserve">&lt;long long, long long&gt;    </w:t>
-      </w:r>
-      <w:proofErr w:type="spellStart"/>
-      <w:r>
-        <w:rPr>
-          <w:rFonts w:ascii="Courier New" w:eastAsia="Courier New" w:hAnsi="Courier New" w:cs="Courier New"/>
-          <w:color w:val="1A1A1A"/>
-          <w:sz w:val="19"/>
-          <w:szCs w:val="19"/>
-        </w:rPr>
-        <w:t>parentOf</w:t>
-      </w:r>
-      <w:proofErr w:type="spellEnd"/>
-      <w:r>
-        <w:rPr>
-          <w:rFonts w:ascii="Courier New" w:eastAsia="Courier New" w:hAnsi="Courier New" w:cs="Courier New"/>
-          <w:color w:val="1A1A1A"/>
-          <w:sz w:val="19"/>
-          <w:szCs w:val="19"/>
-        </w:rPr>
-        <w:t>;</w:t>
-      </w:r>
-    </w:p>
-    <w:p>
-      <w:pPr>
-        <w:shd w:val="clear" w:color="auto" w:fill="F2F2F2"/>
-      </w:pPr>
-      <w:r>
-        <w:rPr>
-          <w:rFonts w:ascii="Courier New" w:eastAsia="Courier New" w:hAnsi="Courier New" w:cs="Courier New"/>
-          <w:color w:val="1A1A1A"/>
-          <w:sz w:val="19"/>
-          <w:szCs w:val="19"/>
-        </w:rPr>
-        <w:t xml:space="preserve">    </w:t>
-      </w:r>
-      <w:proofErr w:type="gramStart"/>
-      <w:r>
-        <w:rPr>
-          <w:rFonts w:ascii="Courier New" w:eastAsia="Courier New" w:hAnsi="Courier New" w:cs="Courier New"/>
-          <w:color w:val="1A1A1A"/>
-          <w:sz w:val="19"/>
-          <w:szCs w:val="19"/>
-        </w:rPr>
-        <w:t>std::</w:t>
-      </w:r>
-      <w:proofErr w:type="spellStart"/>
-      <w:proofErr w:type="gramEnd"/>
-      <w:r>
-        <w:rPr>
-          <w:rFonts w:ascii="Courier New" w:eastAsia="Courier New" w:hAnsi="Courier New" w:cs="Courier New"/>
-          <w:color w:val="1A1A1A"/>
-          <w:sz w:val="19"/>
-          <w:szCs w:val="19"/>
-        </w:rPr>
-        <w:t>unordered_map</w:t>
-      </w:r>
-      <w:proofErr w:type="spellEnd"/>
-      <w:r>
-        <w:rPr>
-          <w:rFonts w:ascii="Courier New" w:eastAsia="Courier New" w:hAnsi="Courier New" w:cs="Courier New"/>
-          <w:color w:val="1A1A1A"/>
-          <w:sz w:val="19"/>
-          <w:szCs w:val="19"/>
-        </w:rPr>
-        <w:t xml:space="preserve">&lt;long long, </w:t>
-      </w:r>
-      <w:proofErr w:type="spellStart"/>
-      <w:r>
-        <w:rPr>
-          <w:rFonts w:ascii="Courier New" w:eastAsia="Courier New" w:hAnsi="Courier New" w:cs="Courier New"/>
-          <w:color w:val="1A1A1A"/>
-          <w:sz w:val="19"/>
-          <w:szCs w:val="19"/>
-        </w:rPr>
-        <w:t>BoardState</w:t>
-      </w:r>
-      <w:proofErr w:type="spellEnd"/>
-      <w:r>
-        <w:rPr>
-          <w:rFonts w:ascii="Courier New" w:eastAsia="Courier New" w:hAnsi="Courier New" w:cs="Courier New"/>
-          <w:color w:val="1A1A1A"/>
-          <w:sz w:val="19"/>
-          <w:szCs w:val="19"/>
-        </w:rPr>
-        <w:t xml:space="preserve">&gt;   </w:t>
-      </w:r>
-      <w:proofErr w:type="spellStart"/>
-      <w:r>
-        <w:rPr>
-          <w:rFonts w:ascii="Courier New" w:eastAsia="Courier New" w:hAnsi="Courier New" w:cs="Courier New"/>
-          <w:color w:val="1A1A1A"/>
-          <w:sz w:val="19"/>
-          <w:szCs w:val="19"/>
-        </w:rPr>
-        <w:t>boardOf</w:t>
-      </w:r>
-      <w:proofErr w:type="spellEnd"/>
-      <w:r>
-        <w:rPr>
-          <w:rFonts w:ascii="Courier New" w:eastAsia="Courier New" w:hAnsi="Courier New" w:cs="Courier New"/>
-          <w:color w:val="1A1A1A"/>
-          <w:sz w:val="19"/>
-          <w:szCs w:val="19"/>
-        </w:rPr>
-        <w:t>;</w:t>
-      </w:r>
-    </w:p>
-    <w:p>
-      <w:pPr>
-        <w:shd w:val="clear" w:color="auto" w:fill="F2F2F2"/>
-      </w:pPr>
-      <w:r>
-        <w:rPr>
-          <w:rFonts w:ascii="Courier New" w:eastAsia="Courier New" w:hAnsi="Courier New" w:cs="Courier New"/>
-          <w:color w:val="1A1A1A"/>
-          <w:sz w:val="19"/>
-          <w:szCs w:val="19"/>
-        </w:rPr>
-        <w:t xml:space="preserve">    </w:t>
-      </w:r>
-      <w:proofErr w:type="spellStart"/>
-      <w:r>
-        <w:rPr>
-          <w:rFonts w:ascii="Courier New" w:eastAsia="Courier New" w:hAnsi="Courier New" w:cs="Courier New"/>
-          <w:color w:val="1A1A1A"/>
-          <w:sz w:val="19"/>
-          <w:szCs w:val="19"/>
-        </w:rPr>
-        <w:t>parentOf</w:t>
-      </w:r>
-      <w:proofErr w:type="spellEnd"/>
-      <w:r>
-        <w:rPr>
-          <w:rFonts w:ascii="Courier New" w:eastAsia="Courier New" w:hAnsi="Courier New" w:cs="Courier New"/>
-          <w:color w:val="1A1A1A"/>
-          <w:sz w:val="19"/>
-          <w:szCs w:val="19"/>
-        </w:rPr>
-        <w:t>[</w:t>
-      </w:r>
-      <w:proofErr w:type="spellStart"/>
-      <w:r>
-        <w:rPr>
-          <w:rFonts w:ascii="Courier New" w:eastAsia="Courier New" w:hAnsi="Courier New" w:cs="Courier New"/>
-          <w:color w:val="1A1A1A"/>
-          <w:sz w:val="19"/>
-          <w:szCs w:val="19"/>
-        </w:rPr>
-        <w:t>startCode</w:t>
-      </w:r>
-      <w:proofErr w:type="spellEnd"/>
-      <w:r>
-        <w:rPr>
-          <w:rFonts w:ascii="Courier New" w:eastAsia="Courier New" w:hAnsi="Courier New" w:cs="Courier New"/>
-          <w:color w:val="1A1A1A"/>
-          <w:sz w:val="19"/>
-          <w:szCs w:val="19"/>
-        </w:rPr>
-        <w:t>] = -1;</w:t>
-      </w:r>
-    </w:p>
-    <w:p>
-      <w:pPr>
-        <w:shd w:val="clear" w:color="auto" w:fill="F2F2F2"/>
-      </w:pPr>
-      <w:r>
-        <w:rPr>
-          <w:rFonts w:ascii="Courier New" w:eastAsia="Courier New" w:hAnsi="Courier New" w:cs="Courier New"/>
-          <w:color w:val="1A1A1A"/>
-          <w:sz w:val="19"/>
-          <w:szCs w:val="19"/>
-        </w:rPr>
-        <w:t xml:space="preserve">    </w:t>
-      </w:r>
-      <w:proofErr w:type="spellStart"/>
-      <w:r>
-        <w:rPr>
-          <w:rFonts w:ascii="Courier New" w:eastAsia="Courier New" w:hAnsi="Courier New" w:cs="Courier New"/>
-          <w:color w:val="1A1A1A"/>
-          <w:sz w:val="19"/>
-          <w:szCs w:val="19"/>
-        </w:rPr>
-        <w:t>boardOf</w:t>
-      </w:r>
-      <w:proofErr w:type="spellEnd"/>
-      <w:r>
-        <w:rPr>
-          <w:rFonts w:ascii="Courier New" w:eastAsia="Courier New" w:hAnsi="Courier New" w:cs="Courier New"/>
-          <w:color w:val="1A1A1A"/>
-          <w:sz w:val="19"/>
-          <w:szCs w:val="19"/>
-        </w:rPr>
-        <w:t>[</w:t>
-      </w:r>
-      <w:proofErr w:type="spellStart"/>
-      <w:proofErr w:type="gramStart"/>
-      <w:r>
-        <w:rPr>
-          <w:rFonts w:ascii="Courier New" w:eastAsia="Courier New" w:hAnsi="Courier New" w:cs="Courier New"/>
-          <w:color w:val="1A1A1A"/>
-          <w:sz w:val="19"/>
-          <w:szCs w:val="19"/>
-        </w:rPr>
-        <w:t>startCode</w:t>
-      </w:r>
-      <w:proofErr w:type="spellEnd"/>
-      <w:r>
-        <w:rPr>
-          <w:rFonts w:ascii="Courier New" w:eastAsia="Courier New" w:hAnsi="Courier New" w:cs="Courier New"/>
-          <w:color w:val="1A1A1A"/>
-          <w:sz w:val="19"/>
-          <w:szCs w:val="19"/>
-        </w:rPr>
-        <w:t>]  =</w:t>
-      </w:r>
-      <w:proofErr w:type="gramEnd"/>
-      <w:r>
-        <w:rPr>
-          <w:rFonts w:ascii="Courier New" w:eastAsia="Courier New" w:hAnsi="Courier New" w:cs="Courier New"/>
-          <w:color w:val="1A1A1A"/>
-          <w:sz w:val="19"/>
-          <w:szCs w:val="19"/>
-        </w:rPr>
-        <w:t xml:space="preserve"> start;</w:t>
-      </w:r>
-    </w:p>
-    <w:p>
-      <w:pPr>
-        <w:shd w:val="clear" w:color="auto" w:fill="F2F2F2"/>
-      </w:pPr>
-      <w:r>
-        <w:rPr>
-          <w:rFonts w:ascii="Courier New" w:eastAsia="Courier New" w:hAnsi="Courier New" w:cs="Courier New"/>
-          <w:color w:val="1A1A1A"/>
-          <w:sz w:val="19"/>
-          <w:szCs w:val="19"/>
-        </w:rPr>
-        <w:t xml:space="preserve">    </w:t>
-      </w:r>
-      <w:proofErr w:type="gramStart"/>
-      <w:r>
-        <w:rPr>
-          <w:rFonts w:ascii="Courier New" w:eastAsia="Courier New" w:hAnsi="Courier New" w:cs="Courier New"/>
-          <w:color w:val="1A1A1A"/>
-          <w:sz w:val="19"/>
-          <w:szCs w:val="19"/>
-        </w:rPr>
-        <w:t>std::</w:t>
-      </w:r>
-      <w:proofErr w:type="gramEnd"/>
-      <w:r>
-        <w:rPr>
-          <w:rFonts w:ascii="Courier New" w:eastAsia="Courier New" w:hAnsi="Courier New" w:cs="Courier New"/>
-          <w:color w:val="1A1A1A"/>
-          <w:sz w:val="19"/>
-          <w:szCs w:val="19"/>
-        </w:rPr>
-        <w:t>queue&lt;</w:t>
-      </w:r>
-      <w:proofErr w:type="spellStart"/>
-      <w:r>
-        <w:rPr>
-          <w:rFonts w:ascii="Courier New" w:eastAsia="Courier New" w:hAnsi="Courier New" w:cs="Courier New"/>
-          <w:color w:val="1A1A1A"/>
-          <w:sz w:val="19"/>
-          <w:szCs w:val="19"/>
-        </w:rPr>
-        <w:t>BoardState</w:t>
-      </w:r>
-      <w:proofErr w:type="spellEnd"/>
-      <w:r>
-        <w:rPr>
-          <w:rFonts w:ascii="Courier New" w:eastAsia="Courier New" w:hAnsi="Courier New" w:cs="Courier New"/>
-          <w:color w:val="1A1A1A"/>
-          <w:sz w:val="19"/>
-          <w:szCs w:val="19"/>
-        </w:rPr>
-        <w:t>&gt; q;</w:t>
-      </w:r>
-    </w:p>
-    <w:p>
-      <w:pPr>
-        <w:shd w:val="clear" w:color="auto" w:fill="F2F2F2"/>
-      </w:pPr>
-      <w:r>
-        <w:rPr>
-          <w:rFonts w:ascii="Courier New" w:eastAsia="Courier New" w:hAnsi="Courier New" w:cs="Courier New"/>
-          <w:color w:val="1A1A1A"/>
-          <w:sz w:val="19"/>
-          <w:szCs w:val="19"/>
-        </w:rPr>
-        <w:t xml:space="preserve">    </w:t>
-      </w:r>
-      <w:proofErr w:type="spellStart"/>
-      <w:proofErr w:type="gramStart"/>
-      <w:r>
-        <w:rPr>
-          <w:rFonts w:ascii="Courier New" w:eastAsia="Courier New" w:hAnsi="Courier New" w:cs="Courier New"/>
-          <w:color w:val="1A1A1A"/>
-          <w:sz w:val="19"/>
-          <w:szCs w:val="19"/>
-        </w:rPr>
-        <w:t>q.push</w:t>
-      </w:r>
-      <w:proofErr w:type="spellEnd"/>
-      <w:proofErr w:type="gramEnd"/>
-      <w:r>
-        <w:rPr>
-          <w:rFonts w:ascii="Courier New" w:eastAsia="Courier New" w:hAnsi="Courier New" w:cs="Courier New"/>
-          <w:color w:val="1A1A1A"/>
-          <w:sz w:val="19"/>
-          <w:szCs w:val="19"/>
-        </w:rPr>
-        <w:t>(start);</w:t>
-      </w:r>
-    </w:p>
-    <w:p>
-      <w:pPr>
-        <w:shd w:val="clear" w:color="auto" w:fill="F2F2F2"/>
-      </w:pPr>
-      <w:r>
-        <w:rPr>
-          <w:rFonts w:ascii="Courier New" w:eastAsia="Courier New" w:hAnsi="Courier New" w:cs="Courier New"/>
-          <w:color w:val="1A1A1A"/>
-          <w:sz w:val="19"/>
-          <w:szCs w:val="19"/>
-        </w:rPr>
-        <w:t xml:space="preserve">    while </w:t>
-      </w:r>
-      <w:proofErr w:type="gramStart"/>
-      <w:r>
-        <w:rPr>
-          <w:rFonts w:ascii="Courier New" w:eastAsia="Courier New" w:hAnsi="Courier New" w:cs="Courier New"/>
-          <w:color w:val="1A1A1A"/>
-          <w:sz w:val="19"/>
-          <w:szCs w:val="19"/>
-        </w:rPr>
-        <w:t>(!</w:t>
-      </w:r>
-      <w:proofErr w:type="spellStart"/>
-      <w:r>
-        <w:rPr>
-          <w:rFonts w:ascii="Courier New" w:eastAsia="Courier New" w:hAnsi="Courier New" w:cs="Courier New"/>
-          <w:color w:val="1A1A1A"/>
-          <w:sz w:val="19"/>
-          <w:szCs w:val="19"/>
-        </w:rPr>
-        <w:t>q</w:t>
-      </w:r>
-      <w:proofErr w:type="gramEnd"/>
-      <w:r>
-        <w:rPr>
-          <w:rFonts w:ascii="Courier New" w:eastAsia="Courier New" w:hAnsi="Courier New" w:cs="Courier New"/>
-          <w:color w:val="1A1A1A"/>
-          <w:sz w:val="19"/>
-          <w:szCs w:val="19"/>
-        </w:rPr>
-        <w:t>.</w:t>
-      </w:r>
-      <w:proofErr w:type="gramStart"/>
-      <w:r>
-        <w:rPr>
-          <w:rFonts w:ascii="Courier New" w:eastAsia="Courier New" w:hAnsi="Courier New" w:cs="Courier New"/>
-          <w:color w:val="1A1A1A"/>
-          <w:sz w:val="19"/>
-          <w:szCs w:val="19"/>
-        </w:rPr>
-        <w:t>empty</w:t>
-      </w:r>
-      <w:proofErr w:type="spellEnd"/>
-      <w:r>
-        <w:rPr>
-          <w:rFonts w:ascii="Courier New" w:eastAsia="Courier New" w:hAnsi="Courier New" w:cs="Courier New"/>
-          <w:color w:val="1A1A1A"/>
-          <w:sz w:val="19"/>
-          <w:szCs w:val="19"/>
-        </w:rPr>
-        <w:t>()) {</w:t>
-      </w:r>
-      <w:proofErr w:type="gramEnd"/>
-    </w:p>
-    <w:p>
-      <w:pPr>
-        <w:shd w:val="clear" w:color="auto" w:fill="F2F2F2"/>
-      </w:pPr>
-      <w:r>
-        <w:rPr>
-          <w:rFonts w:ascii="Courier New" w:eastAsia="Courier New" w:hAnsi="Courier New" w:cs="Courier New"/>
-          <w:color w:val="1A1A1A"/>
-          <w:sz w:val="19"/>
-          <w:szCs w:val="19"/>
-        </w:rPr>
-        <w:t xml:space="preserve">        </w:t>
-      </w:r>
-      <w:proofErr w:type="spellStart"/>
-      <w:r>
-        <w:rPr>
-          <w:rFonts w:ascii="Courier New" w:eastAsia="Courier New" w:hAnsi="Courier New" w:cs="Courier New"/>
-          <w:color w:val="1A1A1A"/>
-          <w:sz w:val="19"/>
-          <w:szCs w:val="19"/>
-        </w:rPr>
-        <w:t>BoardState</w:t>
-      </w:r>
-      <w:proofErr w:type="spellEnd"/>
-      <w:r>
-        <w:rPr>
-          <w:rFonts w:ascii="Courier New" w:eastAsia="Courier New" w:hAnsi="Courier New" w:cs="Courier New"/>
-          <w:color w:val="1A1A1A"/>
-          <w:sz w:val="19"/>
-          <w:szCs w:val="19"/>
-        </w:rPr>
-        <w:t xml:space="preserve"> cur = </w:t>
-      </w:r>
-      <w:proofErr w:type="spellStart"/>
-      <w:proofErr w:type="gramStart"/>
-      <w:r>
-        <w:rPr>
-          <w:rFonts w:ascii="Courier New" w:eastAsia="Courier New" w:hAnsi="Courier New" w:cs="Courier New"/>
-          <w:color w:val="1A1A1A"/>
-          <w:sz w:val="19"/>
-          <w:szCs w:val="19"/>
-        </w:rPr>
-        <w:t>q.front</w:t>
-      </w:r>
-      <w:proofErr w:type="spellEnd"/>
-      <w:proofErr w:type="gramEnd"/>
-      <w:r>
-        <w:rPr>
-          <w:rFonts w:ascii="Courier New" w:eastAsia="Courier New" w:hAnsi="Courier New" w:cs="Courier New"/>
-          <w:color w:val="1A1A1A"/>
-          <w:sz w:val="19"/>
-          <w:szCs w:val="19"/>
-        </w:rPr>
-        <w:t xml:space="preserve">(); </w:t>
-      </w:r>
-      <w:proofErr w:type="spellStart"/>
-      <w:proofErr w:type="gramStart"/>
-      <w:r>
-        <w:rPr>
-          <w:rFonts w:ascii="Courier New" w:eastAsia="Courier New" w:hAnsi="Courier New" w:cs="Courier New"/>
-          <w:color w:val="1A1A1A"/>
-          <w:sz w:val="19"/>
-          <w:szCs w:val="19"/>
-        </w:rPr>
-        <w:t>q.pop</w:t>
-      </w:r>
-      <w:proofErr w:type="spellEnd"/>
-      <w:r>
-        <w:rPr>
-          <w:rFonts w:ascii="Courier New" w:eastAsia="Courier New" w:hAnsi="Courier New" w:cs="Courier New"/>
-          <w:color w:val="1A1A1A"/>
-          <w:sz w:val="19"/>
-          <w:szCs w:val="19"/>
-        </w:rPr>
-        <w:t>(</w:t>
-      </w:r>
-      <w:proofErr w:type="gramEnd"/>
-      <w:r>
-        <w:rPr>
-          <w:rFonts w:ascii="Courier New" w:eastAsia="Courier New" w:hAnsi="Courier New" w:cs="Courier New"/>
-          <w:color w:val="1A1A1A"/>
-          <w:sz w:val="19"/>
-          <w:szCs w:val="19"/>
-        </w:rPr>
-        <w:t>);</w:t>
-      </w:r>
-    </w:p>
-    <w:p>
-      <w:pPr>
-        <w:shd w:val="clear" w:color="auto" w:fill="F2F2F2"/>
-      </w:pPr>
-      <w:r>
-        <w:rPr>
-          <w:rFonts w:ascii="Courier New" w:eastAsia="Courier New" w:hAnsi="Courier New" w:cs="Courier New"/>
-          <w:color w:val="1A1A1A"/>
-          <w:sz w:val="19"/>
-          <w:szCs w:val="19"/>
-        </w:rPr>
-        <w:t xml:space="preserve">        long </w:t>
-      </w:r>
-      <w:proofErr w:type="spellStart"/>
-      <w:r>
-        <w:rPr>
-          <w:rFonts w:ascii="Courier New" w:eastAsia="Courier New" w:hAnsi="Courier New" w:cs="Courier New"/>
-          <w:color w:val="1A1A1A"/>
-          <w:sz w:val="19"/>
-          <w:szCs w:val="19"/>
-        </w:rPr>
-        <w:t>long</w:t>
-      </w:r>
-      <w:proofErr w:type="spellEnd"/>
-      <w:r>
-        <w:rPr>
-          <w:rFonts w:ascii="Courier New" w:eastAsia="Courier New" w:hAnsi="Courier New" w:cs="Courier New"/>
-          <w:color w:val="1A1A1A"/>
-          <w:sz w:val="19"/>
-          <w:szCs w:val="19"/>
-        </w:rPr>
-        <w:t xml:space="preserve"> </w:t>
-      </w:r>
-      <w:proofErr w:type="spellStart"/>
-      <w:r>
-        <w:rPr>
-          <w:rFonts w:ascii="Courier New" w:eastAsia="Courier New" w:hAnsi="Courier New" w:cs="Courier New"/>
-          <w:color w:val="1A1A1A"/>
-          <w:sz w:val="19"/>
-          <w:szCs w:val="19"/>
-        </w:rPr>
-        <w:t>curCode</w:t>
-      </w:r>
-      <w:proofErr w:type="spellEnd"/>
-      <w:r>
-        <w:rPr>
-          <w:rFonts w:ascii="Courier New" w:eastAsia="Courier New" w:hAnsi="Courier New" w:cs="Courier New"/>
-          <w:color w:val="1A1A1A"/>
-          <w:sz w:val="19"/>
-          <w:szCs w:val="19"/>
-        </w:rPr>
-        <w:t xml:space="preserve"> = </w:t>
-      </w:r>
-      <w:proofErr w:type="spellStart"/>
-      <w:proofErr w:type="gramStart"/>
-      <w:r>
-        <w:rPr>
-          <w:rFonts w:ascii="Courier New" w:eastAsia="Courier New" w:hAnsi="Courier New" w:cs="Courier New"/>
-          <w:color w:val="1A1A1A"/>
-          <w:sz w:val="19"/>
-          <w:szCs w:val="19"/>
-        </w:rPr>
-        <w:t>cur.encode</w:t>
-      </w:r>
-      <w:proofErr w:type="spellEnd"/>
-      <w:proofErr w:type="gramEnd"/>
-      <w:r>
-        <w:rPr>
-          <w:rFonts w:ascii="Courier New" w:eastAsia="Courier New" w:hAnsi="Courier New" w:cs="Courier New"/>
-          <w:color w:val="1A1A1A"/>
-          <w:sz w:val="19"/>
-          <w:szCs w:val="19"/>
-        </w:rPr>
-        <w:t>();</w:t>
-      </w:r>
-    </w:p>
-    <w:p>
-      <w:pPr>
-        <w:shd w:val="clear" w:color="auto" w:fill="F2F2F2"/>
-      </w:pPr>
-      <w:r>
-        <w:rPr>
-          <w:rFonts w:ascii="Courier New" w:eastAsia="Courier New" w:hAnsi="Courier New" w:cs="Courier New"/>
-          <w:color w:val="1A1A1A"/>
-          <w:sz w:val="19"/>
-          <w:szCs w:val="19"/>
-        </w:rPr>
-        <w:t xml:space="preserve">        if (</w:t>
-      </w:r>
-      <w:proofErr w:type="spellStart"/>
-      <w:r>
-        <w:rPr>
-          <w:rFonts w:ascii="Courier New" w:eastAsia="Courier New" w:hAnsi="Courier New" w:cs="Courier New"/>
-          <w:color w:val="1A1A1A"/>
-          <w:sz w:val="19"/>
-          <w:szCs w:val="19"/>
-        </w:rPr>
-        <w:t>curCode</w:t>
-      </w:r>
-      <w:proofErr w:type="spellEnd"/>
-      <w:r>
-        <w:rPr>
-          <w:rFonts w:ascii="Courier New" w:eastAsia="Courier New" w:hAnsi="Courier New" w:cs="Courier New"/>
-          <w:color w:val="1A1A1A"/>
-          <w:sz w:val="19"/>
-          <w:szCs w:val="19"/>
-        </w:rPr>
-        <w:t xml:space="preserve"> == </w:t>
-      </w:r>
-      <w:proofErr w:type="spellStart"/>
-      <w:proofErr w:type="gramStart"/>
-      <w:r>
-        <w:rPr>
-          <w:rFonts w:ascii="Courier New" w:eastAsia="Courier New" w:hAnsi="Courier New" w:cs="Courier New"/>
-          <w:color w:val="1A1A1A"/>
-          <w:sz w:val="19"/>
-          <w:szCs w:val="19"/>
-        </w:rPr>
-        <w:t>goalCode</w:t>
-      </w:r>
-      <w:proofErr w:type="spellEnd"/>
-      <w:r>
-        <w:rPr>
-          <w:rFonts w:ascii="Courier New" w:eastAsia="Courier New" w:hAnsi="Courier New" w:cs="Courier New"/>
-          <w:color w:val="1A1A1A"/>
-          <w:sz w:val="19"/>
-          <w:szCs w:val="19"/>
-        </w:rPr>
-        <w:t>) {</w:t>
-      </w:r>
-      <w:proofErr w:type="gramEnd"/>
-    </w:p>
-    <w:p>
-      <w:pPr>
-        <w:shd w:val="clear" w:color="auto" w:fill="F2F2F2"/>
-      </w:pPr>
-      <w:r>
-        <w:rPr>
-          <w:rFonts w:ascii="Courier New" w:eastAsia="Courier New" w:hAnsi="Courier New" w:cs="Courier New"/>
-          <w:color w:val="1A1A1A"/>
-          <w:sz w:val="19"/>
-          <w:szCs w:val="19"/>
-        </w:rPr>
-        <w:t xml:space="preserve">            </w:t>
-      </w:r>
-      <w:proofErr w:type="gramStart"/>
-      <w:r>
-        <w:rPr>
-          <w:rFonts w:ascii="Courier New" w:eastAsia="Courier New" w:hAnsi="Courier New" w:cs="Courier New"/>
-          <w:color w:val="1A1A1A"/>
-          <w:sz w:val="19"/>
-          <w:szCs w:val="19"/>
-        </w:rPr>
-        <w:t>std::</w:t>
-      </w:r>
-      <w:proofErr w:type="gramEnd"/>
-      <w:r>
-        <w:rPr>
-          <w:rFonts w:ascii="Courier New" w:eastAsia="Courier New" w:hAnsi="Courier New" w:cs="Courier New"/>
-          <w:color w:val="1A1A1A"/>
-          <w:sz w:val="19"/>
-          <w:szCs w:val="19"/>
-        </w:rPr>
-        <w:t>vector&lt;</w:t>
-      </w:r>
-      <w:proofErr w:type="spellStart"/>
-      <w:r>
-        <w:rPr>
-          <w:rFonts w:ascii="Courier New" w:eastAsia="Courier New" w:hAnsi="Courier New" w:cs="Courier New"/>
-          <w:color w:val="1A1A1A"/>
-          <w:sz w:val="19"/>
-          <w:szCs w:val="19"/>
-        </w:rPr>
-        <w:t>BoardState</w:t>
-      </w:r>
-      <w:proofErr w:type="spellEnd"/>
-      <w:r>
-        <w:rPr>
-          <w:rFonts w:ascii="Courier New" w:eastAsia="Courier New" w:hAnsi="Courier New" w:cs="Courier New"/>
-          <w:color w:val="1A1A1A"/>
-          <w:sz w:val="19"/>
-          <w:szCs w:val="19"/>
-        </w:rPr>
-        <w:t>&gt; path;</w:t>
-      </w:r>
-    </w:p>
-    <w:p>
-      <w:pPr>
-        <w:shd w:val="clear" w:color="auto" w:fill="F2F2F2"/>
-      </w:pPr>
-      <w:r>
-        <w:rPr>
-          <w:rFonts w:ascii="Courier New" w:eastAsia="Courier New" w:hAnsi="Courier New" w:cs="Courier New"/>
-          <w:color w:val="1A1A1A"/>
-          <w:sz w:val="19"/>
-          <w:szCs w:val="19"/>
-        </w:rPr>
-        <w:t xml:space="preserve">            long </w:t>
-      </w:r>
-      <w:proofErr w:type="spellStart"/>
-      <w:r>
-        <w:rPr>
-          <w:rFonts w:ascii="Courier New" w:eastAsia="Courier New" w:hAnsi="Courier New" w:cs="Courier New"/>
-          <w:color w:val="1A1A1A"/>
-          <w:sz w:val="19"/>
-          <w:szCs w:val="19"/>
-        </w:rPr>
-        <w:t>long</w:t>
-      </w:r>
-      <w:proofErr w:type="spellEnd"/>
-      <w:r>
-        <w:rPr>
-          <w:rFonts w:ascii="Courier New" w:eastAsia="Courier New" w:hAnsi="Courier New" w:cs="Courier New"/>
-          <w:color w:val="1A1A1A"/>
-          <w:sz w:val="19"/>
-          <w:szCs w:val="19"/>
-        </w:rPr>
-        <w:t xml:space="preserve"> code = </w:t>
-      </w:r>
-      <w:proofErr w:type="spellStart"/>
-      <w:r>
-        <w:rPr>
-          <w:rFonts w:ascii="Courier New" w:eastAsia="Courier New" w:hAnsi="Courier New" w:cs="Courier New"/>
-          <w:color w:val="1A1A1A"/>
-          <w:sz w:val="19"/>
-          <w:szCs w:val="19"/>
-        </w:rPr>
-        <w:t>goalCode</w:t>
-      </w:r>
-      <w:proofErr w:type="spellEnd"/>
-      <w:r>
-        <w:rPr>
-          <w:rFonts w:ascii="Courier New" w:eastAsia="Courier New" w:hAnsi="Courier New" w:cs="Courier New"/>
-          <w:color w:val="1A1A1A"/>
-          <w:sz w:val="19"/>
-          <w:szCs w:val="19"/>
-        </w:rPr>
-        <w:t>;</w:t>
-      </w:r>
-    </w:p>
-    <w:p>
-      <w:pPr>
-        <w:shd w:val="clear" w:color="auto" w:fill="F2F2F2"/>
-      </w:pPr>
-      <w:r>
-        <w:rPr>
-          <w:rFonts w:ascii="Courier New" w:eastAsia="Courier New" w:hAnsi="Courier New" w:cs="Courier New"/>
-          <w:color w:val="1A1A1A"/>
-          <w:sz w:val="19"/>
-          <w:szCs w:val="19"/>
-        </w:rPr>
-        <w:t xml:space="preserve">            while (</w:t>
-      </w:r>
-      <w:proofErr w:type="gramStart"/>
-      <w:r>
-        <w:rPr>
-          <w:rFonts w:ascii="Courier New" w:eastAsia="Courier New" w:hAnsi="Courier New" w:cs="Courier New"/>
-          <w:color w:val="1A1A1A"/>
-          <w:sz w:val="19"/>
-          <w:szCs w:val="19"/>
-        </w:rPr>
-        <w:t>code !</w:t>
-      </w:r>
-      <w:proofErr w:type="gramEnd"/>
-      <w:r>
-        <w:rPr>
-          <w:rFonts w:ascii="Courier New" w:eastAsia="Courier New" w:hAnsi="Courier New" w:cs="Courier New"/>
-          <w:color w:val="1A1A1A"/>
-          <w:sz w:val="19"/>
-          <w:szCs w:val="19"/>
-        </w:rPr>
-        <w:t>= -</w:t>
-      </w:r>
-      <w:proofErr w:type="gramStart"/>
-      <w:r>
-        <w:rPr>
-          <w:rFonts w:ascii="Courier New" w:eastAsia="Courier New" w:hAnsi="Courier New" w:cs="Courier New"/>
-          <w:color w:val="1A1A1A"/>
-          <w:sz w:val="19"/>
-          <w:szCs w:val="19"/>
-        </w:rPr>
-        <w:t>1) {</w:t>
-      </w:r>
-      <w:proofErr w:type="gramEnd"/>
-    </w:p>
-    <w:p>
-      <w:pPr>
-        <w:shd w:val="clear" w:color="auto" w:fill="F2F2F2"/>
-      </w:pPr>
-      <w:r>
-        <w:rPr>
-          <w:rFonts w:ascii="Courier New" w:eastAsia="Courier New" w:hAnsi="Courier New" w:cs="Courier New"/>
-          <w:color w:val="1A1A1A"/>
-          <w:sz w:val="19"/>
-          <w:szCs w:val="19"/>
-        </w:rPr>
-        <w:t xml:space="preserve">                </w:t>
-      </w:r>
-      <w:proofErr w:type="spellStart"/>
-      <w:proofErr w:type="gramStart"/>
-      <w:r>
-        <w:rPr>
-          <w:rFonts w:ascii="Courier New" w:eastAsia="Courier New" w:hAnsi="Courier New" w:cs="Courier New"/>
-          <w:color w:val="1A1A1A"/>
-          <w:sz w:val="19"/>
-          <w:szCs w:val="19"/>
-        </w:rPr>
-        <w:t>path.push</w:t>
-      </w:r>
-      <w:proofErr w:type="gramEnd"/>
-      <w:r>
-        <w:rPr>
-          <w:rFonts w:ascii="Courier New" w:eastAsia="Courier New" w:hAnsi="Courier New" w:cs="Courier New"/>
-          <w:color w:val="1A1A1A"/>
-          <w:sz w:val="19"/>
-          <w:szCs w:val="19"/>
-        </w:rPr>
-        <w:t>_back</w:t>
-      </w:r>
-      <w:proofErr w:type="spellEnd"/>
-      <w:r>
-        <w:rPr>
-          <w:rFonts w:ascii="Courier New" w:eastAsia="Courier New" w:hAnsi="Courier New" w:cs="Courier New"/>
-          <w:color w:val="1A1A1A"/>
-          <w:sz w:val="19"/>
-          <w:szCs w:val="19"/>
-        </w:rPr>
-        <w:t>(</w:t>
-      </w:r>
-      <w:proofErr w:type="spellStart"/>
-      <w:r>
-        <w:rPr>
-          <w:rFonts w:ascii="Courier New" w:eastAsia="Courier New" w:hAnsi="Courier New" w:cs="Courier New"/>
-          <w:color w:val="1A1A1A"/>
-          <w:sz w:val="19"/>
-          <w:szCs w:val="19"/>
-        </w:rPr>
-        <w:t>boardOf</w:t>
-      </w:r>
-      <w:proofErr w:type="spellEnd"/>
-      <w:r>
-        <w:rPr>
-          <w:rFonts w:ascii="Courier New" w:eastAsia="Courier New" w:hAnsi="Courier New" w:cs="Courier New"/>
-          <w:color w:val="1A1A1A"/>
-          <w:sz w:val="19"/>
-          <w:szCs w:val="19"/>
-        </w:rPr>
-        <w:t>[code]);</w:t>
-      </w:r>
-    </w:p>
-    <w:p>
-      <w:pPr>
-        <w:shd w:val="clear" w:color="auto" w:fill="F2F2F2"/>
-      </w:pPr>
-      <w:r>
-        <w:rPr>
-          <w:rFonts w:ascii="Courier New" w:eastAsia="Courier New" w:hAnsi="Courier New" w:cs="Courier New"/>
-          <w:color w:val="1A1A1A"/>
-          <w:sz w:val="19"/>
-          <w:szCs w:val="19"/>
-        </w:rPr>
-        <w:t xml:space="preserve">                code = </w:t>
-      </w:r>
-      <w:proofErr w:type="spellStart"/>
-      <w:r>
-        <w:rPr>
-          <w:rFonts w:ascii="Courier New" w:eastAsia="Courier New" w:hAnsi="Courier New" w:cs="Courier New"/>
-          <w:color w:val="1A1A1A"/>
-          <w:sz w:val="19"/>
-          <w:szCs w:val="19"/>
-        </w:rPr>
-        <w:t>parentOf</w:t>
-      </w:r>
-      <w:proofErr w:type="spellEnd"/>
-      <w:r>
-        <w:rPr>
-          <w:rFonts w:ascii="Courier New" w:eastAsia="Courier New" w:hAnsi="Courier New" w:cs="Courier New"/>
-          <w:color w:val="1A1A1A"/>
-          <w:sz w:val="19"/>
-          <w:szCs w:val="19"/>
-        </w:rPr>
-        <w:t>[code];</w:t>
-      </w:r>
-    </w:p>
-    <w:p>
-      <w:pPr>
-        <w:shd w:val="clear" w:color="auto" w:fill="F2F2F2"/>
-      </w:pPr>
-      <w:r>
-        <w:rPr>
-          <w:rFonts w:ascii="Courier New" w:eastAsia="Courier New" w:hAnsi="Courier New" w:cs="Courier New"/>
-          <w:color w:val="1A1A1A"/>
-          <w:sz w:val="19"/>
-          <w:szCs w:val="19"/>
-        </w:rPr>
-        <w:t xml:space="preserve">            }</w:t>
-      </w:r>
-    </w:p>
-    <w:p>
-      <w:pPr>
-        <w:shd w:val="clear" w:color="auto" w:fill="F2F2F2"/>
-      </w:pPr>
-      <w:r>
-        <w:rPr>
-          <w:rFonts w:ascii="Courier New" w:eastAsia="Courier New" w:hAnsi="Courier New" w:cs="Courier New"/>
-          <w:color w:val="1A1A1A"/>
-          <w:sz w:val="19"/>
-          <w:szCs w:val="19"/>
-        </w:rPr>
-        <w:t xml:space="preserve">            </w:t>
-      </w:r>
-      <w:proofErr w:type="gramStart"/>
-      <w:r>
-        <w:rPr>
-          <w:rFonts w:ascii="Courier New" w:eastAsia="Courier New" w:hAnsi="Courier New" w:cs="Courier New"/>
-          <w:color w:val="1A1A1A"/>
-          <w:sz w:val="19"/>
-          <w:szCs w:val="19"/>
-        </w:rPr>
-        <w:t>std::</w:t>
-      </w:r>
-      <w:proofErr w:type="gramEnd"/>
-      <w:r>
-        <w:rPr>
-          <w:rFonts w:ascii="Courier New" w:eastAsia="Courier New" w:hAnsi="Courier New" w:cs="Courier New"/>
-          <w:color w:val="1A1A1A"/>
-          <w:sz w:val="19"/>
-          <w:szCs w:val="19"/>
-        </w:rPr>
-        <w:t>reverse(</w:t>
-      </w:r>
-      <w:proofErr w:type="spellStart"/>
-      <w:proofErr w:type="gramStart"/>
-      <w:r>
-        <w:rPr>
-          <w:rFonts w:ascii="Courier New" w:eastAsia="Courier New" w:hAnsi="Courier New" w:cs="Courier New"/>
-          <w:color w:val="1A1A1A"/>
-          <w:sz w:val="19"/>
-          <w:szCs w:val="19"/>
-        </w:rPr>
-        <w:t>path.begin</w:t>
-      </w:r>
-      <w:proofErr w:type="spellEnd"/>
-      <w:proofErr w:type="gramEnd"/>
-      <w:r>
-        <w:rPr>
-          <w:rFonts w:ascii="Courier New" w:eastAsia="Courier New" w:hAnsi="Courier New" w:cs="Courier New"/>
-          <w:color w:val="1A1A1A"/>
-          <w:sz w:val="19"/>
-          <w:szCs w:val="19"/>
-        </w:rPr>
-        <w:t xml:space="preserve">(), </w:t>
-      </w:r>
-      <w:proofErr w:type="spellStart"/>
-      <w:proofErr w:type="gramStart"/>
-      <w:r>
-        <w:rPr>
-          <w:rFonts w:ascii="Courier New" w:eastAsia="Courier New" w:hAnsi="Courier New" w:cs="Courier New"/>
-          <w:color w:val="1A1A1A"/>
-          <w:sz w:val="19"/>
-          <w:szCs w:val="19"/>
-        </w:rPr>
-        <w:t>path.end</w:t>
-      </w:r>
-      <w:proofErr w:type="spellEnd"/>
-      <w:r>
-        <w:rPr>
-          <w:rFonts w:ascii="Courier New" w:eastAsia="Courier New" w:hAnsi="Courier New" w:cs="Courier New"/>
-          <w:color w:val="1A1A1A"/>
-          <w:sz w:val="19"/>
-          <w:szCs w:val="19"/>
-        </w:rPr>
-        <w:t>(</w:t>
-      </w:r>
-      <w:proofErr w:type="gramEnd"/>
-      <w:r>
-        <w:rPr>
-          <w:rFonts w:ascii="Courier New" w:eastAsia="Courier New" w:hAnsi="Courier New" w:cs="Courier New"/>
-          <w:color w:val="1A1A1A"/>
-          <w:sz w:val="19"/>
-          <w:szCs w:val="19"/>
-        </w:rPr>
-        <w:t>));</w:t>
-      </w:r>
-    </w:p>
-    <w:p>
-      <w:pPr>
-        <w:shd w:val="clear" w:color="auto" w:fill="F2F2F2"/>
-      </w:pPr>
-      <w:r>
-        <w:rPr>
-          <w:rFonts w:ascii="Courier New" w:eastAsia="Courier New" w:hAnsi="Courier New" w:cs="Courier New"/>
-          <w:color w:val="1A1A1A"/>
-          <w:sz w:val="19"/>
-          <w:szCs w:val="19"/>
-        </w:rPr>
-        <w:t xml:space="preserve">            return path;</w:t>
-      </w:r>
-    </w:p>
-    <w:p>
-      <w:pPr>
-        <w:shd w:val="clear" w:color="auto" w:fill="F2F2F2"/>
-      </w:pPr>
-      <w:r>
-        <w:rPr>
-          <w:rFonts w:ascii="Courier New" w:eastAsia="Courier New" w:hAnsi="Courier New" w:cs="Courier New"/>
-          <w:color w:val="1A1A1A"/>
-          <w:sz w:val="19"/>
-          <w:szCs w:val="19"/>
-        </w:rPr>
-        <w:t xml:space="preserve">        }</w:t>
-      </w:r>
-    </w:p>
-    <w:p>
-      <w:pPr>
-        <w:shd w:val="clear" w:color="auto" w:fill="F2F2F2"/>
-      </w:pPr>
-      <w:r>
-        <w:rPr>
-          <w:rFonts w:ascii="Courier New" w:eastAsia="Courier New" w:hAnsi="Courier New" w:cs="Courier New"/>
-          <w:color w:val="1A1A1A"/>
-          <w:sz w:val="19"/>
-          <w:szCs w:val="19"/>
-        </w:rPr>
-        <w:t xml:space="preserve">        for (auto&amp; </w:t>
-      </w:r>
-      <w:proofErr w:type="spellStart"/>
-      <w:proofErr w:type="gramStart"/>
-      <w:r>
-        <w:rPr>
-          <w:rFonts w:ascii="Courier New" w:eastAsia="Courier New" w:hAnsi="Courier New" w:cs="Courier New"/>
-          <w:color w:val="1A1A1A"/>
-          <w:sz w:val="19"/>
-          <w:szCs w:val="19"/>
-        </w:rPr>
-        <w:t>nb</w:t>
-      </w:r>
-      <w:proofErr w:type="spellEnd"/>
-      <w:r>
-        <w:rPr>
-          <w:rFonts w:ascii="Courier New" w:eastAsia="Courier New" w:hAnsi="Courier New" w:cs="Courier New"/>
-          <w:color w:val="1A1A1A"/>
-          <w:sz w:val="19"/>
-          <w:szCs w:val="19"/>
-        </w:rPr>
-        <w:t xml:space="preserve"> :</w:t>
-      </w:r>
-      <w:proofErr w:type="gramEnd"/>
-      <w:r>
-        <w:rPr>
-          <w:rFonts w:ascii="Courier New" w:eastAsia="Courier New" w:hAnsi="Courier New" w:cs="Courier New"/>
-          <w:color w:val="1A1A1A"/>
-          <w:sz w:val="19"/>
-          <w:szCs w:val="19"/>
-        </w:rPr>
-        <w:t xml:space="preserve"> </w:t>
-      </w:r>
-      <w:proofErr w:type="spellStart"/>
-      <w:r>
-        <w:rPr>
-          <w:rFonts w:ascii="Courier New" w:eastAsia="Courier New" w:hAnsi="Courier New" w:cs="Courier New"/>
-          <w:color w:val="1A1A1A"/>
-          <w:sz w:val="19"/>
-          <w:szCs w:val="19"/>
-        </w:rPr>
-        <w:t>findAllNextMoves</w:t>
-      </w:r>
-      <w:proofErr w:type="spellEnd"/>
-      <w:r>
-        <w:rPr>
-          <w:rFonts w:ascii="Courier New" w:eastAsia="Courier New" w:hAnsi="Courier New" w:cs="Courier New"/>
-          <w:color w:val="1A1A1A"/>
-          <w:sz w:val="19"/>
-          <w:szCs w:val="19"/>
-        </w:rPr>
-        <w:t>(cur</w:t>
-      </w:r>
-      <w:proofErr w:type="gramStart"/>
-      <w:r>
-        <w:rPr>
-          <w:rFonts w:ascii="Courier New" w:eastAsia="Courier New" w:hAnsi="Courier New" w:cs="Courier New"/>
-          <w:color w:val="1A1A1A"/>
-          <w:sz w:val="19"/>
-          <w:szCs w:val="19"/>
-        </w:rPr>
-        <w:t>)) {</w:t>
-      </w:r>
-      <w:proofErr w:type="gramEnd"/>
-    </w:p>
-    <w:p>
-      <w:pPr>
-        <w:shd w:val="clear" w:color="auto" w:fill="F2F2F2"/>
-      </w:pPr>
-      <w:r>
-        <w:rPr>
-          <w:rFonts w:ascii="Courier New" w:eastAsia="Courier New" w:hAnsi="Courier New" w:cs="Courier New"/>
-          <w:color w:val="1A1A1A"/>
-          <w:sz w:val="19"/>
-          <w:szCs w:val="19"/>
-        </w:rPr>
-        <w:t xml:space="preserve">            long </w:t>
-      </w:r>
-      <w:proofErr w:type="spellStart"/>
-      <w:r>
-        <w:rPr>
-          <w:rFonts w:ascii="Courier New" w:eastAsia="Courier New" w:hAnsi="Courier New" w:cs="Courier New"/>
-          <w:color w:val="1A1A1A"/>
-          <w:sz w:val="19"/>
-          <w:szCs w:val="19"/>
-        </w:rPr>
-        <w:t>long</w:t>
-      </w:r>
-      <w:proofErr w:type="spellEnd"/>
-      <w:r>
-        <w:rPr>
-          <w:rFonts w:ascii="Courier New" w:eastAsia="Courier New" w:hAnsi="Courier New" w:cs="Courier New"/>
-          <w:color w:val="1A1A1A"/>
-          <w:sz w:val="19"/>
-          <w:szCs w:val="19"/>
-        </w:rPr>
-        <w:t xml:space="preserve"> </w:t>
-      </w:r>
-      <w:proofErr w:type="spellStart"/>
-      <w:r>
-        <w:rPr>
-          <w:rFonts w:ascii="Courier New" w:eastAsia="Courier New" w:hAnsi="Courier New" w:cs="Courier New"/>
-          <w:color w:val="1A1A1A"/>
-          <w:sz w:val="19"/>
-          <w:szCs w:val="19"/>
-        </w:rPr>
-        <w:t>nc</w:t>
-      </w:r>
-      <w:proofErr w:type="spellEnd"/>
-      <w:r>
-        <w:rPr>
-          <w:rFonts w:ascii="Courier New" w:eastAsia="Courier New" w:hAnsi="Courier New" w:cs="Courier New"/>
-          <w:color w:val="1A1A1A"/>
-          <w:sz w:val="19"/>
-          <w:szCs w:val="19"/>
-        </w:rPr>
-        <w:t xml:space="preserve"> = </w:t>
-      </w:r>
-      <w:proofErr w:type="spellStart"/>
-      <w:proofErr w:type="gramStart"/>
-      <w:r>
-        <w:rPr>
-          <w:rFonts w:ascii="Courier New" w:eastAsia="Courier New" w:hAnsi="Courier New" w:cs="Courier New"/>
-          <w:color w:val="1A1A1A"/>
-          <w:sz w:val="19"/>
-          <w:szCs w:val="19"/>
-        </w:rPr>
-        <w:t>nb.encode</w:t>
-      </w:r>
-      <w:proofErr w:type="spellEnd"/>
-      <w:proofErr w:type="gramEnd"/>
-      <w:r>
-        <w:rPr>
-          <w:rFonts w:ascii="Courier New" w:eastAsia="Courier New" w:hAnsi="Courier New" w:cs="Courier New"/>
-          <w:color w:val="1A1A1A"/>
-          <w:sz w:val="19"/>
-          <w:szCs w:val="19"/>
-        </w:rPr>
-        <w:t>();</w:t>
-      </w:r>
-    </w:p>
-    <w:p>
-      <w:pPr>
-        <w:shd w:val="clear" w:color="auto" w:fill="F2F2F2"/>
-      </w:pPr>
-      <w:r>
-        <w:rPr>
-          <w:rFonts w:ascii="Courier New" w:eastAsia="Courier New" w:hAnsi="Courier New" w:cs="Courier New"/>
-          <w:color w:val="1A1A1A"/>
-          <w:sz w:val="19"/>
-          <w:szCs w:val="19"/>
-        </w:rPr>
-        <w:t xml:space="preserve">            if </w:t>
-      </w:r>
-      <w:proofErr w:type="gramStart"/>
-      <w:r>
-        <w:rPr>
-          <w:rFonts w:ascii="Courier New" w:eastAsia="Courier New" w:hAnsi="Courier New" w:cs="Courier New"/>
-          <w:color w:val="1A1A1A"/>
-          <w:sz w:val="19"/>
-          <w:szCs w:val="19"/>
-        </w:rPr>
-        <w:t>(!</w:t>
-      </w:r>
-      <w:proofErr w:type="spellStart"/>
-      <w:r>
-        <w:rPr>
-          <w:rFonts w:ascii="Courier New" w:eastAsia="Courier New" w:hAnsi="Courier New" w:cs="Courier New"/>
-          <w:color w:val="1A1A1A"/>
-          <w:sz w:val="19"/>
-          <w:szCs w:val="19"/>
-        </w:rPr>
-        <w:t>parentOf.count</w:t>
-      </w:r>
-      <w:proofErr w:type="spellEnd"/>
-      <w:proofErr w:type="gramEnd"/>
-      <w:r>
-        <w:rPr>
-          <w:rFonts w:ascii="Courier New" w:eastAsia="Courier New" w:hAnsi="Courier New" w:cs="Courier New"/>
-          <w:color w:val="1A1A1A"/>
-          <w:sz w:val="19"/>
-          <w:szCs w:val="19"/>
-        </w:rPr>
-        <w:t>(</w:t>
-      </w:r>
-      <w:proofErr w:type="spellStart"/>
-      <w:r>
-        <w:rPr>
-          <w:rFonts w:ascii="Courier New" w:eastAsia="Courier New" w:hAnsi="Courier New" w:cs="Courier New"/>
-          <w:color w:val="1A1A1A"/>
-          <w:sz w:val="19"/>
-          <w:szCs w:val="19"/>
-        </w:rPr>
-        <w:t>nc</w:t>
-      </w:r>
-      <w:proofErr w:type="spellEnd"/>
-      <w:proofErr w:type="gramStart"/>
-      <w:r>
-        <w:rPr>
-          <w:rFonts w:ascii="Courier New" w:eastAsia="Courier New" w:hAnsi="Courier New" w:cs="Courier New"/>
-          <w:color w:val="1A1A1A"/>
-          <w:sz w:val="19"/>
-          <w:szCs w:val="19"/>
-        </w:rPr>
-        <w:t>)) {</w:t>
-      </w:r>
-      <w:proofErr w:type="gramEnd"/>
-    </w:p>
-    <w:p>
-      <w:pPr>
-        <w:shd w:val="clear" w:color="auto" w:fill="F2F2F2"/>
-      </w:pPr>
-      <w:r>
-        <w:rPr>
-          <w:rFonts w:ascii="Courier New" w:eastAsia="Courier New" w:hAnsi="Courier New" w:cs="Courier New"/>
-          <w:color w:val="1A1A1A"/>
-          <w:sz w:val="19"/>
-          <w:szCs w:val="19"/>
-        </w:rPr>
-        <w:t xml:space="preserve">                </w:t>
-      </w:r>
-      <w:proofErr w:type="spellStart"/>
-      <w:r>
-        <w:rPr>
-          <w:rFonts w:ascii="Courier New" w:eastAsia="Courier New" w:hAnsi="Courier New" w:cs="Courier New"/>
-          <w:color w:val="1A1A1A"/>
-          <w:sz w:val="19"/>
-          <w:szCs w:val="19"/>
-        </w:rPr>
-        <w:t>parentOf</w:t>
-      </w:r>
-      <w:proofErr w:type="spellEnd"/>
-      <w:r>
-        <w:rPr>
-          <w:rFonts w:ascii="Courier New" w:eastAsia="Courier New" w:hAnsi="Courier New" w:cs="Courier New"/>
-          <w:color w:val="1A1A1A"/>
-          <w:sz w:val="19"/>
-          <w:szCs w:val="19"/>
-        </w:rPr>
-        <w:t>[</w:t>
-      </w:r>
-      <w:proofErr w:type="spellStart"/>
-      <w:r>
-        <w:rPr>
-          <w:rFonts w:ascii="Courier New" w:eastAsia="Courier New" w:hAnsi="Courier New" w:cs="Courier New"/>
-          <w:color w:val="1A1A1A"/>
-          <w:sz w:val="19"/>
-          <w:szCs w:val="19"/>
-        </w:rPr>
-        <w:t>nc</w:t>
-      </w:r>
-      <w:proofErr w:type="spellEnd"/>
-      <w:r>
-        <w:rPr>
-          <w:rFonts w:ascii="Courier New" w:eastAsia="Courier New" w:hAnsi="Courier New" w:cs="Courier New"/>
-          <w:color w:val="1A1A1A"/>
-          <w:sz w:val="19"/>
-          <w:szCs w:val="19"/>
-        </w:rPr>
-        <w:t xml:space="preserve">] = </w:t>
-      </w:r>
-      <w:proofErr w:type="spellStart"/>
-      <w:r>
-        <w:rPr>
-          <w:rFonts w:ascii="Courier New" w:eastAsia="Courier New" w:hAnsi="Courier New" w:cs="Courier New"/>
-          <w:color w:val="1A1A1A"/>
-          <w:sz w:val="19"/>
-          <w:szCs w:val="19"/>
-        </w:rPr>
-        <w:t>curCode</w:t>
-      </w:r>
-      <w:proofErr w:type="spellEnd"/>
-      <w:r>
-        <w:rPr>
-          <w:rFonts w:ascii="Courier New" w:eastAsia="Courier New" w:hAnsi="Courier New" w:cs="Courier New"/>
-          <w:color w:val="1A1A1A"/>
-          <w:sz w:val="19"/>
-          <w:szCs w:val="19"/>
-        </w:rPr>
-        <w:t>;</w:t>
-      </w:r>
-    </w:p>
-    <w:p>
-      <w:pPr>
-        <w:shd w:val="clear" w:color="auto" w:fill="F2F2F2"/>
-      </w:pPr>
-      <w:r>
-        <w:rPr>
-          <w:rFonts w:ascii="Courier New" w:eastAsia="Courier New" w:hAnsi="Courier New" w:cs="Courier New"/>
-          <w:color w:val="1A1A1A"/>
-          <w:sz w:val="19"/>
-          <w:szCs w:val="19"/>
-        </w:rPr>
-        <w:t xml:space="preserve">                </w:t>
-      </w:r>
-      <w:proofErr w:type="spellStart"/>
-      <w:r>
-        <w:rPr>
-          <w:rFonts w:ascii="Courier New" w:eastAsia="Courier New" w:hAnsi="Courier New" w:cs="Courier New"/>
-          <w:color w:val="1A1A1A"/>
-          <w:sz w:val="19"/>
-          <w:szCs w:val="19"/>
-        </w:rPr>
-        <w:t>boardOf</w:t>
-      </w:r>
-      <w:proofErr w:type="spellEnd"/>
-      <w:r>
-        <w:rPr>
-          <w:rFonts w:ascii="Courier New" w:eastAsia="Courier New" w:hAnsi="Courier New" w:cs="Courier New"/>
-          <w:color w:val="1A1A1A"/>
-          <w:sz w:val="19"/>
-          <w:szCs w:val="19"/>
-        </w:rPr>
-        <w:t>[</w:t>
-      </w:r>
-      <w:proofErr w:type="spellStart"/>
-      <w:proofErr w:type="gramStart"/>
-      <w:r>
-        <w:rPr>
-          <w:rFonts w:ascii="Courier New" w:eastAsia="Courier New" w:hAnsi="Courier New" w:cs="Courier New"/>
-          <w:color w:val="1A1A1A"/>
-          <w:sz w:val="19"/>
-          <w:szCs w:val="19"/>
-        </w:rPr>
-        <w:t>nc</w:t>
-      </w:r>
-      <w:proofErr w:type="spellEnd"/>
-      <w:r>
-        <w:rPr>
-          <w:rFonts w:ascii="Courier New" w:eastAsia="Courier New" w:hAnsi="Courier New" w:cs="Courier New"/>
-          <w:color w:val="1A1A1A"/>
-          <w:sz w:val="19"/>
-          <w:szCs w:val="19"/>
-        </w:rPr>
-        <w:t>]  =</w:t>
-      </w:r>
-      <w:proofErr w:type="gramEnd"/>
-      <w:r>
-        <w:rPr>
-          <w:rFonts w:ascii="Courier New" w:eastAsia="Courier New" w:hAnsi="Courier New" w:cs="Courier New"/>
-          <w:color w:val="1A1A1A"/>
-          <w:sz w:val="19"/>
-          <w:szCs w:val="19"/>
-        </w:rPr>
-        <w:t xml:space="preserve"> </w:t>
-      </w:r>
-      <w:proofErr w:type="spellStart"/>
-      <w:r>
-        <w:rPr>
-          <w:rFonts w:ascii="Courier New" w:eastAsia="Courier New" w:hAnsi="Courier New" w:cs="Courier New"/>
-          <w:color w:val="1A1A1A"/>
-          <w:sz w:val="19"/>
-          <w:szCs w:val="19"/>
-        </w:rPr>
-        <w:t>nb</w:t>
-      </w:r>
-      <w:proofErr w:type="spellEnd"/>
-      <w:r>
-        <w:rPr>
-          <w:rFonts w:ascii="Courier New" w:eastAsia="Courier New" w:hAnsi="Courier New" w:cs="Courier New"/>
-          <w:color w:val="1A1A1A"/>
-          <w:sz w:val="19"/>
-          <w:szCs w:val="19"/>
-        </w:rPr>
-        <w:t>;</w:t>
-      </w:r>
-    </w:p>
-    <w:p>
-      <w:pPr>
-        <w:shd w:val="clear" w:color="auto" w:fill="F2F2F2"/>
-      </w:pPr>
-      <w:r>
-        <w:rPr>
-          <w:rFonts w:ascii="Courier New" w:eastAsia="Courier New" w:hAnsi="Courier New" w:cs="Courier New"/>
-          <w:color w:val="1A1A1A"/>
-          <w:sz w:val="19"/>
-          <w:szCs w:val="19"/>
-        </w:rPr>
-        <w:t xml:space="preserve">                </w:t>
-      </w:r>
-      <w:proofErr w:type="spellStart"/>
-      <w:proofErr w:type="gramStart"/>
-      <w:r>
-        <w:rPr>
-          <w:rFonts w:ascii="Courier New" w:eastAsia="Courier New" w:hAnsi="Courier New" w:cs="Courier New"/>
-          <w:color w:val="1A1A1A"/>
-          <w:sz w:val="19"/>
-          <w:szCs w:val="19"/>
-        </w:rPr>
-        <w:t>q.push</w:t>
-      </w:r>
-      <w:proofErr w:type="spellEnd"/>
-      <w:proofErr w:type="gramEnd"/>
-      <w:r>
-        <w:rPr>
-          <w:rFonts w:ascii="Courier New" w:eastAsia="Courier New" w:hAnsi="Courier New" w:cs="Courier New"/>
-          <w:color w:val="1A1A1A"/>
-          <w:sz w:val="19"/>
-          <w:szCs w:val="19"/>
-        </w:rPr>
-        <w:t>(</w:t>
-      </w:r>
-      <w:proofErr w:type="spellStart"/>
-      <w:r>
-        <w:rPr>
-          <w:rFonts w:ascii="Courier New" w:eastAsia="Courier New" w:hAnsi="Courier New" w:cs="Courier New"/>
-          <w:color w:val="1A1A1A"/>
-          <w:sz w:val="19"/>
-          <w:szCs w:val="19"/>
-        </w:rPr>
-        <w:t>nb</w:t>
-      </w:r>
-      <w:proofErr w:type="spellEnd"/>
-      <w:r>
-        <w:rPr>
-          <w:rFonts w:ascii="Courier New" w:eastAsia="Courier New" w:hAnsi="Courier New" w:cs="Courier New"/>
-          <w:color w:val="1A1A1A"/>
-          <w:sz w:val="19"/>
-          <w:szCs w:val="19"/>
-        </w:rPr>
-        <w:t>);</w:t>
-      </w:r>
-    </w:p>
-    <w:p>
-      <w:pPr>
-        <w:shd w:val="clear" w:color="auto" w:fill="F2F2F2"/>
-      </w:pPr>
-      <w:r>
-        <w:rPr>
-          <w:rFonts w:ascii="Courier New" w:eastAsia="Courier New" w:hAnsi="Courier New" w:cs="Courier New"/>
-          <w:color w:val="1A1A1A"/>
-          <w:sz w:val="19"/>
-          <w:szCs w:val="19"/>
-        </w:rPr>
-        <w:t xml:space="preserve">            }</w:t>
-      </w:r>
-    </w:p>
-    <w:p>
-      <w:pPr>
-        <w:shd w:val="clear" w:color="auto" w:fill="F2F2F2"/>
-      </w:pPr>
-      <w:r>
-        <w:rPr>
-          <w:rFonts w:ascii="Courier New" w:eastAsia="Courier New" w:hAnsi="Courier New" w:cs="Courier New"/>
-          <w:color w:val="1A1A1A"/>
-          <w:sz w:val="19"/>
-          <w:szCs w:val="19"/>
-        </w:rPr>
-        <w:t xml:space="preserve">        }</w:t>
-      </w:r>
-    </w:p>
-    <w:p>
-      <w:pPr>
-        <w:shd w:val="clear" w:color="auto" w:fill="F2F2F2"/>
-      </w:pPr>
-      <w:r>
-        <w:rPr>
-          <w:rFonts w:ascii="Courier New" w:eastAsia="Courier New" w:hAnsi="Courier New" w:cs="Courier New"/>
-          <w:color w:val="1A1A1A"/>
-          <w:sz w:val="19"/>
-          <w:szCs w:val="19"/>
-        </w:rPr>
-        <w:t xml:space="preserve">    }</w:t>
-      </w:r>
-    </w:p>
-    <w:p>
-      <w:pPr>
-        <w:shd w:val="clear" w:color="auto" w:fill="F2F2F2"/>
-      </w:pPr>
-      <w:r>
-        <w:rPr>
-          <w:rFonts w:ascii="Courier New" w:eastAsia="Courier New" w:hAnsi="Courier New" w:cs="Courier New"/>
-          <w:color w:val="1A1A1A"/>
-          <w:sz w:val="19"/>
-          <w:szCs w:val="19"/>
-        </w:rPr>
-        <w:t xml:space="preserve">    return {};</w:t>
-      </w:r>
-    </w:p>
-    <w:p>
-      <w:pPr>
-        <w:shd w:val="clear" w:color="auto" w:fill="F2F2F2"/>
-        <w:spacing w:after="80"/>
-      </w:pPr>
-      <w:r>
-        <w:rPr>
-          <w:rFonts w:ascii="Courier New" w:eastAsia="Courier New" w:hAnsi="Courier New" w:cs="Courier New"/>
-          <w:color w:val="1A1A1A"/>
-          <w:sz w:val="19"/>
-          <w:szCs w:val="19"/>
-        </w:rPr>
-        <w:t>}</w:t>
-      </w:r>
-    </w:p>
-    <w:p>
-      <w:r>
-        <w:br w:type="page"/>
-      </w:r>
-    </w:p>
-    <w:p>
-      <w:pPr>
-        <w:pStyle w:val="Heading1"/>
-      </w:pPr>
-      <w:r>
-        <w:lastRenderedPageBreak/>
-        <w:t>6. Time and Space Complexity Analysis</w:t>
-      </w:r>
-    </w:p>
-    <w:p>
-      <w:pPr>
-        <w:pStyle w:val="Heading2"/>
-        <w:pBdr>
-          <w:bottom w:val="single" w:sz="6" w:space="1" w:color="2E75B6"/>
-        </w:pBdr>
-      </w:pPr>
-      <w:proofErr w:type="gramStart"/>
-      <w:r>
-        <w:t>6.1  State</w:t>
-      </w:r>
-      <w:proofErr w:type="gramEnd"/>
-      <w:r>
-        <w:t xml:space="preserve"> Space Size</w:t>
+        <w:t>4.</w:t>
+      </w:r>
+      <w:r>
+        <w:t xml:space="preserve">6 Time and </w:t>
+      </w:r>
+      <w:r>
+        <w:t>s</w:t>
+      </w:r>
+      <w:r>
+        <w:t xml:space="preserve">pace </w:t>
+      </w:r>
+      <w:r>
+        <w:t>c</w:t>
+      </w:r>
+      <w:r>
+        <w:t xml:space="preserve">omplexity </w:t>
+      </w:r>
+      <w:r>
+        <w:t>a</w:t>
+      </w:r>
+      <w:r>
+        <w:t>nalysis</w:t>
+      </w:r>
+    </w:p>
+    <w:p>
+      <w:pPr>
+        <w:pStyle w:val="Heading3"/>
+      </w:pPr>
+      <w:r>
+        <w:t>4.</w:t>
+      </w:r>
+      <w:r>
+        <w:t xml:space="preserve">6.1 State </w:t>
+      </w:r>
+      <w:r>
+        <w:t>s</w:t>
+      </w:r>
+      <w:r>
+        <w:t xml:space="preserve">pace </w:t>
+      </w:r>
+      <w:r>
+        <w:t>s</w:t>
+      </w:r>
+      <w:r>
+        <w:t>ize</w:t>
       </w:r>
     </w:p>
     <w:p>
       <w:pPr>
         <w:spacing w:before="60" w:after="120"/>
+        <w:ind w:firstLine="720"/>
       </w:pPr>
       <w:r>
         <w:t xml:space="preserve">The board has 12 cells. We place 3 white knights, 3 black knights, and 6 empty cells. The maximum number of distinct board configurations is bounded by </w:t>
@@ -8609,18 +5191,19 @@
     </w:p>
     <w:p>
       <w:pPr>
-        <w:pStyle w:val="Heading2"/>
-        <w:pBdr>
-          <w:bottom w:val="single" w:sz="6" w:space="1" w:color="2E75B6"/>
-        </w:pBdr>
-      </w:pPr>
-      <w:proofErr w:type="gramStart"/>
-      <w:r>
-        <w:t>6.2  Time</w:t>
-      </w:r>
-      <w:proofErr w:type="gramEnd"/>
-      <w:r>
-        <w:t xml:space="preserve"> Complexity</w:t>
+        <w:pStyle w:val="Heading3"/>
+      </w:pPr>
+      <w:r>
+        <w:t>4.</w:t>
+      </w:r>
+      <w:r>
+        <w:t xml:space="preserve">6.2 Time </w:t>
+      </w:r>
+      <w:r>
+        <w:t>c</w:t>
+      </w:r>
+      <w:r>
+        <w:t>omplexity</w:t>
       </w:r>
     </w:p>
     <w:tbl>
@@ -8646,12 +5229,6 @@
         <w:gridCol w:w="5360"/>
       </w:tblGrid>
       <w:tr>
-        <w:tblPrEx>
-          <w:tblCellMar>
-            <w:top w:w="0" w:type="dxa"/>
-            <w:bottom w:w="0" w:type="dxa"/>
-          </w:tblCellMar>
-        </w:tblPrEx>
         <w:trPr>
           <w:tblHeader/>
         </w:trPr>
@@ -8759,12 +5336,6 @@
         </w:tc>
       </w:tr>
       <w:tr>
-        <w:tblPrEx>
-          <w:tblCellMar>
-            <w:top w:w="0" w:type="dxa"/>
-            <w:bottom w:w="0" w:type="dxa"/>
-          </w:tblCellMar>
-        </w:tblPrEx>
         <w:tc>
           <w:tcPr>
             <w:tcW w:w="2400" w:type="dxa"/>
@@ -8783,21 +5354,12 @@
             </w:tcMar>
           </w:tcPr>
           <w:p>
-            <w:proofErr w:type="gramStart"/>
-            <w:r>
-              <w:rPr>
-                <w:sz w:val="20"/>
-                <w:szCs w:val="20"/>
-              </w:rPr>
-              <w:t>encode(</w:t>
-            </w:r>
-            <w:proofErr w:type="gramEnd"/>
-            <w:r>
-              <w:rPr>
-                <w:sz w:val="20"/>
-                <w:szCs w:val="20"/>
-              </w:rPr>
-              <w:t>)</w:t>
+            <w:r>
+              <w:rPr>
+                <w:sz w:val="20"/>
+                <w:szCs w:val="20"/>
+              </w:rPr>
+              <w:t>encode()</w:t>
             </w:r>
           </w:p>
         </w:tc>
@@ -8819,21 +5381,12 @@
             </w:tcMar>
           </w:tcPr>
           <w:p>
-            <w:proofErr w:type="gramStart"/>
-            <w:r>
-              <w:rPr>
-                <w:sz w:val="20"/>
-                <w:szCs w:val="20"/>
-              </w:rPr>
-              <w:t>O(</w:t>
-            </w:r>
-            <w:proofErr w:type="gramEnd"/>
-            <w:r>
-              <w:rPr>
-                <w:sz w:val="20"/>
-                <w:szCs w:val="20"/>
-              </w:rPr>
-              <w:t>1)</w:t>
+            <w:r>
+              <w:rPr>
+                <w:sz w:val="20"/>
+                <w:szCs w:val="20"/>
+              </w:rPr>
+              <w:t>O(1)</w:t>
             </w:r>
           </w:p>
         </w:tc>
@@ -8866,12 +5419,6 @@
         </w:tc>
       </w:tr>
       <w:tr>
-        <w:tblPrEx>
-          <w:tblCellMar>
-            <w:top w:w="0" w:type="dxa"/>
-            <w:bottom w:w="0" w:type="dxa"/>
-          </w:tblCellMar>
-        </w:tblPrEx>
         <w:tc>
           <w:tcPr>
             <w:tcW w:w="2400" w:type="dxa"/>
@@ -8890,30 +5437,12 @@
             </w:tcMar>
           </w:tcPr>
           <w:p>
-            <w:proofErr w:type="spellStart"/>
-            <w:proofErr w:type="gramStart"/>
-            <w:r>
-              <w:rPr>
-                <w:sz w:val="20"/>
-                <w:szCs w:val="20"/>
-              </w:rPr>
-              <w:t>findAllNextMoves</w:t>
-            </w:r>
-            <w:proofErr w:type="spellEnd"/>
-            <w:r>
-              <w:rPr>
-                <w:sz w:val="20"/>
-                <w:szCs w:val="20"/>
-              </w:rPr>
-              <w:t>(</w:t>
-            </w:r>
-            <w:proofErr w:type="gramEnd"/>
-            <w:r>
-              <w:rPr>
-                <w:sz w:val="20"/>
-                <w:szCs w:val="20"/>
-              </w:rPr>
-              <w:t>)</w:t>
+            <w:r>
+              <w:rPr>
+                <w:sz w:val="20"/>
+                <w:szCs w:val="20"/>
+              </w:rPr>
+              <w:t>findAllNextMoves()</w:t>
             </w:r>
           </w:p>
         </w:tc>
@@ -8935,21 +5464,12 @@
             </w:tcMar>
           </w:tcPr>
           <w:p>
-            <w:proofErr w:type="gramStart"/>
-            <w:r>
-              <w:rPr>
-                <w:sz w:val="20"/>
-                <w:szCs w:val="20"/>
-              </w:rPr>
-              <w:t>O(</w:t>
-            </w:r>
-            <w:proofErr w:type="gramEnd"/>
-            <w:r>
-              <w:rPr>
-                <w:sz w:val="20"/>
-                <w:szCs w:val="20"/>
-              </w:rPr>
-              <w:t>1)</w:t>
+            <w:r>
+              <w:rPr>
+                <w:sz w:val="20"/>
+                <w:szCs w:val="20"/>
+              </w:rPr>
+              <w:t>O(1)</w:t>
             </w:r>
           </w:p>
         </w:tc>
@@ -8982,12 +5502,6 @@
         </w:tc>
       </w:tr>
       <w:tr>
-        <w:tblPrEx>
-          <w:tblCellMar>
-            <w:top w:w="0" w:type="dxa"/>
-            <w:bottom w:w="0" w:type="dxa"/>
-          </w:tblCellMar>
-        </w:tblPrEx>
         <w:tc>
           <w:tcPr>
             <w:tcW w:w="2400" w:type="dxa"/>
@@ -9033,21 +5547,12 @@
             </w:tcMar>
           </w:tcPr>
           <w:p>
-            <w:proofErr w:type="gramStart"/>
-            <w:r>
-              <w:rPr>
-                <w:sz w:val="20"/>
-                <w:szCs w:val="20"/>
-              </w:rPr>
-              <w:t>O(</w:t>
-            </w:r>
-            <w:proofErr w:type="gramEnd"/>
-            <w:r>
-              <w:rPr>
-                <w:sz w:val="20"/>
-                <w:szCs w:val="20"/>
-              </w:rPr>
-              <w:t>1) avg</w:t>
+            <w:r>
+              <w:rPr>
+                <w:sz w:val="20"/>
+                <w:szCs w:val="20"/>
+              </w:rPr>
+              <w:t>O(1) avg</w:t>
             </w:r>
           </w:p>
         </w:tc>
@@ -9069,48 +5574,17 @@
             </w:tcMar>
           </w:tcPr>
           <w:p>
-            <w:proofErr w:type="spellStart"/>
-            <w:r>
-              <w:rPr>
-                <w:sz w:val="20"/>
-                <w:szCs w:val="20"/>
-              </w:rPr>
-              <w:t>unordered_map</w:t>
-            </w:r>
-            <w:proofErr w:type="spellEnd"/>
-            <w:r>
-              <w:rPr>
-                <w:sz w:val="20"/>
-                <w:szCs w:val="20"/>
-              </w:rPr>
-              <w:t xml:space="preserve"> with long </w:t>
-            </w:r>
-            <w:proofErr w:type="spellStart"/>
-            <w:r>
-              <w:rPr>
-                <w:sz w:val="20"/>
-                <w:szCs w:val="20"/>
-              </w:rPr>
-              <w:t>long</w:t>
-            </w:r>
-            <w:proofErr w:type="spellEnd"/>
-            <w:r>
-              <w:rPr>
-                <w:sz w:val="20"/>
-                <w:szCs w:val="20"/>
-              </w:rPr>
-              <w:t xml:space="preserve"> key</w:t>
+            <w:r>
+              <w:rPr>
+                <w:sz w:val="20"/>
+                <w:szCs w:val="20"/>
+              </w:rPr>
+              <w:t>unordered_map with long long key</w:t>
             </w:r>
           </w:p>
         </w:tc>
       </w:tr>
       <w:tr>
-        <w:tblPrEx>
-          <w:tblCellMar>
-            <w:top w:w="0" w:type="dxa"/>
-            <w:bottom w:w="0" w:type="dxa"/>
-          </w:tblCellMar>
-        </w:tblPrEx>
         <w:tc>
           <w:tcPr>
             <w:tcW w:w="2400" w:type="dxa"/>
@@ -9194,12 +5668,6 @@
         </w:tc>
       </w:tr>
       <w:tr>
-        <w:tblPrEx>
-          <w:tblCellMar>
-            <w:top w:w="0" w:type="dxa"/>
-            <w:bottom w:w="0" w:type="dxa"/>
-          </w:tblCellMar>
-        </w:tblPrEx>
         <w:tc>
           <w:tcPr>
             <w:tcW w:w="2400" w:type="dxa"/>
@@ -9290,18 +5758,19 @@
     </w:p>
     <w:p>
       <w:pPr>
-        <w:pStyle w:val="Heading2"/>
-        <w:pBdr>
-          <w:bottom w:val="single" w:sz="6" w:space="1" w:color="2E75B6"/>
-        </w:pBdr>
-      </w:pPr>
-      <w:proofErr w:type="gramStart"/>
-      <w:r>
-        <w:t>6.3  Space</w:t>
-      </w:r>
-      <w:proofErr w:type="gramEnd"/>
-      <w:r>
-        <w:t xml:space="preserve"> Complexity</w:t>
+        <w:pStyle w:val="Heading3"/>
+      </w:pPr>
+      <w:r>
+        <w:t>4.</w:t>
+      </w:r>
+      <w:r>
+        <w:t xml:space="preserve">6.3 Space </w:t>
+      </w:r>
+      <w:r>
+        <w:t>c</w:t>
+      </w:r>
+      <w:r>
+        <w:t>omplexity</w:t>
       </w:r>
     </w:p>
     <w:tbl>
@@ -9327,12 +5796,6 @@
         <w:gridCol w:w="4760"/>
       </w:tblGrid>
       <w:tr>
-        <w:tblPrEx>
-          <w:tblCellMar>
-            <w:top w:w="0" w:type="dxa"/>
-            <w:bottom w:w="0" w:type="dxa"/>
-          </w:tblCellMar>
-        </w:tblPrEx>
         <w:trPr>
           <w:tblHeader/>
         </w:trPr>
@@ -9440,12 +5903,6 @@
         </w:tc>
       </w:tr>
       <w:tr>
-        <w:tblPrEx>
-          <w:tblCellMar>
-            <w:top w:w="0" w:type="dxa"/>
-            <w:bottom w:w="0" w:type="dxa"/>
-          </w:tblCellMar>
-        </w:tblPrEx>
         <w:tc>
           <w:tcPr>
             <w:tcW w:w="2200" w:type="dxa"/>
@@ -9464,21 +5921,12 @@
             </w:tcMar>
           </w:tcPr>
           <w:p>
-            <w:proofErr w:type="spellStart"/>
-            <w:r>
-              <w:rPr>
-                <w:sz w:val="20"/>
-                <w:szCs w:val="20"/>
-              </w:rPr>
-              <w:t>boardOf</w:t>
-            </w:r>
-            <w:proofErr w:type="spellEnd"/>
-            <w:r>
-              <w:rPr>
-                <w:sz w:val="20"/>
-                <w:szCs w:val="20"/>
-              </w:rPr>
-              <w:t xml:space="preserve"> map</w:t>
+            <w:r>
+              <w:rPr>
+                <w:sz w:val="20"/>
+                <w:szCs w:val="20"/>
+              </w:rPr>
+              <w:t>boardOf map</w:t>
             </w:r>
           </w:p>
         </w:tc>
@@ -9500,21 +5948,12 @@
             </w:tcMar>
           </w:tcPr>
           <w:p>
-            <w:proofErr w:type="gramStart"/>
-            <w:r>
-              <w:rPr>
-                <w:sz w:val="20"/>
-                <w:szCs w:val="20"/>
-              </w:rPr>
-              <w:t>O(</w:t>
-            </w:r>
-            <w:proofErr w:type="gramEnd"/>
-            <w:r>
-              <w:rPr>
-                <w:sz w:val="20"/>
-                <w:szCs w:val="20"/>
-              </w:rPr>
-              <w:t>S × 48 bytes)</w:t>
+            <w:r>
+              <w:rPr>
+                <w:sz w:val="20"/>
+                <w:szCs w:val="20"/>
+              </w:rPr>
+              <w:t>O(S × 48 bytes)</w:t>
             </w:r>
           </w:p>
         </w:tc>
@@ -9541,50 +5980,12 @@
                 <w:sz w:val="20"/>
                 <w:szCs w:val="20"/>
               </w:rPr>
-              <w:t xml:space="preserve">Each </w:t>
-            </w:r>
-            <w:proofErr w:type="spellStart"/>
-            <w:r>
-              <w:rPr>
-                <w:sz w:val="20"/>
-                <w:szCs w:val="20"/>
-              </w:rPr>
-              <w:t>BoardState</w:t>
-            </w:r>
-            <w:proofErr w:type="spellEnd"/>
-            <w:r>
-              <w:rPr>
-                <w:sz w:val="20"/>
-                <w:szCs w:val="20"/>
-              </w:rPr>
-              <w:t xml:space="preserve"> is 12 </w:t>
-            </w:r>
-            <w:proofErr w:type="spellStart"/>
-            <w:r>
-              <w:rPr>
-                <w:sz w:val="20"/>
-                <w:szCs w:val="20"/>
-              </w:rPr>
-              <w:t>ints</w:t>
-            </w:r>
-            <w:proofErr w:type="spellEnd"/>
-            <w:r>
-              <w:rPr>
-                <w:sz w:val="20"/>
-                <w:szCs w:val="20"/>
-              </w:rPr>
-              <w:t xml:space="preserve"> = 48 bytes on most platforms</w:t>
+              <w:t>Each BoardState is 12 ints = 48 bytes on most platforms</w:t>
             </w:r>
           </w:p>
         </w:tc>
       </w:tr>
       <w:tr>
-        <w:tblPrEx>
-          <w:tblCellMar>
-            <w:top w:w="0" w:type="dxa"/>
-            <w:bottom w:w="0" w:type="dxa"/>
-          </w:tblCellMar>
-        </w:tblPrEx>
         <w:tc>
           <w:tcPr>
             <w:tcW w:w="2200" w:type="dxa"/>
@@ -9603,21 +6004,12 @@
             </w:tcMar>
           </w:tcPr>
           <w:p>
-            <w:proofErr w:type="spellStart"/>
-            <w:r>
-              <w:rPr>
-                <w:sz w:val="20"/>
-                <w:szCs w:val="20"/>
-              </w:rPr>
-              <w:t>parentOf</w:t>
-            </w:r>
-            <w:proofErr w:type="spellEnd"/>
-            <w:r>
-              <w:rPr>
-                <w:sz w:val="20"/>
-                <w:szCs w:val="20"/>
-              </w:rPr>
-              <w:t xml:space="preserve"> map</w:t>
+            <w:r>
+              <w:rPr>
+                <w:sz w:val="20"/>
+                <w:szCs w:val="20"/>
+              </w:rPr>
+              <w:t>parentOf map</w:t>
             </w:r>
           </w:p>
         </w:tc>
@@ -9639,21 +6031,12 @@
             </w:tcMar>
           </w:tcPr>
           <w:p>
-            <w:proofErr w:type="gramStart"/>
-            <w:r>
-              <w:rPr>
-                <w:sz w:val="20"/>
-                <w:szCs w:val="20"/>
-              </w:rPr>
-              <w:t>O(</w:t>
-            </w:r>
-            <w:proofErr w:type="gramEnd"/>
-            <w:r>
-              <w:rPr>
-                <w:sz w:val="20"/>
-                <w:szCs w:val="20"/>
-              </w:rPr>
-              <w:t>S × 16 bytes)</w:t>
+            <w:r>
+              <w:rPr>
+                <w:sz w:val="20"/>
+                <w:szCs w:val="20"/>
+              </w:rPr>
+              <w:t>O(S × 16 bytes)</w:t>
             </w:r>
           </w:p>
         </w:tc>
@@ -9680,34 +6063,12 @@
                 <w:sz w:val="20"/>
                 <w:szCs w:val="20"/>
               </w:rPr>
-              <w:t xml:space="preserve">Two long </w:t>
-            </w:r>
-            <w:proofErr w:type="spellStart"/>
-            <w:r>
-              <w:rPr>
-                <w:sz w:val="20"/>
-                <w:szCs w:val="20"/>
-              </w:rPr>
-              <w:t>long</w:t>
-            </w:r>
-            <w:proofErr w:type="spellEnd"/>
-            <w:r>
-              <w:rPr>
-                <w:sz w:val="20"/>
-                <w:szCs w:val="20"/>
-              </w:rPr>
-              <w:t xml:space="preserve"> values per entry</w:t>
+              <w:t>Two long long values per entry</w:t>
             </w:r>
           </w:p>
         </w:tc>
       </w:tr>
       <w:tr>
-        <w:tblPrEx>
-          <w:tblCellMar>
-            <w:top w:w="0" w:type="dxa"/>
-            <w:bottom w:w="0" w:type="dxa"/>
-          </w:tblCellMar>
-        </w:tblPrEx>
         <w:tc>
           <w:tcPr>
             <w:tcW w:w="2200" w:type="dxa"/>
@@ -9791,12 +6152,6 @@
         </w:tc>
       </w:tr>
       <w:tr>
-        <w:tblPrEx>
-          <w:tblCellMar>
-            <w:top w:w="0" w:type="dxa"/>
-            <w:bottom w:w="0" w:type="dxa"/>
-          </w:tblCellMar>
-        </w:tblPrEx>
         <w:tc>
           <w:tcPr>
             <w:tcW w:w="2200" w:type="dxa"/>
@@ -9906,12 +6261,6 @@
         <w:gridCol w:w="9360"/>
       </w:tblGrid>
       <w:tr>
-        <w:tblPrEx>
-          <w:tblCellMar>
-            <w:top w:w="0" w:type="dxa"/>
-            <w:bottom w:w="0" w:type="dxa"/>
-          </w:tblCellMar>
-        </w:tblPrEx>
         <w:tc>
           <w:tcPr>
             <w:tcW w:w="0" w:type="auto"/>
@@ -9943,21 +6292,12 @@
             <w:r>
               <w:t xml:space="preserve">For this specific board size, both time and space are effectively </w:t>
             </w:r>
-            <w:proofErr w:type="gramStart"/>
             <w:r>
               <w:rPr>
                 <w:b/>
                 <w:bCs/>
               </w:rPr>
-              <w:t>O(</w:t>
-            </w:r>
-            <w:proofErr w:type="gramEnd"/>
-            <w:r>
-              <w:rPr>
-                <w:b/>
-                <w:bCs/>
-              </w:rPr>
-              <w:t>1)</w:t>
+              <w:t>O(1)</w:t>
             </w:r>
             <w:r>
               <w:t xml:space="preserve"> from a practical standpoint — the state space is small enough that the program runs in milliseconds and uses well under 1 MB of memory.</w:t>
@@ -9973,11 +6313,26 @@
     </w:p>
     <w:p>
       <w:pPr>
-        <w:pStyle w:val="Heading1"/>
+        <w:pStyle w:val="Heading2"/>
       </w:pPr>
       <w:r>
         <w:lastRenderedPageBreak/>
-        <w:t>7. Comparative Evaluation of Techniques</w:t>
+        <w:t>4.7</w:t>
+      </w:r>
+      <w:r>
+        <w:t xml:space="preserve"> Comparative </w:t>
+      </w:r>
+      <w:r>
+        <w:t>e</w:t>
+      </w:r>
+      <w:r>
+        <w:t xml:space="preserve">valuation of </w:t>
+      </w:r>
+      <w:r>
+        <w:t>t</w:t>
+      </w:r>
+      <w:r>
+        <w:t>echniques</w:t>
       </w:r>
     </w:p>
     <w:tbl>
@@ -10006,12 +6361,6 @@
         <w:gridCol w:w="1970"/>
       </w:tblGrid>
       <w:tr>
-        <w:tblPrEx>
-          <w:tblCellMar>
-            <w:top w:w="0" w:type="dxa"/>
-            <w:bottom w:w="0" w:type="dxa"/>
-          </w:tblCellMar>
-        </w:tblPrEx>
         <w:trPr>
           <w:tblHeader/>
         </w:trPr>
@@ -10221,12 +6570,6 @@
         </w:tc>
       </w:tr>
       <w:tr>
-        <w:tblPrEx>
-          <w:tblCellMar>
-            <w:top w:w="0" w:type="dxa"/>
-            <w:bottom w:w="0" w:type="dxa"/>
-          </w:tblCellMar>
-        </w:tblPrEx>
         <w:tc>
           <w:tcPr>
             <w:tcW w:w="2000" w:type="dxa"/>
@@ -10391,12 +6734,6 @@
         </w:tc>
       </w:tr>
       <w:tr>
-        <w:tblPrEx>
-          <w:tblCellMar>
-            <w:top w:w="0" w:type="dxa"/>
-            <w:bottom w:w="0" w:type="dxa"/>
-          </w:tblCellMar>
-        </w:tblPrEx>
         <w:tc>
           <w:tcPr>
             <w:tcW w:w="2000" w:type="dxa"/>
@@ -10561,12 +6898,6 @@
         </w:tc>
       </w:tr>
       <w:tr>
-        <w:tblPrEx>
-          <w:tblCellMar>
-            <w:top w:w="0" w:type="dxa"/>
-            <w:bottom w:w="0" w:type="dxa"/>
-          </w:tblCellMar>
-        </w:tblPrEx>
         <w:tc>
           <w:tcPr>
             <w:tcW w:w="2000" w:type="dxa"/>
@@ -10731,12 +7062,6 @@
         </w:tc>
       </w:tr>
       <w:tr>
-        <w:tblPrEx>
-          <w:tblCellMar>
-            <w:top w:w="0" w:type="dxa"/>
-            <w:bottom w:w="0" w:type="dxa"/>
-          </w:tblCellMar>
-        </w:tblPrEx>
         <w:tc>
           <w:tcPr>
             <w:tcW w:w="2000" w:type="dxa"/>
@@ -10901,12 +7226,6 @@
         </w:tc>
       </w:tr>
       <w:tr>
-        <w:tblPrEx>
-          <w:tblCellMar>
-            <w:top w:w="0" w:type="dxa"/>
-            <w:bottom w:w="0" w:type="dxa"/>
-          </w:tblCellMar>
-        </w:tblPrEx>
         <w:tc>
           <w:tcPr>
             <w:tcW w:w="2000" w:type="dxa"/>
@@ -11071,12 +7390,6 @@
         </w:tc>
       </w:tr>
       <w:tr>
-        <w:tblPrEx>
-          <w:tblCellMar>
-            <w:top w:w="0" w:type="dxa"/>
-            <w:bottom w:w="0" w:type="dxa"/>
-          </w:tblCellMar>
-        </w:tblPrEx>
         <w:tc>
           <w:tcPr>
             <w:tcW w:w="2000" w:type="dxa"/>
@@ -11249,6 +7562,7 @@
     <w:p>
       <w:pPr>
         <w:spacing w:before="60" w:after="120"/>
+        <w:ind w:firstLine="720"/>
       </w:pPr>
       <w:r>
         <w:t xml:space="preserve">BFS was selected because it is </w:t>
@@ -11280,31 +7594,24 @@
       </w:r>
     </w:p>
     <w:p>
-      <w:r>
-        <w:rPr>
-          <w:b/>
-          <w:bCs/>
-          <w:color w:val="1F4E79"/>
-          <w:sz w:val="32"/>
-          <w:szCs w:val="32"/>
-        </w:rPr>
+      <w:pPr>
+        <w:pStyle w:val="Heading2"/>
+      </w:pPr>
+      <w:r>
         <w:lastRenderedPageBreak/>
-        <w:t>8</w:t>
-      </w:r>
-      <w:r>
-        <w:rPr>
-          <w:b/>
-          <w:bCs/>
-          <w:color w:val="1F4E79"/>
-          <w:sz w:val="32"/>
-          <w:szCs w:val="32"/>
-        </w:rPr>
-        <w:t>. Sample Outputs</w:t>
+        <w:t xml:space="preserve">8. Sample </w:t>
+      </w:r>
+      <w:r>
+        <w:t>o</w:t>
+      </w:r>
+      <w:r>
+        <w:t>utputs</w:t>
       </w:r>
     </w:p>
     <w:p>
       <w:pPr>
         <w:spacing w:before="60" w:after="120"/>
+        <w:ind w:firstLine="720"/>
       </w:pPr>
       <w:r>
         <w:t>The program prints every board state from start to goal. Below are the first three moves, the midpoint, and the final state.</w:t>
@@ -11313,6 +7620,7 @@
     <w:p>
       <w:pPr>
         <w:spacing w:before="60" w:after="120"/>
+        <w:jc w:val="center"/>
       </w:pPr>
       <w:r>
         <w:rPr>
@@ -11364,6 +7672,7 @@
     <w:p>
       <w:pPr>
         <w:spacing w:before="60" w:after="120"/>
+        <w:jc w:val="center"/>
       </w:pPr>
       <w:r>
         <w:rPr>
@@ -11415,6 +7724,7 @@
     <w:p>
       <w:pPr>
         <w:spacing w:before="60" w:after="120"/>
+        <w:jc w:val="center"/>
       </w:pPr>
       <w:r>
         <w:rPr>
@@ -11467,6 +7777,7 @@
     <w:p>
       <w:pPr>
         <w:spacing w:before="60" w:after="120"/>
+        <w:jc w:val="center"/>
       </w:pPr>
       <w:r>
         <w:rPr>
@@ -11518,6 +7829,7 @@
     <w:p>
       <w:pPr>
         <w:spacing w:before="60" w:after="120"/>
+        <w:jc w:val="center"/>
       </w:pPr>
       <w:r>
         <w:rPr>
@@ -11568,6 +7880,9 @@
       </w:r>
     </w:p>
     <w:p>
+      <w:pPr>
+        <w:jc w:val="center"/>
+      </w:pPr>
       <w:r>
         <w:rPr>
           <w:noProof/>
@@ -11620,31 +7935,27 @@
     </w:p>
     <w:p>
       <w:pPr>
-        <w:pStyle w:val="Heading1"/>
+        <w:pStyle w:val="Heading2"/>
       </w:pPr>
       <w:r>
         <w:lastRenderedPageBreak/>
-        <w:t>9</w:t>
-      </w:r>
-      <w:r>
-        <w:t>. Key Findings and Insights</w:t>
-      </w:r>
-    </w:p>
-    <w:p>
-      <w:pPr>
-        <w:pStyle w:val="Heading2"/>
-        <w:pBdr>
-          <w:bottom w:val="single" w:sz="6" w:space="1" w:color="2E75B6"/>
-        </w:pBdr>
-      </w:pPr>
-      <w:proofErr w:type="gramStart"/>
-      <w:r>
-        <w:t>9</w:t>
-      </w:r>
-      <w:r>
-        <w:t>.1  Findings</w:t>
-      </w:r>
-      <w:proofErr w:type="gramEnd"/>
+        <w:t>4.</w:t>
+      </w:r>
+      <w:r>
+        <w:t xml:space="preserve">9 Key </w:t>
+      </w:r>
+      <w:r>
+        <w:t>f</w:t>
+      </w:r>
+      <w:r>
+        <w:t xml:space="preserve">indings and </w:t>
+      </w:r>
+      <w:r>
+        <w:t>i</w:t>
+      </w:r>
+      <w:r>
+        <w:t>nsights</w:t>
+      </w:r>
     </w:p>
     <w:p>
       <w:pPr>
@@ -11663,21 +7974,8 @@
         <w:t xml:space="preserve">BFS is optimal for this problem: </w:t>
       </w:r>
       <w:r>
-        <w:t xml:space="preserve">It reliably finds the 16-move solution every time, with no possibility of </w:t>
-      </w:r>
-      <w:proofErr w:type="gramStart"/>
-      <w:r>
-        <w:t>returning</w:t>
-      </w:r>
-      <w:proofErr w:type="gramEnd"/>
-      <w:r>
-        <w:t xml:space="preserve"> a longer path.</w:t>
-      </w:r>
-    </w:p>
-    <w:p>
-      <w:pPr>
-        <w:spacing w:after="40"/>
-      </w:pPr>
+        <w:t>It reliably finds the 16-move solution every time, with no possibility of returning a longer path.</w:t>
+      </w:r>
     </w:p>
     <w:p>
       <w:pPr>
@@ -11696,21 +7994,8 @@
         <w:t xml:space="preserve">State encoding is critical: </w:t>
       </w:r>
       <w:r>
-        <w:t xml:space="preserve">Converting a board to a single integer with base-3 encoding makes hash-map operations </w:t>
-      </w:r>
-      <w:proofErr w:type="gramStart"/>
-      <w:r>
-        <w:t>O(</w:t>
-      </w:r>
-      <w:proofErr w:type="gramEnd"/>
-      <w:r>
-        <w:t>1), which is essential for BFS performance.</w:t>
-      </w:r>
-    </w:p>
-    <w:p>
-      <w:pPr>
-        <w:spacing w:after="40"/>
-      </w:pPr>
+        <w:t>Converting a board to a single integer with base-3 encoding makes hash-map operations O(1), which is essential for BFS performance.</w:t>
+      </w:r>
     </w:p>
     <w:p>
       <w:pPr>
@@ -11734,11 +8019,6 @@
     </w:p>
     <w:p>
       <w:pPr>
-        <w:spacing w:after="40"/>
-      </w:pPr>
-    </w:p>
-    <w:p>
-      <w:pPr>
         <w:pStyle w:val="ListParagraph"/>
         <w:numPr>
           <w:ilvl w:val="0"/>
@@ -11759,11 +8039,6 @@
     </w:p>
     <w:p>
       <w:pPr>
-        <w:spacing w:after="40"/>
-      </w:pPr>
-    </w:p>
-    <w:p>
-      <w:pPr>
         <w:pStyle w:val="ListParagraph"/>
         <w:numPr>
           <w:ilvl w:val="0"/>
@@ -11779,23 +8054,7 @@
         <w:t xml:space="preserve">Code clarity aids correctness: </w:t>
       </w:r>
       <w:r>
-        <w:t>Naming constants (WHITE_KNIGHT, EMPTY_CELL) and separating concerns into small functions (</w:t>
-      </w:r>
-      <w:proofErr w:type="spellStart"/>
-      <w:r>
-        <w:t>findAllNextMoves</w:t>
-      </w:r>
-      <w:proofErr w:type="spellEnd"/>
-      <w:r>
-        <w:t xml:space="preserve">, </w:t>
-      </w:r>
-      <w:proofErr w:type="spellStart"/>
-      <w:r>
-        <w:t>solveWithBFS</w:t>
-      </w:r>
-      <w:proofErr w:type="spellEnd"/>
-      <w:r>
-        <w:t>) made the logic easy to verify and debug.</w:t>
+        <w:t>Naming constants (WHITE_KNIGHT, EMPTY_CELL) and separating concerns into small functions (findAllNextMoves, solveWithBFS) made the logic easy to verify and debug.</w:t>
       </w:r>
     </w:p>
     <w:p>
@@ -11817,7 +8076,7 @@
 </file>
 
 <file path=word/endnotes.xml><?xml version="1.0" encoding="utf-8"?>
-<w:endnotes xmlns:wpc="http://schemas.microsoft.com/office/word/2010/wordprocessingCanvas" xmlns:cx="http://schemas.microsoft.com/office/drawing/2014/chartex" xmlns:cx1="http://schemas.microsoft.com/office/drawing/2015/9/8/chartex" xmlns:cx2="http://schemas.microsoft.com/office/drawing/2015/10/21/chartex" xmlns:cx3="http://schemas.microsoft.com/office/drawing/2016/5/9/chartex" xmlns:cx4="http://schemas.microsoft.com/office/drawing/2016/5/10/chartex" xmlns:cx5="http://schemas.microsoft.com/office/drawing/2016/5/11/chartex" xmlns:cx6="http://schemas.microsoft.com/office/drawing/2016/5/12/chartex" xmlns:cx7="http://schemas.microsoft.com/office/drawing/2016/5/13/chartex" xmlns:cx8="http://schemas.microsoft.com/office/drawing/2016/5/14/chartex" xmlns:mc="http://schemas.openxmlformats.org/markup-compatibility/2006" xmlns:aink="http://schemas.microsoft.com/office/drawing/2016/ink" xmlns:am3d="http://schemas.microsoft.com/office/drawing/2017/model3d" xmlns:o="urn:schemas-microsoft-com:office:office" xmlns:oel="http://schemas.microsoft.com/office/2019/extlst" xmlns:r="http://schemas.openxmlformats.org/officeDocument/2006/relationships" xmlns:m="http://schemas.openxmlformats.org/officeDocument/2006/math" xmlns:v="urn:schemas-microsoft-com:vml" xmlns:wp14="http://schemas.microsoft.com/office/word/2010/wordprocessingDrawing" xmlns:wp="http://schemas.openxmlformats.org/drawingml/2006/wordprocessingDrawing" xmlns:w10="urn:schemas-microsoft-com:office:word" xmlns:w="http://schemas.openxmlformats.org/wordprocessingml/2006/main" xmlns:w14="http://schemas.microsoft.com/office/word/2010/wordml" xmlns:w15="http://schemas.microsoft.com/office/word/2012/wordml" xmlns:w16cex="http://schemas.microsoft.com/office/word/2018/wordml/cex" xmlns:w16cid="http://schemas.microsoft.com/office/word/2016/wordml/cid" xmlns:w16="http://schemas.microsoft.com/office/word/2018/wordml" xmlns:w16du="http://schemas.microsoft.com/office/word/2023/wordml/word16du" xmlns:w16sdtdh="http://schemas.microsoft.com/office/word/2020/wordml/sdtdatahash" xmlns:w16sdtfl="http://schemas.microsoft.com/office/word/2024/wordml/sdtformatlock" xmlns:w16se="http://schemas.microsoft.com/office/word/2015/wordml/symex" xmlns:wpg="http://schemas.microsoft.com/office/word/2010/wordprocessingGroup" xmlns:wpi="http://schemas.microsoft.com/office/word/2010/wordprocessingInk" xmlns:wne="http://schemas.microsoft.com/office/word/2006/wordml" xmlns:wps="http://schemas.microsoft.com/office/word/2010/wordprocessingShape" mc:Ignorable="w14 w15 w16se w16cid w16 w16cex w16sdtdh w16sdtfl w16du wp14">
+<w:endnotes xmlns:wpc="http://schemas.microsoft.com/office/word/2010/wordprocessingCanvas" xmlns:cx="http://schemas.microsoft.com/office/drawing/2014/chartex" xmlns:cx1="http://schemas.microsoft.com/office/drawing/2015/9/8/chartex" xmlns:cx2="http://schemas.microsoft.com/office/drawing/2015/10/21/chartex" xmlns:cx3="http://schemas.microsoft.com/office/drawing/2016/5/9/chartex" xmlns:cx4="http://schemas.microsoft.com/office/drawing/2016/5/10/chartex" xmlns:cx5="http://schemas.microsoft.com/office/drawing/2016/5/11/chartex" xmlns:cx6="http://schemas.microsoft.com/office/drawing/2016/5/12/chartex" xmlns:cx7="http://schemas.microsoft.com/office/drawing/2016/5/13/chartex" xmlns:cx8="http://schemas.microsoft.com/office/drawing/2016/5/14/chartex" xmlns:mc="http://schemas.openxmlformats.org/markup-compatibility/2006" xmlns:aink="http://schemas.microsoft.com/office/drawing/2016/ink" xmlns:am3d="http://schemas.microsoft.com/office/drawing/2017/model3d" xmlns:o="urn:schemas-microsoft-com:office:office" xmlns:oel="http://schemas.microsoft.com/office/2019/extlst" xmlns:r="http://schemas.openxmlformats.org/officeDocument/2006/relationships" xmlns:m="http://schemas.openxmlformats.org/officeDocument/2006/math" xmlns:v="urn:schemas-microsoft-com:vml" xmlns:wp14="http://schemas.microsoft.com/office/word/2010/wordprocessingDrawing" xmlns:wp="http://schemas.openxmlformats.org/drawingml/2006/wordprocessingDrawing" xmlns:w10="urn:schemas-microsoft-com:office:word" xmlns:w="http://schemas.openxmlformats.org/wordprocessingml/2006/main" xmlns:w14="http://schemas.microsoft.com/office/word/2010/wordml" xmlns:w15="http://schemas.microsoft.com/office/word/2012/wordml" xmlns:w16cex="http://schemas.microsoft.com/office/word/2018/wordml/cex" xmlns:w16cid="http://schemas.microsoft.com/office/word/2016/wordml/cid" xmlns:w16="http://schemas.microsoft.com/office/word/2018/wordml" xmlns:w16du="http://schemas.microsoft.com/office/word/2023/wordml/word16du" xmlns:w16sdtdh="http://schemas.microsoft.com/office/word/2020/wordml/sdtdatahash" xmlns:w16se="http://schemas.microsoft.com/office/word/2015/wordml/symex" xmlns:wpg="http://schemas.microsoft.com/office/word/2010/wordprocessingGroup" xmlns:wpi="http://schemas.microsoft.com/office/word/2010/wordprocessingInk" xmlns:wne="http://schemas.microsoft.com/office/word/2006/wordml" xmlns:wps="http://schemas.microsoft.com/office/word/2010/wordprocessingShape" mc:Ignorable="w14 w15 w16se w16cid w16 w16cex w16sdtdh wp14">
   <w:endnote w:type="separator" w:id="-1">
     <w:p>
       <w:r>
@@ -11836,7 +8095,7 @@
 </file>
 
 <file path=word/footer1.xml><?xml version="1.0" encoding="utf-8"?>
-<w:ftr xmlns:wpc="http://schemas.microsoft.com/office/word/2010/wordprocessingCanvas" xmlns:cx="http://schemas.microsoft.com/office/drawing/2014/chartex" xmlns:cx1="http://schemas.microsoft.com/office/drawing/2015/9/8/chartex" xmlns:cx2="http://schemas.microsoft.com/office/drawing/2015/10/21/chartex" xmlns:cx3="http://schemas.microsoft.com/office/drawing/2016/5/9/chartex" xmlns:cx4="http://schemas.microsoft.com/office/drawing/2016/5/10/chartex" xmlns:cx5="http://schemas.microsoft.com/office/drawing/2016/5/11/chartex" xmlns:cx6="http://schemas.microsoft.com/office/drawing/2016/5/12/chartex" xmlns:cx7="http://schemas.microsoft.com/office/drawing/2016/5/13/chartex" xmlns:cx8="http://schemas.microsoft.com/office/drawing/2016/5/14/chartex" xmlns:mc="http://schemas.openxmlformats.org/markup-compatibility/2006" xmlns:aink="http://schemas.microsoft.com/office/drawing/2016/ink" xmlns:am3d="http://schemas.microsoft.com/office/drawing/2017/model3d" xmlns:o="urn:schemas-microsoft-com:office:office" xmlns:oel="http://schemas.microsoft.com/office/2019/extlst" xmlns:r="http://schemas.openxmlformats.org/officeDocument/2006/relationships" xmlns:m="http://schemas.openxmlformats.org/officeDocument/2006/math" xmlns:v="urn:schemas-microsoft-com:vml" xmlns:wp14="http://schemas.microsoft.com/office/word/2010/wordprocessingDrawing" xmlns:wp="http://schemas.openxmlformats.org/drawingml/2006/wordprocessingDrawing" xmlns:w10="urn:schemas-microsoft-com:office:word" xmlns:w="http://schemas.openxmlformats.org/wordprocessingml/2006/main" xmlns:w14="http://schemas.microsoft.com/office/word/2010/wordml" xmlns:w15="http://schemas.microsoft.com/office/word/2012/wordml" xmlns:w16cex="http://schemas.microsoft.com/office/word/2018/wordml/cex" xmlns:w16cid="http://schemas.microsoft.com/office/word/2016/wordml/cid" xmlns:w16="http://schemas.microsoft.com/office/word/2018/wordml" xmlns:w16du="http://schemas.microsoft.com/office/word/2023/wordml/word16du" xmlns:w16sdtdh="http://schemas.microsoft.com/office/word/2020/wordml/sdtdatahash" xmlns:w16sdtfl="http://schemas.microsoft.com/office/word/2024/wordml/sdtformatlock" xmlns:w16se="http://schemas.microsoft.com/office/word/2015/wordml/symex" xmlns:wpg="http://schemas.microsoft.com/office/word/2010/wordprocessingGroup" xmlns:wpi="http://schemas.microsoft.com/office/word/2010/wordprocessingInk" xmlns:wne="http://schemas.microsoft.com/office/word/2006/wordml" xmlns:wps="http://schemas.microsoft.com/office/word/2010/wordprocessingShape" mc:Ignorable="w14 w15 w16se w16cid w16 w16cex w16sdtdh w16sdtfl w16du wp14">
+<w:ftr xmlns:wpc="http://schemas.microsoft.com/office/word/2010/wordprocessingCanvas" xmlns:cx="http://schemas.microsoft.com/office/drawing/2014/chartex" xmlns:cx1="http://schemas.microsoft.com/office/drawing/2015/9/8/chartex" xmlns:cx2="http://schemas.microsoft.com/office/drawing/2015/10/21/chartex" xmlns:cx3="http://schemas.microsoft.com/office/drawing/2016/5/9/chartex" xmlns:cx4="http://schemas.microsoft.com/office/drawing/2016/5/10/chartex" xmlns:cx5="http://schemas.microsoft.com/office/drawing/2016/5/11/chartex" xmlns:cx6="http://schemas.microsoft.com/office/drawing/2016/5/12/chartex" xmlns:cx7="http://schemas.microsoft.com/office/drawing/2016/5/13/chartex" xmlns:cx8="http://schemas.microsoft.com/office/drawing/2016/5/14/chartex" xmlns:mc="http://schemas.openxmlformats.org/markup-compatibility/2006" xmlns:aink="http://schemas.microsoft.com/office/drawing/2016/ink" xmlns:am3d="http://schemas.microsoft.com/office/drawing/2017/model3d" xmlns:o="urn:schemas-microsoft-com:office:office" xmlns:oel="http://schemas.microsoft.com/office/2019/extlst" xmlns:r="http://schemas.openxmlformats.org/officeDocument/2006/relationships" xmlns:m="http://schemas.openxmlformats.org/officeDocument/2006/math" xmlns:v="urn:schemas-microsoft-com:vml" xmlns:wp14="http://schemas.microsoft.com/office/word/2010/wordprocessingDrawing" xmlns:wp="http://schemas.openxmlformats.org/drawingml/2006/wordprocessingDrawing" xmlns:w10="urn:schemas-microsoft-com:office:word" xmlns:w="http://schemas.openxmlformats.org/wordprocessingml/2006/main" xmlns:w14="http://schemas.microsoft.com/office/word/2010/wordml" xmlns:w15="http://schemas.microsoft.com/office/word/2012/wordml" xmlns:w16cex="http://schemas.microsoft.com/office/word/2018/wordml/cex" xmlns:w16cid="http://schemas.microsoft.com/office/word/2016/wordml/cid" xmlns:w16="http://schemas.microsoft.com/office/word/2018/wordml" xmlns:w16du="http://schemas.microsoft.com/office/word/2023/wordml/word16du" xmlns:w16sdtdh="http://schemas.microsoft.com/office/word/2020/wordml/sdtdatahash" xmlns:w16se="http://schemas.microsoft.com/office/word/2015/wordml/symex" xmlns:wpg="http://schemas.microsoft.com/office/word/2010/wordprocessingGroup" xmlns:wpi="http://schemas.microsoft.com/office/word/2010/wordprocessingInk" xmlns:wne="http://schemas.microsoft.com/office/word/2006/wordml" xmlns:wps="http://schemas.microsoft.com/office/word/2010/wordprocessingShape" mc:Ignorable="w14 w15 w16se w16cid w16 w16cex w16sdtdh wp14">
   <w:p>
     <w:pPr>
       <w:pBdr>
@@ -11846,61 +8105,12 @@
         <w:tab w:val="right" w:pos="9026"/>
       </w:tabs>
     </w:pPr>
-    <w:r>
-      <w:rPr>
-        <w:color w:val="888888"/>
-        <w:sz w:val="16"/>
-        <w:szCs w:val="16"/>
-      </w:rPr>
-      <w:tab/>
-      <w:t xml:space="preserve">Page </w:t>
-    </w:r>
-    <w:r>
-      <w:rPr>
-        <w:color w:val="888888"/>
-        <w:sz w:val="16"/>
-        <w:szCs w:val="16"/>
-      </w:rPr>
-      <w:fldChar w:fldCharType="begin"/>
-    </w:r>
-    <w:r>
-      <w:rPr>
-        <w:color w:val="888888"/>
-        <w:sz w:val="16"/>
-        <w:szCs w:val="16"/>
-      </w:rPr>
-      <w:instrText xml:space="preserve"> PAGE </w:instrText>
-    </w:r>
-    <w:r>
-      <w:rPr>
-        <w:color w:val="888888"/>
-        <w:sz w:val="16"/>
-        <w:szCs w:val="16"/>
-      </w:rPr>
-      <w:fldChar w:fldCharType="separate"/>
-    </w:r>
-    <w:r>
-      <w:rPr>
-        <w:color w:val="888888"/>
-        <w:sz w:val="16"/>
-        <w:szCs w:val="16"/>
-      </w:rPr>
-      <w:t>1</w:t>
-    </w:r>
-    <w:r>
-      <w:rPr>
-        <w:color w:val="888888"/>
-        <w:sz w:val="16"/>
-        <w:szCs w:val="16"/>
-      </w:rPr>
-      <w:fldChar w:fldCharType="end"/>
-    </w:r>
   </w:p>
 </w:ftr>
 </file>
 
 <file path=word/footnotes.xml><?xml version="1.0" encoding="utf-8"?>
-<w:footnotes xmlns:wpc="http://schemas.microsoft.com/office/word/2010/wordprocessingCanvas" xmlns:cx="http://schemas.microsoft.com/office/drawing/2014/chartex" xmlns:cx1="http://schemas.microsoft.com/office/drawing/2015/9/8/chartex" xmlns:cx2="http://schemas.microsoft.com/office/drawing/2015/10/21/chartex" xmlns:cx3="http://schemas.microsoft.com/office/drawing/2016/5/9/chartex" xmlns:cx4="http://schemas.microsoft.com/office/drawing/2016/5/10/chartex" xmlns:cx5="http://schemas.microsoft.com/office/drawing/2016/5/11/chartex" xmlns:cx6="http://schemas.microsoft.com/office/drawing/2016/5/12/chartex" xmlns:cx7="http://schemas.microsoft.com/office/drawing/2016/5/13/chartex" xmlns:cx8="http://schemas.microsoft.com/office/drawing/2016/5/14/chartex" xmlns:mc="http://schemas.openxmlformats.org/markup-compatibility/2006" xmlns:aink="http://schemas.microsoft.com/office/drawing/2016/ink" xmlns:am3d="http://schemas.microsoft.com/office/drawing/2017/model3d" xmlns:o="urn:schemas-microsoft-com:office:office" xmlns:oel="http://schemas.microsoft.com/office/2019/extlst" xmlns:r="http://schemas.openxmlformats.org/officeDocument/2006/relationships" xmlns:m="http://schemas.openxmlformats.org/officeDocument/2006/math" xmlns:v="urn:schemas-microsoft-com:vml" xmlns:wp14="http://schemas.microsoft.com/office/word/2010/wordprocessingDrawing" xmlns:wp="http://schemas.openxmlformats.org/drawingml/2006/wordprocessingDrawing" xmlns:w10="urn:schemas-microsoft-com:office:word" xmlns:w="http://schemas.openxmlformats.org/wordprocessingml/2006/main" xmlns:w14="http://schemas.microsoft.com/office/word/2010/wordml" xmlns:w15="http://schemas.microsoft.com/office/word/2012/wordml" xmlns:w16cex="http://schemas.microsoft.com/office/word/2018/wordml/cex" xmlns:w16cid="http://schemas.microsoft.com/office/word/2016/wordml/cid" xmlns:w16="http://schemas.microsoft.com/office/word/2018/wordml" xmlns:w16du="http://schemas.microsoft.com/office/word/2023/wordml/word16du" xmlns:w16sdtdh="http://schemas.microsoft.com/office/word/2020/wordml/sdtdatahash" xmlns:w16sdtfl="http://schemas.microsoft.com/office/word/2024/wordml/sdtformatlock" xmlns:w16se="http://schemas.microsoft.com/office/word/2015/wordml/symex" xmlns:wpg="http://schemas.microsoft.com/office/word/2010/wordprocessingGroup" xmlns:wpi="http://schemas.microsoft.com/office/word/2010/wordprocessingInk" xmlns:wne="http://schemas.microsoft.com/office/word/2006/wordml" xmlns:wps="http://schemas.microsoft.com/office/word/2010/wordprocessingShape" mc:Ignorable="w14 w15 w16se w16cid w16 w16cex w16sdtdh w16sdtfl w16du wp14">
+<w:footnotes xmlns:wpc="http://schemas.microsoft.com/office/word/2010/wordprocessingCanvas" xmlns:cx="http://schemas.microsoft.com/office/drawing/2014/chartex" xmlns:cx1="http://schemas.microsoft.com/office/drawing/2015/9/8/chartex" xmlns:cx2="http://schemas.microsoft.com/office/drawing/2015/10/21/chartex" xmlns:cx3="http://schemas.microsoft.com/office/drawing/2016/5/9/chartex" xmlns:cx4="http://schemas.microsoft.com/office/drawing/2016/5/10/chartex" xmlns:cx5="http://schemas.microsoft.com/office/drawing/2016/5/11/chartex" xmlns:cx6="http://schemas.microsoft.com/office/drawing/2016/5/12/chartex" xmlns:cx7="http://schemas.microsoft.com/office/drawing/2016/5/13/chartex" xmlns:cx8="http://schemas.microsoft.com/office/drawing/2016/5/14/chartex" xmlns:mc="http://schemas.openxmlformats.org/markup-compatibility/2006" xmlns:aink="http://schemas.microsoft.com/office/drawing/2016/ink" xmlns:am3d="http://schemas.microsoft.com/office/drawing/2017/model3d" xmlns:o="urn:schemas-microsoft-com:office:office" xmlns:oel="http://schemas.microsoft.com/office/2019/extlst" xmlns:r="http://schemas.openxmlformats.org/officeDocument/2006/relationships" xmlns:m="http://schemas.openxmlformats.org/officeDocument/2006/math" xmlns:v="urn:schemas-microsoft-com:vml" xmlns:wp14="http://schemas.microsoft.com/office/word/2010/wordprocessingDrawing" xmlns:wp="http://schemas.openxmlformats.org/drawingml/2006/wordprocessingDrawing" xmlns:w10="urn:schemas-microsoft-com:office:word" xmlns:w="http://schemas.openxmlformats.org/wordprocessingml/2006/main" xmlns:w14="http://schemas.microsoft.com/office/word/2010/wordml" xmlns:w15="http://schemas.microsoft.com/office/word/2012/wordml" xmlns:w16cex="http://schemas.microsoft.com/office/word/2018/wordml/cex" xmlns:w16cid="http://schemas.microsoft.com/office/word/2016/wordml/cid" xmlns:w16="http://schemas.microsoft.com/office/word/2018/wordml" xmlns:w16du="http://schemas.microsoft.com/office/word/2023/wordml/word16du" xmlns:w16sdtdh="http://schemas.microsoft.com/office/word/2020/wordml/sdtdatahash" xmlns:w16se="http://schemas.microsoft.com/office/word/2015/wordml/symex" xmlns:wpg="http://schemas.microsoft.com/office/word/2010/wordprocessingGroup" xmlns:wpi="http://schemas.microsoft.com/office/word/2010/wordprocessingInk" xmlns:wne="http://schemas.microsoft.com/office/word/2006/wordml" xmlns:wps="http://schemas.microsoft.com/office/word/2010/wordprocessingShape" mc:Ignorable="w14 w15 w16se w16cid w16 w16cex w16sdtdh wp14">
   <w:footnote w:type="separator" w:id="-1">
     <w:p>
       <w:r>
@@ -11919,7 +8129,7 @@
 </file>
 
 <file path=word/header1.xml><?xml version="1.0" encoding="utf-8"?>
-<w:hdr xmlns:wpc="http://schemas.microsoft.com/office/word/2010/wordprocessingCanvas" xmlns:cx="http://schemas.microsoft.com/office/drawing/2014/chartex" xmlns:cx1="http://schemas.microsoft.com/office/drawing/2015/9/8/chartex" xmlns:cx2="http://schemas.microsoft.com/office/drawing/2015/10/21/chartex" xmlns:cx3="http://schemas.microsoft.com/office/drawing/2016/5/9/chartex" xmlns:cx4="http://schemas.microsoft.com/office/drawing/2016/5/10/chartex" xmlns:cx5="http://schemas.microsoft.com/office/drawing/2016/5/11/chartex" xmlns:cx6="http://schemas.microsoft.com/office/drawing/2016/5/12/chartex" xmlns:cx7="http://schemas.microsoft.com/office/drawing/2016/5/13/chartex" xmlns:cx8="http://schemas.microsoft.com/office/drawing/2016/5/14/chartex" xmlns:mc="http://schemas.openxmlformats.org/markup-compatibility/2006" xmlns:aink="http://schemas.microsoft.com/office/drawing/2016/ink" xmlns:am3d="http://schemas.microsoft.com/office/drawing/2017/model3d" xmlns:o="urn:schemas-microsoft-com:office:office" xmlns:oel="http://schemas.microsoft.com/office/2019/extlst" xmlns:r="http://schemas.openxmlformats.org/officeDocument/2006/relationships" xmlns:m="http://schemas.openxmlformats.org/officeDocument/2006/math" xmlns:v="urn:schemas-microsoft-com:vml" xmlns:wp14="http://schemas.microsoft.com/office/word/2010/wordprocessingDrawing" xmlns:wp="http://schemas.openxmlformats.org/drawingml/2006/wordprocessingDrawing" xmlns:w10="urn:schemas-microsoft-com:office:word" xmlns:w="http://schemas.openxmlformats.org/wordprocessingml/2006/main" xmlns:w14="http://schemas.microsoft.com/office/word/2010/wordml" xmlns:w15="http://schemas.microsoft.com/office/word/2012/wordml" xmlns:w16cex="http://schemas.microsoft.com/office/word/2018/wordml/cex" xmlns:w16cid="http://schemas.microsoft.com/office/word/2016/wordml/cid" xmlns:w16="http://schemas.microsoft.com/office/word/2018/wordml" xmlns:w16du="http://schemas.microsoft.com/office/word/2023/wordml/word16du" xmlns:w16sdtdh="http://schemas.microsoft.com/office/word/2020/wordml/sdtdatahash" xmlns:w16sdtfl="http://schemas.microsoft.com/office/word/2024/wordml/sdtformatlock" xmlns:w16se="http://schemas.microsoft.com/office/word/2015/wordml/symex" xmlns:wpg="http://schemas.microsoft.com/office/word/2010/wordprocessingGroup" xmlns:wpi="http://schemas.microsoft.com/office/word/2010/wordprocessingInk" xmlns:wne="http://schemas.microsoft.com/office/word/2006/wordml" xmlns:wps="http://schemas.microsoft.com/office/word/2010/wordprocessingShape" mc:Ignorable="w14 w15 w16se w16cid w16 w16cex w16sdtdh w16sdtfl w16du wp14">
+<w:hdr xmlns:wpc="http://schemas.microsoft.com/office/word/2010/wordprocessingCanvas" xmlns:cx="http://schemas.microsoft.com/office/drawing/2014/chartex" xmlns:cx1="http://schemas.microsoft.com/office/drawing/2015/9/8/chartex" xmlns:cx2="http://schemas.microsoft.com/office/drawing/2015/10/21/chartex" xmlns:cx3="http://schemas.microsoft.com/office/drawing/2016/5/9/chartex" xmlns:cx4="http://schemas.microsoft.com/office/drawing/2016/5/10/chartex" xmlns:cx5="http://schemas.microsoft.com/office/drawing/2016/5/11/chartex" xmlns:cx6="http://schemas.microsoft.com/office/drawing/2016/5/12/chartex" xmlns:cx7="http://schemas.microsoft.com/office/drawing/2016/5/13/chartex" xmlns:cx8="http://schemas.microsoft.com/office/drawing/2016/5/14/chartex" xmlns:mc="http://schemas.openxmlformats.org/markup-compatibility/2006" xmlns:aink="http://schemas.microsoft.com/office/drawing/2016/ink" xmlns:am3d="http://schemas.microsoft.com/office/drawing/2017/model3d" xmlns:o="urn:schemas-microsoft-com:office:office" xmlns:oel="http://schemas.microsoft.com/office/2019/extlst" xmlns:r="http://schemas.openxmlformats.org/officeDocument/2006/relationships" xmlns:m="http://schemas.openxmlformats.org/officeDocument/2006/math" xmlns:v="urn:schemas-microsoft-com:vml" xmlns:wp14="http://schemas.microsoft.com/office/word/2010/wordprocessingDrawing" xmlns:wp="http://schemas.openxmlformats.org/drawingml/2006/wordprocessingDrawing" xmlns:w10="urn:schemas-microsoft-com:office:word" xmlns:w="http://schemas.openxmlformats.org/wordprocessingml/2006/main" xmlns:w14="http://schemas.microsoft.com/office/word/2010/wordml" xmlns:w15="http://schemas.microsoft.com/office/word/2012/wordml" xmlns:w16cex="http://schemas.microsoft.com/office/word/2018/wordml/cex" xmlns:w16cid="http://schemas.microsoft.com/office/word/2016/wordml/cid" xmlns:w16="http://schemas.microsoft.com/office/word/2018/wordml" xmlns:w16du="http://schemas.microsoft.com/office/word/2023/wordml/word16du" xmlns:w16sdtdh="http://schemas.microsoft.com/office/word/2020/wordml/sdtdatahash" xmlns:w16se="http://schemas.microsoft.com/office/word/2015/wordml/symex" xmlns:wpg="http://schemas.microsoft.com/office/word/2010/wordprocessingGroup" xmlns:wpi="http://schemas.microsoft.com/office/word/2010/wordprocessingInk" xmlns:wne="http://schemas.microsoft.com/office/word/2006/wordml" xmlns:wps="http://schemas.microsoft.com/office/word/2010/wordprocessingShape" mc:Ignorable="w14 w15 w16se w16cid w16 w16cex w16sdtdh wp14">
   <w:p>
     <w:pPr>
       <w:pBdr>
@@ -11929,27 +8139,12 @@
         <w:tab w:val="right" w:pos="9026"/>
       </w:tabs>
     </w:pPr>
-    <w:r>
-      <w:rPr>
-        <w:color w:val="2E75B6"/>
-        <w:sz w:val="18"/>
-        <w:szCs w:val="18"/>
-      </w:rPr>
-      <w:t>Knight Swap Puzzle</w:t>
-    </w:r>
-    <w:r>
-      <w:rPr>
-        <w:sz w:val="18"/>
-        <w:szCs w:val="18"/>
-      </w:rPr>
-      <w:tab/>
-    </w:r>
   </w:p>
 </w:hdr>
 </file>
 
 <file path=word/numbering.xml><?xml version="1.0" encoding="utf-8"?>
-<w:numbering xmlns:wpc="http://schemas.microsoft.com/office/word/2010/wordprocessingCanvas" xmlns:cx="http://schemas.microsoft.com/office/drawing/2014/chartex" xmlns:cx1="http://schemas.microsoft.com/office/drawing/2015/9/8/chartex" xmlns:cx2="http://schemas.microsoft.com/office/drawing/2015/10/21/chartex" xmlns:cx3="http://schemas.microsoft.com/office/drawing/2016/5/9/chartex" xmlns:cx4="http://schemas.microsoft.com/office/drawing/2016/5/10/chartex" xmlns:cx5="http://schemas.microsoft.com/office/drawing/2016/5/11/chartex" xmlns:cx6="http://schemas.microsoft.com/office/drawing/2016/5/12/chartex" xmlns:cx7="http://schemas.microsoft.com/office/drawing/2016/5/13/chartex" xmlns:cx8="http://schemas.microsoft.com/office/drawing/2016/5/14/chartex" xmlns:mc="http://schemas.openxmlformats.org/markup-compatibility/2006" xmlns:aink="http://schemas.microsoft.com/office/drawing/2016/ink" xmlns:am3d="http://schemas.microsoft.com/office/drawing/2017/model3d" xmlns:o="urn:schemas-microsoft-com:office:office" xmlns:oel="http://schemas.microsoft.com/office/2019/extlst" xmlns:r="http://schemas.openxmlformats.org/officeDocument/2006/relationships" xmlns:m="http://schemas.openxmlformats.org/officeDocument/2006/math" xmlns:v="urn:schemas-microsoft-com:vml" xmlns:wp14="http://schemas.microsoft.com/office/word/2010/wordprocessingDrawing" xmlns:wp="http://schemas.openxmlformats.org/drawingml/2006/wordprocessingDrawing" xmlns:w10="urn:schemas-microsoft-com:office:word" xmlns:w="http://schemas.openxmlformats.org/wordprocessingml/2006/main" xmlns:w14="http://schemas.microsoft.com/office/word/2010/wordml" xmlns:w15="http://schemas.microsoft.com/office/word/2012/wordml" xmlns:w16cex="http://schemas.microsoft.com/office/word/2018/wordml/cex" xmlns:w16cid="http://schemas.microsoft.com/office/word/2016/wordml/cid" xmlns:w16="http://schemas.microsoft.com/office/word/2018/wordml" xmlns:w16du="http://schemas.microsoft.com/office/word/2023/wordml/word16du" xmlns:w16sdtdh="http://schemas.microsoft.com/office/word/2020/wordml/sdtdatahash" xmlns:w16sdtfl="http://schemas.microsoft.com/office/word/2024/wordml/sdtformatlock" xmlns:w16se="http://schemas.microsoft.com/office/word/2015/wordml/symex" xmlns:wpg="http://schemas.microsoft.com/office/word/2010/wordprocessingGroup" xmlns:wpi="http://schemas.microsoft.com/office/word/2010/wordprocessingInk" xmlns:wne="http://schemas.microsoft.com/office/word/2006/wordml" xmlns:wps="http://schemas.microsoft.com/office/word/2010/wordprocessingShape" mc:Ignorable="w14 w15 w16se w16cid w16 w16cex w16sdtdh w16sdtfl w16du wp14">
+<w:numbering xmlns:wpc="http://schemas.microsoft.com/office/word/2010/wordprocessingCanvas" xmlns:cx="http://schemas.microsoft.com/office/drawing/2014/chartex" xmlns:cx1="http://schemas.microsoft.com/office/drawing/2015/9/8/chartex" xmlns:cx2="http://schemas.microsoft.com/office/drawing/2015/10/21/chartex" xmlns:cx3="http://schemas.microsoft.com/office/drawing/2016/5/9/chartex" xmlns:cx4="http://schemas.microsoft.com/office/drawing/2016/5/10/chartex" xmlns:cx5="http://schemas.microsoft.com/office/drawing/2016/5/11/chartex" xmlns:cx6="http://schemas.microsoft.com/office/drawing/2016/5/12/chartex" xmlns:cx7="http://schemas.microsoft.com/office/drawing/2016/5/13/chartex" xmlns:cx8="http://schemas.microsoft.com/office/drawing/2016/5/14/chartex" xmlns:mc="http://schemas.openxmlformats.org/markup-compatibility/2006" xmlns:aink="http://schemas.microsoft.com/office/drawing/2016/ink" xmlns:am3d="http://schemas.microsoft.com/office/drawing/2017/model3d" xmlns:o="urn:schemas-microsoft-com:office:office" xmlns:oel="http://schemas.microsoft.com/office/2019/extlst" xmlns:r="http://schemas.openxmlformats.org/officeDocument/2006/relationships" xmlns:m="http://schemas.openxmlformats.org/officeDocument/2006/math" xmlns:v="urn:schemas-microsoft-com:vml" xmlns:wp14="http://schemas.microsoft.com/office/word/2010/wordprocessingDrawing" xmlns:wp="http://schemas.openxmlformats.org/drawingml/2006/wordprocessingDrawing" xmlns:w10="urn:schemas-microsoft-com:office:word" xmlns:w="http://schemas.openxmlformats.org/wordprocessingml/2006/main" xmlns:w14="http://schemas.microsoft.com/office/word/2010/wordml" xmlns:w15="http://schemas.microsoft.com/office/word/2012/wordml" xmlns:w16cex="http://schemas.microsoft.com/office/word/2018/wordml/cex" xmlns:w16cid="http://schemas.microsoft.com/office/word/2016/wordml/cid" xmlns:w16="http://schemas.microsoft.com/office/word/2018/wordml" xmlns:w16du="http://schemas.microsoft.com/office/word/2023/wordml/word16du" xmlns:w16sdtdh="http://schemas.microsoft.com/office/word/2020/wordml/sdtdatahash" xmlns:w16se="http://schemas.microsoft.com/office/word/2015/wordml/symex" xmlns:wpg="http://schemas.microsoft.com/office/word/2010/wordprocessingGroup" xmlns:wpi="http://schemas.microsoft.com/office/word/2010/wordprocessingInk" xmlns:wne="http://schemas.microsoft.com/office/word/2006/wordml" xmlns:wps="http://schemas.microsoft.com/office/word/2010/wordprocessingShape" mc:Ignorable="w14 w15 w16se w16cid w16 w16cex w16sdtdh wp14">
   <w:abstractNum w:abstractNumId="0" w15:restartNumberingAfterBreak="0">
     <w:nsid w:val="02D43194"/>
     <w:multiLevelType w:val="hybridMultilevel"/>
@@ -12170,7 +8365,7 @@
 </file>
 
 <file path=word/styles.xml><?xml version="1.0" encoding="utf-8"?>
-<w:styles xmlns:mc="http://schemas.openxmlformats.org/markup-compatibility/2006" xmlns:r="http://schemas.openxmlformats.org/officeDocument/2006/relationships" xmlns:w="http://schemas.openxmlformats.org/wordprocessingml/2006/main" xmlns:w14="http://schemas.microsoft.com/office/word/2010/wordml" xmlns:w15="http://schemas.microsoft.com/office/word/2012/wordml" xmlns:w16cex="http://schemas.microsoft.com/office/word/2018/wordml/cex" xmlns:w16cid="http://schemas.microsoft.com/office/word/2016/wordml/cid" xmlns:w16="http://schemas.microsoft.com/office/word/2018/wordml" xmlns:w16du="http://schemas.microsoft.com/office/word/2023/wordml/word16du" xmlns:w16sdtdh="http://schemas.microsoft.com/office/word/2020/wordml/sdtdatahash" xmlns:w16sdtfl="http://schemas.microsoft.com/office/word/2024/wordml/sdtformatlock" xmlns:w16se="http://schemas.microsoft.com/office/word/2015/wordml/symex" mc:Ignorable="w14 w15 w16se w16cid w16 w16cex w16sdtdh w16sdtfl w16du">
+<w:styles xmlns:mc="http://schemas.openxmlformats.org/markup-compatibility/2006" xmlns:r="http://schemas.openxmlformats.org/officeDocument/2006/relationships" xmlns:w="http://schemas.openxmlformats.org/wordprocessingml/2006/main" xmlns:w14="http://schemas.microsoft.com/office/word/2010/wordml" xmlns:w15="http://schemas.microsoft.com/office/word/2012/wordml" xmlns:w16cex="http://schemas.microsoft.com/office/word/2018/wordml/cex" xmlns:w16cid="http://schemas.microsoft.com/office/word/2016/wordml/cid" xmlns:w16="http://schemas.microsoft.com/office/word/2018/wordml" xmlns:w16sdtdh="http://schemas.microsoft.com/office/word/2020/wordml/sdtdatahash" xmlns:w16se="http://schemas.microsoft.com/office/word/2015/wordml/symex" mc:Ignorable="w14 w15 w16se w16cid w16 w16cex w16sdtdh">
   <w:docDefaults>
     <w:rPrDefault>
       <w:rPr>
@@ -12340,7 +8535,7 @@
     <w:lsdException w:name="Table Grid" w:uiPriority="39"/>
     <w:lsdException w:name="Table Theme" w:semiHidden="1" w:unhideWhenUsed="1"/>
     <w:lsdException w:name="Placeholder Text" w:semiHidden="1"/>
-    <w:lsdException w:name="No Spacing" w:uiPriority="1" w:qFormat="1"/>
+    <w:lsdException w:name="No Spacing" w:uiPriority="1"/>
     <w:lsdException w:name="Light Shading" w:uiPriority="60"/>
     <w:lsdException w:name="Light List" w:uiPriority="61"/>
     <w:lsdException w:name="Light Grid" w:uiPriority="62"/>
@@ -12600,7 +8795,6 @@
   <w:style w:type="paragraph" w:styleId="Heading3">
     <w:name w:val="heading 3"/>
     <w:uiPriority w:val="9"/>
-    <w:semiHidden/>
     <w:unhideWhenUsed/>
     <w:qFormat/>
     <w:pPr>
